--- a/typescript.docx
+++ b/typescript.docx
@@ -1,6 +1,6 @@
 
 <file path=word/document.xml><?xml version="1.0" encoding="utf-8"?>
-<w:document xmlns:wpc="http://schemas.microsoft.com/office/word/2010/wordprocessingCanvas" xmlns:cx="http://schemas.microsoft.com/office/drawing/2014/chartex" xmlns:cx1="http://schemas.microsoft.com/office/drawing/2015/9/8/chartex" xmlns:cx2="http://schemas.microsoft.com/office/drawing/2015/10/21/chartex" xmlns:cx3="http://schemas.microsoft.com/office/drawing/2016/5/9/chartex" xmlns:cx4="http://schemas.microsoft.com/office/drawing/2016/5/10/chartex" xmlns:cx5="http://schemas.microsoft.com/office/drawing/2016/5/11/chartex" xmlns:cx6="http://schemas.microsoft.com/office/drawing/2016/5/12/chartex" xmlns:cx7="http://schemas.microsoft.com/office/drawing/2016/5/13/chartex" xmlns:cx8="http://schemas.microsoft.com/office/drawing/2016/5/14/chartex" xmlns:mc="http://schemas.openxmlformats.org/markup-compatibility/2006" xmlns:aink="http://schemas.microsoft.com/office/drawing/2016/ink" xmlns:am3d="http://schemas.microsoft.com/office/drawing/2017/model3d" xmlns:o="urn:schemas-microsoft-com:office:office" xmlns:oel="http://schemas.microsoft.com/office/2019/extlst" xmlns:r="http://schemas.openxmlformats.org/officeDocument/2006/relationships" xmlns:m="http://schemas.openxmlformats.org/officeDocument/2006/math" xmlns:v="urn:schemas-microsoft-com:vml" xmlns:wp14="http://schemas.microsoft.com/office/word/2010/wordprocessingDrawing" xmlns:wp="http://schemas.openxmlformats.org/drawingml/2006/wordprocessingDrawing" xmlns:w10="urn:schemas-microsoft-com:office:word" xmlns:w="http://schemas.openxmlformats.org/wordprocessingml/2006/main" xmlns:w14="http://schemas.microsoft.com/office/word/2010/wordml" xmlns:w15="http://schemas.microsoft.com/office/word/2012/wordml" xmlns:w16cei="http://schemas.microsoft.com/office/word/2026/wordml/cei" xmlns:w16cex="http://schemas.microsoft.com/office/word/2018/wordml/cex" xmlns:w16cid="http://schemas.microsoft.com/office/word/2016/wordml/cid" xmlns:w16="http://schemas.microsoft.com/office/word/2018/wordml" xmlns:w16du="http://schemas.microsoft.com/office/word/2023/wordml/word16du" xmlns:w16sdtdh="http://schemas.microsoft.com/office/word/2020/wordml/sdtdatahash" xmlns:w16sdtfl="http://schemas.microsoft.com/office/word/2024/wordml/sdtformatlock" xmlns:w16se="http://schemas.microsoft.com/office/word/2015/wordml/symex" xmlns:wpg="http://schemas.microsoft.com/office/word/2010/wordprocessingGroup" xmlns:wpi="http://schemas.microsoft.com/office/word/2010/wordprocessingInk" xmlns:wne="http://schemas.microsoft.com/office/word/2006/wordml" xmlns:wps="http://schemas.microsoft.com/office/word/2010/wordprocessingShape" mc:Ignorable="w14 w15 w16se w16cid w16 w16cex w16sdtdh w16sdtfl w16du wp14">
+<w:document xmlns:wpc="http://schemas.microsoft.com/office/word/2010/wordprocessingCanvas" xmlns:cx="http://schemas.microsoft.com/office/drawing/2014/chartex" xmlns:mc="http://schemas.openxmlformats.org/markup-compatibility/2006" xmlns:o="urn:schemas-microsoft-com:office:office" xmlns:r="http://schemas.openxmlformats.org/officeDocument/2006/relationships" xmlns:m="http://schemas.openxmlformats.org/officeDocument/2006/math" xmlns:v="urn:schemas-microsoft-com:vml" xmlns:wp14="http://schemas.microsoft.com/office/word/2010/wordprocessingDrawing" xmlns:wp="http://schemas.openxmlformats.org/drawingml/2006/wordprocessingDrawing" xmlns:w10="urn:schemas-microsoft-com:office:word" xmlns:w="http://schemas.openxmlformats.org/wordprocessingml/2006/main" xmlns:w14="http://schemas.microsoft.com/office/word/2010/wordml" xmlns:w15="http://schemas.microsoft.com/office/word/2012/wordml" xmlns:w16se="http://schemas.microsoft.com/office/word/2015/wordml/symex" xmlns:wpg="http://schemas.microsoft.com/office/word/2010/wordprocessingGroup" xmlns:wpi="http://schemas.microsoft.com/office/word/2010/wordprocessingInk" xmlns:wne="http://schemas.microsoft.com/office/word/2006/wordml" xmlns:wps="http://schemas.microsoft.com/office/word/2010/wordprocessingShape" mc:Ignorable="w14 w15 w16se wp14">
   <w:body>
     <w:p>
       <w:pPr>
@@ -2493,6 +2493,8 @@
       <w:r>
         <w:rPr>
           <w:rFonts w:ascii="Lucida Console" w:hAnsi="Lucida Console"/>
+          <w:noProof/>
+          <w:lang w:eastAsia="tr-TR"/>
         </w:rPr>
         <w:drawing>
           <wp:inline distT="0" distB="0" distL="0" distR="0" wp14:anchorId="6B3D2A4A" wp14:editId="78927FE6">
@@ -2615,6 +2617,2550 @@
         <w:t xml:space="preserve">type inference: typescript trying to guess type of a variable </w:t>
       </w:r>
     </w:p>
+    <w:p>
+      <w:pPr>
+        <w:jc w:val="both"/>
+        <w:rPr>
+          <w:rFonts w:ascii="Lucida Console" w:hAnsi="Lucida Console"/>
+          <w:b/>
+        </w:rPr>
+      </w:pPr>
+    </w:p>
+    <w:p>
+      <w:pPr>
+        <w:jc w:val="both"/>
+        <w:rPr>
+          <w:rFonts w:ascii="Lucida Console" w:hAnsi="Lucida Console"/>
+          <w:b/>
+        </w:rPr>
+      </w:pPr>
+      <w:r>
+        <w:rPr>
+          <w:rFonts w:ascii="Lucida Console" w:hAnsi="Lucida Console"/>
+          <w:b/>
+        </w:rPr>
+        <w:t>.7</w:t>
+      </w:r>
+      <w:r>
+        <w:rPr>
+          <w:rFonts w:ascii="Lucida Console" w:hAnsi="Lucida Console"/>
+          <w:b/>
+        </w:rPr>
+        <w:t xml:space="preserve">. different annotations </w:t>
+      </w:r>
+    </w:p>
+    <w:p>
+      <w:pPr>
+        <w:shd w:val="clear" w:color="auto" w:fill="121314"/>
+        <w:spacing w:after="0" w:line="285" w:lineRule="atLeast"/>
+        <w:rPr>
+          <w:rFonts w:ascii="Consolas" w:eastAsia="Times New Roman" w:hAnsi="Consolas" w:cs="Times New Roman"/>
+          <w:color w:val="BBBEBF"/>
+          <w:kern w:val="0"/>
+          <w:sz w:val="21"/>
+          <w:szCs w:val="21"/>
+          <w:lang w:eastAsia="tr-TR"/>
+          <w14:ligatures w14:val="none"/>
+        </w:rPr>
+      </w:pPr>
+      <w:r>
+        <w:rPr>
+          <w:rFonts w:ascii="Consolas" w:eastAsia="Times New Roman" w:hAnsi="Consolas" w:cs="Times New Roman"/>
+          <w:color w:val="FF7B72"/>
+          <w:kern w:val="0"/>
+          <w:sz w:val="21"/>
+          <w:szCs w:val="21"/>
+          <w:lang w:eastAsia="tr-TR"/>
+          <w14:ligatures w14:val="none"/>
+        </w:rPr>
+        <w:t>let</w:t>
+      </w:r>
+      <w:r>
+        <w:rPr>
+          <w:rFonts w:ascii="Consolas" w:eastAsia="Times New Roman" w:hAnsi="Consolas" w:cs="Times New Roman"/>
+          <w:color w:val="BBBEBF"/>
+          <w:kern w:val="0"/>
+          <w:sz w:val="21"/>
+          <w:szCs w:val="21"/>
+          <w:lang w:eastAsia="tr-TR"/>
+          <w14:ligatures w14:val="none"/>
+        </w:rPr>
+        <w:t xml:space="preserve"> </w:t>
+      </w:r>
+      <w:r>
+        <w:rPr>
+          <w:rFonts w:ascii="Consolas" w:eastAsia="Times New Roman" w:hAnsi="Consolas" w:cs="Times New Roman"/>
+          <w:color w:val="C9D1D9"/>
+          <w:kern w:val="0"/>
+          <w:sz w:val="21"/>
+          <w:szCs w:val="21"/>
+          <w:lang w:eastAsia="tr-TR"/>
+          <w14:ligatures w14:val="none"/>
+        </w:rPr>
+        <w:t>apples</w:t>
+      </w:r>
+      <w:r>
+        <w:rPr>
+          <w:rFonts w:ascii="Consolas" w:eastAsia="Times New Roman" w:hAnsi="Consolas" w:cs="Times New Roman"/>
+          <w:color w:val="D4D4D4"/>
+          <w:kern w:val="0"/>
+          <w:sz w:val="21"/>
+          <w:szCs w:val="21"/>
+          <w:lang w:eastAsia="tr-TR"/>
+          <w14:ligatures w14:val="none"/>
+        </w:rPr>
+        <w:t>:</w:t>
+      </w:r>
+      <w:r>
+        <w:rPr>
+          <w:rFonts w:ascii="Consolas" w:eastAsia="Times New Roman" w:hAnsi="Consolas" w:cs="Times New Roman"/>
+          <w:color w:val="BBBEBF"/>
+          <w:kern w:val="0"/>
+          <w:sz w:val="21"/>
+          <w:szCs w:val="21"/>
+          <w:lang w:eastAsia="tr-TR"/>
+          <w14:ligatures w14:val="none"/>
+        </w:rPr>
+        <w:t xml:space="preserve"> </w:t>
+      </w:r>
+      <w:r>
+        <w:rPr>
+          <w:rFonts w:ascii="Consolas" w:eastAsia="Times New Roman" w:hAnsi="Consolas" w:cs="Times New Roman"/>
+          <w:color w:val="4EC9B0"/>
+          <w:kern w:val="0"/>
+          <w:sz w:val="21"/>
+          <w:szCs w:val="21"/>
+          <w:lang w:eastAsia="tr-TR"/>
+          <w14:ligatures w14:val="none"/>
+        </w:rPr>
+        <w:t>number</w:t>
+      </w:r>
+      <w:r>
+        <w:rPr>
+          <w:rFonts w:ascii="Consolas" w:eastAsia="Times New Roman" w:hAnsi="Consolas" w:cs="Times New Roman"/>
+          <w:color w:val="BBBEBF"/>
+          <w:kern w:val="0"/>
+          <w:sz w:val="21"/>
+          <w:szCs w:val="21"/>
+          <w:lang w:eastAsia="tr-TR"/>
+          <w14:ligatures w14:val="none"/>
+        </w:rPr>
+        <w:t xml:space="preserve"> </w:t>
+      </w:r>
+      <w:r>
+        <w:rPr>
+          <w:rFonts w:ascii="Consolas" w:eastAsia="Times New Roman" w:hAnsi="Consolas" w:cs="Times New Roman"/>
+          <w:color w:val="D4D4D4"/>
+          <w:kern w:val="0"/>
+          <w:sz w:val="21"/>
+          <w:szCs w:val="21"/>
+          <w:lang w:eastAsia="tr-TR"/>
+          <w14:ligatures w14:val="none"/>
+        </w:rPr>
+        <w:t>=</w:t>
+      </w:r>
+      <w:r>
+        <w:rPr>
+          <w:rFonts w:ascii="Consolas" w:eastAsia="Times New Roman" w:hAnsi="Consolas" w:cs="Times New Roman"/>
+          <w:color w:val="BBBEBF"/>
+          <w:kern w:val="0"/>
+          <w:sz w:val="21"/>
+          <w:szCs w:val="21"/>
+          <w:lang w:eastAsia="tr-TR"/>
+          <w14:ligatures w14:val="none"/>
+        </w:rPr>
+        <w:t xml:space="preserve"> </w:t>
+      </w:r>
+      <w:r>
+        <w:rPr>
+          <w:rFonts w:ascii="Consolas" w:eastAsia="Times New Roman" w:hAnsi="Consolas" w:cs="Times New Roman"/>
+          <w:color w:val="B5CEA8"/>
+          <w:kern w:val="0"/>
+          <w:sz w:val="21"/>
+          <w:szCs w:val="21"/>
+          <w:lang w:eastAsia="tr-TR"/>
+          <w14:ligatures w14:val="none"/>
+        </w:rPr>
+        <w:t>5</w:t>
+      </w:r>
+      <w:r>
+        <w:rPr>
+          <w:rFonts w:ascii="Consolas" w:eastAsia="Times New Roman" w:hAnsi="Consolas" w:cs="Times New Roman"/>
+          <w:color w:val="BBBEBF"/>
+          <w:kern w:val="0"/>
+          <w:sz w:val="21"/>
+          <w:szCs w:val="21"/>
+          <w:lang w:eastAsia="tr-TR"/>
+          <w14:ligatures w14:val="none"/>
+        </w:rPr>
+        <w:t>;</w:t>
+      </w:r>
+    </w:p>
+    <w:p>
+      <w:pPr>
+        <w:shd w:val="clear" w:color="auto" w:fill="121314"/>
+        <w:spacing w:after="0" w:line="285" w:lineRule="atLeast"/>
+        <w:rPr>
+          <w:rFonts w:ascii="Consolas" w:eastAsia="Times New Roman" w:hAnsi="Consolas" w:cs="Times New Roman"/>
+          <w:color w:val="BBBEBF"/>
+          <w:kern w:val="0"/>
+          <w:sz w:val="21"/>
+          <w:szCs w:val="21"/>
+          <w:lang w:eastAsia="tr-TR"/>
+          <w14:ligatures w14:val="none"/>
+        </w:rPr>
+      </w:pPr>
+    </w:p>
+    <w:p>
+      <w:pPr>
+        <w:shd w:val="clear" w:color="auto" w:fill="121314"/>
+        <w:spacing w:after="0" w:line="285" w:lineRule="atLeast"/>
+        <w:rPr>
+          <w:rFonts w:ascii="Consolas" w:eastAsia="Times New Roman" w:hAnsi="Consolas" w:cs="Times New Roman"/>
+          <w:color w:val="BBBEBF"/>
+          <w:kern w:val="0"/>
+          <w:sz w:val="21"/>
+          <w:szCs w:val="21"/>
+          <w:lang w:eastAsia="tr-TR"/>
+          <w14:ligatures w14:val="none"/>
+        </w:rPr>
+      </w:pPr>
+      <w:r>
+        <w:rPr>
+          <w:rFonts w:ascii="Consolas" w:eastAsia="Times New Roman" w:hAnsi="Consolas" w:cs="Times New Roman"/>
+          <w:color w:val="FF7B72"/>
+          <w:kern w:val="0"/>
+          <w:sz w:val="21"/>
+          <w:szCs w:val="21"/>
+          <w:lang w:eastAsia="tr-TR"/>
+          <w14:ligatures w14:val="none"/>
+        </w:rPr>
+        <w:t>let</w:t>
+      </w:r>
+      <w:r>
+        <w:rPr>
+          <w:rFonts w:ascii="Consolas" w:eastAsia="Times New Roman" w:hAnsi="Consolas" w:cs="Times New Roman"/>
+          <w:color w:val="BBBEBF"/>
+          <w:kern w:val="0"/>
+          <w:sz w:val="21"/>
+          <w:szCs w:val="21"/>
+          <w:lang w:eastAsia="tr-TR"/>
+          <w14:ligatures w14:val="none"/>
+        </w:rPr>
+        <w:t xml:space="preserve"> </w:t>
+      </w:r>
+      <w:r>
+        <w:rPr>
+          <w:rFonts w:ascii="Consolas" w:eastAsia="Times New Roman" w:hAnsi="Consolas" w:cs="Times New Roman"/>
+          <w:color w:val="C9D1D9"/>
+          <w:kern w:val="0"/>
+          <w:sz w:val="21"/>
+          <w:szCs w:val="21"/>
+          <w:lang w:eastAsia="tr-TR"/>
+          <w14:ligatures w14:val="none"/>
+        </w:rPr>
+        <w:t>nothing</w:t>
+      </w:r>
+      <w:r>
+        <w:rPr>
+          <w:rFonts w:ascii="Consolas" w:eastAsia="Times New Roman" w:hAnsi="Consolas" w:cs="Times New Roman"/>
+          <w:color w:val="BBBEBF"/>
+          <w:kern w:val="0"/>
+          <w:sz w:val="21"/>
+          <w:szCs w:val="21"/>
+          <w:lang w:eastAsia="tr-TR"/>
+          <w14:ligatures w14:val="none"/>
+        </w:rPr>
+        <w:t xml:space="preserve"> </w:t>
+      </w:r>
+      <w:r>
+        <w:rPr>
+          <w:rFonts w:ascii="Consolas" w:eastAsia="Times New Roman" w:hAnsi="Consolas" w:cs="Times New Roman"/>
+          <w:color w:val="D4D4D4"/>
+          <w:kern w:val="0"/>
+          <w:sz w:val="21"/>
+          <w:szCs w:val="21"/>
+          <w:lang w:eastAsia="tr-TR"/>
+          <w14:ligatures w14:val="none"/>
+        </w:rPr>
+        <w:t>:</w:t>
+      </w:r>
+      <w:r>
+        <w:rPr>
+          <w:rFonts w:ascii="Consolas" w:eastAsia="Times New Roman" w:hAnsi="Consolas" w:cs="Times New Roman"/>
+          <w:color w:val="BBBEBF"/>
+          <w:kern w:val="0"/>
+          <w:sz w:val="21"/>
+          <w:szCs w:val="21"/>
+          <w:lang w:eastAsia="tr-TR"/>
+          <w14:ligatures w14:val="none"/>
+        </w:rPr>
+        <w:t xml:space="preserve"> </w:t>
+      </w:r>
+      <w:r>
+        <w:rPr>
+          <w:rFonts w:ascii="Consolas" w:eastAsia="Times New Roman" w:hAnsi="Consolas" w:cs="Times New Roman"/>
+          <w:color w:val="4EC9B0"/>
+          <w:kern w:val="0"/>
+          <w:sz w:val="21"/>
+          <w:szCs w:val="21"/>
+          <w:lang w:eastAsia="tr-TR"/>
+          <w14:ligatures w14:val="none"/>
+        </w:rPr>
+        <w:t>null</w:t>
+      </w:r>
+      <w:r>
+        <w:rPr>
+          <w:rFonts w:ascii="Consolas" w:eastAsia="Times New Roman" w:hAnsi="Consolas" w:cs="Times New Roman"/>
+          <w:color w:val="BBBEBF"/>
+          <w:kern w:val="0"/>
+          <w:sz w:val="21"/>
+          <w:szCs w:val="21"/>
+          <w:lang w:eastAsia="tr-TR"/>
+          <w14:ligatures w14:val="none"/>
+        </w:rPr>
+        <w:t xml:space="preserve"> </w:t>
+      </w:r>
+      <w:r>
+        <w:rPr>
+          <w:rFonts w:ascii="Consolas" w:eastAsia="Times New Roman" w:hAnsi="Consolas" w:cs="Times New Roman"/>
+          <w:color w:val="D4D4D4"/>
+          <w:kern w:val="0"/>
+          <w:sz w:val="21"/>
+          <w:szCs w:val="21"/>
+          <w:lang w:eastAsia="tr-TR"/>
+          <w14:ligatures w14:val="none"/>
+        </w:rPr>
+        <w:t>=</w:t>
+      </w:r>
+      <w:r>
+        <w:rPr>
+          <w:rFonts w:ascii="Consolas" w:eastAsia="Times New Roman" w:hAnsi="Consolas" w:cs="Times New Roman"/>
+          <w:color w:val="BBBEBF"/>
+          <w:kern w:val="0"/>
+          <w:sz w:val="21"/>
+          <w:szCs w:val="21"/>
+          <w:lang w:eastAsia="tr-TR"/>
+          <w14:ligatures w14:val="none"/>
+        </w:rPr>
+        <w:t xml:space="preserve"> </w:t>
+      </w:r>
+      <w:r>
+        <w:rPr>
+          <w:rFonts w:ascii="Consolas" w:eastAsia="Times New Roman" w:hAnsi="Consolas" w:cs="Times New Roman"/>
+          <w:color w:val="569CD6"/>
+          <w:kern w:val="0"/>
+          <w:sz w:val="21"/>
+          <w:szCs w:val="21"/>
+          <w:lang w:eastAsia="tr-TR"/>
+          <w14:ligatures w14:val="none"/>
+        </w:rPr>
+        <w:t>null</w:t>
+      </w:r>
+      <w:r>
+        <w:rPr>
+          <w:rFonts w:ascii="Consolas" w:eastAsia="Times New Roman" w:hAnsi="Consolas" w:cs="Times New Roman"/>
+          <w:color w:val="BBBEBF"/>
+          <w:kern w:val="0"/>
+          <w:sz w:val="21"/>
+          <w:szCs w:val="21"/>
+          <w:lang w:eastAsia="tr-TR"/>
+          <w14:ligatures w14:val="none"/>
+        </w:rPr>
+        <w:t>;</w:t>
+      </w:r>
+    </w:p>
+    <w:p>
+      <w:pPr>
+        <w:shd w:val="clear" w:color="auto" w:fill="121314"/>
+        <w:spacing w:after="0" w:line="285" w:lineRule="atLeast"/>
+        <w:rPr>
+          <w:rFonts w:ascii="Consolas" w:eastAsia="Times New Roman" w:hAnsi="Consolas" w:cs="Times New Roman"/>
+          <w:color w:val="BBBEBF"/>
+          <w:kern w:val="0"/>
+          <w:sz w:val="21"/>
+          <w:szCs w:val="21"/>
+          <w:lang w:eastAsia="tr-TR"/>
+          <w14:ligatures w14:val="none"/>
+        </w:rPr>
+      </w:pPr>
+      <w:r>
+        <w:rPr>
+          <w:rFonts w:ascii="Consolas" w:eastAsia="Times New Roman" w:hAnsi="Consolas" w:cs="Times New Roman"/>
+          <w:color w:val="FF7B72"/>
+          <w:kern w:val="0"/>
+          <w:sz w:val="21"/>
+          <w:szCs w:val="21"/>
+          <w:lang w:eastAsia="tr-TR"/>
+          <w14:ligatures w14:val="none"/>
+        </w:rPr>
+        <w:t>let</w:t>
+      </w:r>
+      <w:r>
+        <w:rPr>
+          <w:rFonts w:ascii="Consolas" w:eastAsia="Times New Roman" w:hAnsi="Consolas" w:cs="Times New Roman"/>
+          <w:color w:val="BBBEBF"/>
+          <w:kern w:val="0"/>
+          <w:sz w:val="21"/>
+          <w:szCs w:val="21"/>
+          <w:lang w:eastAsia="tr-TR"/>
+          <w14:ligatures w14:val="none"/>
+        </w:rPr>
+        <w:t xml:space="preserve"> </w:t>
+      </w:r>
+      <w:r>
+        <w:rPr>
+          <w:rFonts w:ascii="Consolas" w:eastAsia="Times New Roman" w:hAnsi="Consolas" w:cs="Times New Roman"/>
+          <w:color w:val="C9D1D9"/>
+          <w:kern w:val="0"/>
+          <w:sz w:val="21"/>
+          <w:szCs w:val="21"/>
+          <w:lang w:eastAsia="tr-TR"/>
+          <w14:ligatures w14:val="none"/>
+        </w:rPr>
+        <w:t>no</w:t>
+      </w:r>
+      <w:r>
+        <w:rPr>
+          <w:rFonts w:ascii="Consolas" w:eastAsia="Times New Roman" w:hAnsi="Consolas" w:cs="Times New Roman"/>
+          <w:color w:val="BBBEBF"/>
+          <w:kern w:val="0"/>
+          <w:sz w:val="21"/>
+          <w:szCs w:val="21"/>
+          <w:lang w:eastAsia="tr-TR"/>
+          <w14:ligatures w14:val="none"/>
+        </w:rPr>
+        <w:t xml:space="preserve"> </w:t>
+      </w:r>
+      <w:r>
+        <w:rPr>
+          <w:rFonts w:ascii="Consolas" w:eastAsia="Times New Roman" w:hAnsi="Consolas" w:cs="Times New Roman"/>
+          <w:color w:val="D4D4D4"/>
+          <w:kern w:val="0"/>
+          <w:sz w:val="21"/>
+          <w:szCs w:val="21"/>
+          <w:lang w:eastAsia="tr-TR"/>
+          <w14:ligatures w14:val="none"/>
+        </w:rPr>
+        <w:t>:</w:t>
+      </w:r>
+      <w:r>
+        <w:rPr>
+          <w:rFonts w:ascii="Consolas" w:eastAsia="Times New Roman" w:hAnsi="Consolas" w:cs="Times New Roman"/>
+          <w:color w:val="BBBEBF"/>
+          <w:kern w:val="0"/>
+          <w:sz w:val="21"/>
+          <w:szCs w:val="21"/>
+          <w:lang w:eastAsia="tr-TR"/>
+          <w14:ligatures w14:val="none"/>
+        </w:rPr>
+        <w:t xml:space="preserve"> </w:t>
+      </w:r>
+      <w:r>
+        <w:rPr>
+          <w:rFonts w:ascii="Consolas" w:eastAsia="Times New Roman" w:hAnsi="Consolas" w:cs="Times New Roman"/>
+          <w:color w:val="4EC9B0"/>
+          <w:kern w:val="0"/>
+          <w:sz w:val="21"/>
+          <w:szCs w:val="21"/>
+          <w:lang w:eastAsia="tr-TR"/>
+          <w14:ligatures w14:val="none"/>
+        </w:rPr>
+        <w:t>undefined</w:t>
+      </w:r>
+      <w:r>
+        <w:rPr>
+          <w:rFonts w:ascii="Consolas" w:eastAsia="Times New Roman" w:hAnsi="Consolas" w:cs="Times New Roman"/>
+          <w:color w:val="BBBEBF"/>
+          <w:kern w:val="0"/>
+          <w:sz w:val="21"/>
+          <w:szCs w:val="21"/>
+          <w:lang w:eastAsia="tr-TR"/>
+          <w14:ligatures w14:val="none"/>
+        </w:rPr>
+        <w:t xml:space="preserve"> </w:t>
+      </w:r>
+      <w:r>
+        <w:rPr>
+          <w:rFonts w:ascii="Consolas" w:eastAsia="Times New Roman" w:hAnsi="Consolas" w:cs="Times New Roman"/>
+          <w:color w:val="D4D4D4"/>
+          <w:kern w:val="0"/>
+          <w:sz w:val="21"/>
+          <w:szCs w:val="21"/>
+          <w:lang w:eastAsia="tr-TR"/>
+          <w14:ligatures w14:val="none"/>
+        </w:rPr>
+        <w:t>=</w:t>
+      </w:r>
+      <w:r>
+        <w:rPr>
+          <w:rFonts w:ascii="Consolas" w:eastAsia="Times New Roman" w:hAnsi="Consolas" w:cs="Times New Roman"/>
+          <w:color w:val="BBBEBF"/>
+          <w:kern w:val="0"/>
+          <w:sz w:val="21"/>
+          <w:szCs w:val="21"/>
+          <w:lang w:eastAsia="tr-TR"/>
+          <w14:ligatures w14:val="none"/>
+        </w:rPr>
+        <w:t xml:space="preserve"> </w:t>
+      </w:r>
+      <w:r>
+        <w:rPr>
+          <w:rFonts w:ascii="Consolas" w:eastAsia="Times New Roman" w:hAnsi="Consolas" w:cs="Times New Roman"/>
+          <w:color w:val="569CD6"/>
+          <w:kern w:val="0"/>
+          <w:sz w:val="21"/>
+          <w:szCs w:val="21"/>
+          <w:lang w:eastAsia="tr-TR"/>
+          <w14:ligatures w14:val="none"/>
+        </w:rPr>
+        <w:t>undefined</w:t>
+      </w:r>
+      <w:r>
+        <w:rPr>
+          <w:rFonts w:ascii="Consolas" w:eastAsia="Times New Roman" w:hAnsi="Consolas" w:cs="Times New Roman"/>
+          <w:color w:val="BBBEBF"/>
+          <w:kern w:val="0"/>
+          <w:sz w:val="21"/>
+          <w:szCs w:val="21"/>
+          <w:lang w:eastAsia="tr-TR"/>
+          <w14:ligatures w14:val="none"/>
+        </w:rPr>
+        <w:t>;</w:t>
+      </w:r>
+    </w:p>
+    <w:p>
+      <w:pPr>
+        <w:shd w:val="clear" w:color="auto" w:fill="121314"/>
+        <w:spacing w:after="240" w:line="285" w:lineRule="atLeast"/>
+        <w:rPr>
+          <w:rFonts w:ascii="Consolas" w:eastAsia="Times New Roman" w:hAnsi="Consolas" w:cs="Times New Roman"/>
+          <w:color w:val="BBBEBF"/>
+          <w:kern w:val="0"/>
+          <w:sz w:val="21"/>
+          <w:szCs w:val="21"/>
+          <w:lang w:eastAsia="tr-TR"/>
+          <w14:ligatures w14:val="none"/>
+        </w:rPr>
+      </w:pPr>
+    </w:p>
+    <w:p>
+      <w:pPr>
+        <w:shd w:val="clear" w:color="auto" w:fill="121314"/>
+        <w:spacing w:after="0" w:line="285" w:lineRule="atLeast"/>
+        <w:rPr>
+          <w:rFonts w:ascii="Consolas" w:eastAsia="Times New Roman" w:hAnsi="Consolas" w:cs="Times New Roman"/>
+          <w:color w:val="BBBEBF"/>
+          <w:kern w:val="0"/>
+          <w:sz w:val="21"/>
+          <w:szCs w:val="21"/>
+          <w:lang w:eastAsia="tr-TR"/>
+          <w14:ligatures w14:val="none"/>
+        </w:rPr>
+      </w:pPr>
+      <w:r>
+        <w:rPr>
+          <w:rFonts w:ascii="Consolas" w:eastAsia="Times New Roman" w:hAnsi="Consolas" w:cs="Times New Roman"/>
+          <w:color w:val="FF7B72"/>
+          <w:kern w:val="0"/>
+          <w:sz w:val="21"/>
+          <w:szCs w:val="21"/>
+          <w:lang w:eastAsia="tr-TR"/>
+          <w14:ligatures w14:val="none"/>
+        </w:rPr>
+        <w:t>let</w:t>
+      </w:r>
+      <w:r>
+        <w:rPr>
+          <w:rFonts w:ascii="Consolas" w:eastAsia="Times New Roman" w:hAnsi="Consolas" w:cs="Times New Roman"/>
+          <w:color w:val="BBBEBF"/>
+          <w:kern w:val="0"/>
+          <w:sz w:val="21"/>
+          <w:szCs w:val="21"/>
+          <w:lang w:eastAsia="tr-TR"/>
+          <w14:ligatures w14:val="none"/>
+        </w:rPr>
+        <w:t xml:space="preserve"> </w:t>
+      </w:r>
+      <w:r>
+        <w:rPr>
+          <w:rFonts w:ascii="Consolas" w:eastAsia="Times New Roman" w:hAnsi="Consolas" w:cs="Times New Roman"/>
+          <w:color w:val="C9D1D9"/>
+          <w:kern w:val="0"/>
+          <w:sz w:val="21"/>
+          <w:szCs w:val="21"/>
+          <w:lang w:eastAsia="tr-TR"/>
+          <w14:ligatures w14:val="none"/>
+        </w:rPr>
+        <w:t>now</w:t>
+      </w:r>
+      <w:r>
+        <w:rPr>
+          <w:rFonts w:ascii="Consolas" w:eastAsia="Times New Roman" w:hAnsi="Consolas" w:cs="Times New Roman"/>
+          <w:color w:val="BBBEBF"/>
+          <w:kern w:val="0"/>
+          <w:sz w:val="21"/>
+          <w:szCs w:val="21"/>
+          <w:lang w:eastAsia="tr-TR"/>
+          <w14:ligatures w14:val="none"/>
+        </w:rPr>
+        <w:t xml:space="preserve"> </w:t>
+      </w:r>
+      <w:r>
+        <w:rPr>
+          <w:rFonts w:ascii="Consolas" w:eastAsia="Times New Roman" w:hAnsi="Consolas" w:cs="Times New Roman"/>
+          <w:color w:val="D4D4D4"/>
+          <w:kern w:val="0"/>
+          <w:sz w:val="21"/>
+          <w:szCs w:val="21"/>
+          <w:lang w:eastAsia="tr-TR"/>
+          <w14:ligatures w14:val="none"/>
+        </w:rPr>
+        <w:t>:</w:t>
+      </w:r>
+      <w:r>
+        <w:rPr>
+          <w:rFonts w:ascii="Consolas" w:eastAsia="Times New Roman" w:hAnsi="Consolas" w:cs="Times New Roman"/>
+          <w:color w:val="BBBEBF"/>
+          <w:kern w:val="0"/>
+          <w:sz w:val="21"/>
+          <w:szCs w:val="21"/>
+          <w:lang w:eastAsia="tr-TR"/>
+          <w14:ligatures w14:val="none"/>
+        </w:rPr>
+        <w:t xml:space="preserve"> </w:t>
+      </w:r>
+      <w:r>
+        <w:rPr>
+          <w:rFonts w:ascii="Consolas" w:eastAsia="Times New Roman" w:hAnsi="Consolas" w:cs="Times New Roman"/>
+          <w:color w:val="4EC9B0"/>
+          <w:kern w:val="0"/>
+          <w:sz w:val="21"/>
+          <w:szCs w:val="21"/>
+          <w:lang w:eastAsia="tr-TR"/>
+          <w14:ligatures w14:val="none"/>
+        </w:rPr>
+        <w:t>Date</w:t>
+      </w:r>
+      <w:r>
+        <w:rPr>
+          <w:rFonts w:ascii="Consolas" w:eastAsia="Times New Roman" w:hAnsi="Consolas" w:cs="Times New Roman"/>
+          <w:color w:val="BBBEBF"/>
+          <w:kern w:val="0"/>
+          <w:sz w:val="21"/>
+          <w:szCs w:val="21"/>
+          <w:lang w:eastAsia="tr-TR"/>
+          <w14:ligatures w14:val="none"/>
+        </w:rPr>
+        <w:t xml:space="preserve"> </w:t>
+      </w:r>
+      <w:r>
+        <w:rPr>
+          <w:rFonts w:ascii="Consolas" w:eastAsia="Times New Roman" w:hAnsi="Consolas" w:cs="Times New Roman"/>
+          <w:color w:val="D4D4D4"/>
+          <w:kern w:val="0"/>
+          <w:sz w:val="21"/>
+          <w:szCs w:val="21"/>
+          <w:lang w:eastAsia="tr-TR"/>
+          <w14:ligatures w14:val="none"/>
+        </w:rPr>
+        <w:t>=</w:t>
+      </w:r>
+      <w:r>
+        <w:rPr>
+          <w:rFonts w:ascii="Consolas" w:eastAsia="Times New Roman" w:hAnsi="Consolas" w:cs="Times New Roman"/>
+          <w:color w:val="BBBEBF"/>
+          <w:kern w:val="0"/>
+          <w:sz w:val="21"/>
+          <w:szCs w:val="21"/>
+          <w:lang w:eastAsia="tr-TR"/>
+          <w14:ligatures w14:val="none"/>
+        </w:rPr>
+        <w:t xml:space="preserve"> </w:t>
+      </w:r>
+      <w:r>
+        <w:rPr>
+          <w:rFonts w:ascii="Consolas" w:eastAsia="Times New Roman" w:hAnsi="Consolas" w:cs="Times New Roman"/>
+          <w:color w:val="569CD6"/>
+          <w:kern w:val="0"/>
+          <w:sz w:val="21"/>
+          <w:szCs w:val="21"/>
+          <w:lang w:eastAsia="tr-TR"/>
+          <w14:ligatures w14:val="none"/>
+        </w:rPr>
+        <w:t>new</w:t>
+      </w:r>
+      <w:r>
+        <w:rPr>
+          <w:rFonts w:ascii="Consolas" w:eastAsia="Times New Roman" w:hAnsi="Consolas" w:cs="Times New Roman"/>
+          <w:color w:val="BBBEBF"/>
+          <w:kern w:val="0"/>
+          <w:sz w:val="21"/>
+          <w:szCs w:val="21"/>
+          <w:lang w:eastAsia="tr-TR"/>
+          <w14:ligatures w14:val="none"/>
+        </w:rPr>
+        <w:t xml:space="preserve"> </w:t>
+      </w:r>
+      <w:r>
+        <w:rPr>
+          <w:rFonts w:ascii="Consolas" w:eastAsia="Times New Roman" w:hAnsi="Consolas" w:cs="Times New Roman"/>
+          <w:color w:val="D2A8FF"/>
+          <w:kern w:val="0"/>
+          <w:sz w:val="21"/>
+          <w:szCs w:val="21"/>
+          <w:lang w:eastAsia="tr-TR"/>
+          <w14:ligatures w14:val="none"/>
+        </w:rPr>
+        <w:t>Date</w:t>
+      </w:r>
+      <w:r>
+        <w:rPr>
+          <w:rFonts w:ascii="Consolas" w:eastAsia="Times New Roman" w:hAnsi="Consolas" w:cs="Times New Roman"/>
+          <w:color w:val="BBBEBF"/>
+          <w:kern w:val="0"/>
+          <w:sz w:val="21"/>
+          <w:szCs w:val="21"/>
+          <w:lang w:eastAsia="tr-TR"/>
+          <w14:ligatures w14:val="none"/>
+        </w:rPr>
+        <w:t>();</w:t>
+      </w:r>
+    </w:p>
+    <w:p>
+      <w:pPr>
+        <w:shd w:val="clear" w:color="auto" w:fill="121314"/>
+        <w:spacing w:after="0" w:line="285" w:lineRule="atLeast"/>
+        <w:rPr>
+          <w:rFonts w:ascii="Consolas" w:eastAsia="Times New Roman" w:hAnsi="Consolas" w:cs="Times New Roman"/>
+          <w:color w:val="BBBEBF"/>
+          <w:kern w:val="0"/>
+          <w:sz w:val="21"/>
+          <w:szCs w:val="21"/>
+          <w:lang w:eastAsia="tr-TR"/>
+          <w14:ligatures w14:val="none"/>
+        </w:rPr>
+      </w:pPr>
+    </w:p>
+    <w:p>
+      <w:pPr>
+        <w:shd w:val="clear" w:color="auto" w:fill="121314"/>
+        <w:spacing w:after="0" w:line="285" w:lineRule="atLeast"/>
+        <w:rPr>
+          <w:rFonts w:ascii="Consolas" w:eastAsia="Times New Roman" w:hAnsi="Consolas" w:cs="Times New Roman"/>
+          <w:color w:val="BBBEBF"/>
+          <w:kern w:val="0"/>
+          <w:sz w:val="21"/>
+          <w:szCs w:val="21"/>
+          <w:lang w:eastAsia="tr-TR"/>
+          <w14:ligatures w14:val="none"/>
+        </w:rPr>
+      </w:pPr>
+      <w:r>
+        <w:rPr>
+          <w:rFonts w:ascii="Consolas" w:eastAsia="Times New Roman" w:hAnsi="Consolas" w:cs="Times New Roman"/>
+          <w:color w:val="8B949E"/>
+          <w:kern w:val="0"/>
+          <w:sz w:val="21"/>
+          <w:szCs w:val="21"/>
+          <w:lang w:eastAsia="tr-TR"/>
+          <w14:ligatures w14:val="none"/>
+        </w:rPr>
+        <w:t>//array</w:t>
+      </w:r>
+    </w:p>
+    <w:p>
+      <w:pPr>
+        <w:shd w:val="clear" w:color="auto" w:fill="121314"/>
+        <w:spacing w:after="0" w:line="285" w:lineRule="atLeast"/>
+        <w:rPr>
+          <w:rFonts w:ascii="Consolas" w:eastAsia="Times New Roman" w:hAnsi="Consolas" w:cs="Times New Roman"/>
+          <w:color w:val="BBBEBF"/>
+          <w:kern w:val="0"/>
+          <w:sz w:val="21"/>
+          <w:szCs w:val="21"/>
+          <w:lang w:eastAsia="tr-TR"/>
+          <w14:ligatures w14:val="none"/>
+        </w:rPr>
+      </w:pPr>
+      <w:r>
+        <w:rPr>
+          <w:rFonts w:ascii="Consolas" w:eastAsia="Times New Roman" w:hAnsi="Consolas" w:cs="Times New Roman"/>
+          <w:color w:val="FF7B72"/>
+          <w:kern w:val="0"/>
+          <w:sz w:val="21"/>
+          <w:szCs w:val="21"/>
+          <w:lang w:eastAsia="tr-TR"/>
+          <w14:ligatures w14:val="none"/>
+        </w:rPr>
+        <w:t>let</w:t>
+      </w:r>
+      <w:r>
+        <w:rPr>
+          <w:rFonts w:ascii="Consolas" w:eastAsia="Times New Roman" w:hAnsi="Consolas" w:cs="Times New Roman"/>
+          <w:color w:val="BBBEBF"/>
+          <w:kern w:val="0"/>
+          <w:sz w:val="21"/>
+          <w:szCs w:val="21"/>
+          <w:lang w:eastAsia="tr-TR"/>
+          <w14:ligatures w14:val="none"/>
+        </w:rPr>
+        <w:t xml:space="preserve"> </w:t>
+      </w:r>
+      <w:r>
+        <w:rPr>
+          <w:rFonts w:ascii="Consolas" w:eastAsia="Times New Roman" w:hAnsi="Consolas" w:cs="Times New Roman"/>
+          <w:color w:val="C9D1D9"/>
+          <w:kern w:val="0"/>
+          <w:sz w:val="21"/>
+          <w:szCs w:val="21"/>
+          <w:lang w:eastAsia="tr-TR"/>
+          <w14:ligatures w14:val="none"/>
+        </w:rPr>
+        <w:t>colors</w:t>
+      </w:r>
+      <w:r>
+        <w:rPr>
+          <w:rFonts w:ascii="Consolas" w:eastAsia="Times New Roman" w:hAnsi="Consolas" w:cs="Times New Roman"/>
+          <w:color w:val="D4D4D4"/>
+          <w:kern w:val="0"/>
+          <w:sz w:val="21"/>
+          <w:szCs w:val="21"/>
+          <w:lang w:eastAsia="tr-TR"/>
+          <w14:ligatures w14:val="none"/>
+        </w:rPr>
+        <w:t>:</w:t>
+      </w:r>
+      <w:r>
+        <w:rPr>
+          <w:rFonts w:ascii="Consolas" w:eastAsia="Times New Roman" w:hAnsi="Consolas" w:cs="Times New Roman"/>
+          <w:color w:val="BBBEBF"/>
+          <w:kern w:val="0"/>
+          <w:sz w:val="21"/>
+          <w:szCs w:val="21"/>
+          <w:lang w:eastAsia="tr-TR"/>
+          <w14:ligatures w14:val="none"/>
+        </w:rPr>
+        <w:t xml:space="preserve"> </w:t>
+      </w:r>
+      <w:r>
+        <w:rPr>
+          <w:rFonts w:ascii="Consolas" w:eastAsia="Times New Roman" w:hAnsi="Consolas" w:cs="Times New Roman"/>
+          <w:color w:val="4EC9B0"/>
+          <w:kern w:val="0"/>
+          <w:sz w:val="21"/>
+          <w:szCs w:val="21"/>
+          <w:lang w:eastAsia="tr-TR"/>
+          <w14:ligatures w14:val="none"/>
+        </w:rPr>
+        <w:t>string</w:t>
+      </w:r>
+      <w:r>
+        <w:rPr>
+          <w:rFonts w:ascii="Consolas" w:eastAsia="Times New Roman" w:hAnsi="Consolas" w:cs="Times New Roman"/>
+          <w:color w:val="BBBEBF"/>
+          <w:kern w:val="0"/>
+          <w:sz w:val="21"/>
+          <w:szCs w:val="21"/>
+          <w:lang w:eastAsia="tr-TR"/>
+          <w14:ligatures w14:val="none"/>
+        </w:rPr>
+        <w:t xml:space="preserve">[] </w:t>
+      </w:r>
+      <w:r>
+        <w:rPr>
+          <w:rFonts w:ascii="Consolas" w:eastAsia="Times New Roman" w:hAnsi="Consolas" w:cs="Times New Roman"/>
+          <w:color w:val="D4D4D4"/>
+          <w:kern w:val="0"/>
+          <w:sz w:val="21"/>
+          <w:szCs w:val="21"/>
+          <w:lang w:eastAsia="tr-TR"/>
+          <w14:ligatures w14:val="none"/>
+        </w:rPr>
+        <w:t>=</w:t>
+      </w:r>
+      <w:r>
+        <w:rPr>
+          <w:rFonts w:ascii="Consolas" w:eastAsia="Times New Roman" w:hAnsi="Consolas" w:cs="Times New Roman"/>
+          <w:color w:val="BBBEBF"/>
+          <w:kern w:val="0"/>
+          <w:sz w:val="21"/>
+          <w:szCs w:val="21"/>
+          <w:lang w:eastAsia="tr-TR"/>
+          <w14:ligatures w14:val="none"/>
+        </w:rPr>
+        <w:t xml:space="preserve"> [</w:t>
+      </w:r>
+      <w:r>
+        <w:rPr>
+          <w:rFonts w:ascii="Consolas" w:eastAsia="Times New Roman" w:hAnsi="Consolas" w:cs="Times New Roman"/>
+          <w:color w:val="A5D6FF"/>
+          <w:kern w:val="0"/>
+          <w:sz w:val="21"/>
+          <w:szCs w:val="21"/>
+          <w:lang w:eastAsia="tr-TR"/>
+          <w14:ligatures w14:val="none"/>
+        </w:rPr>
+        <w:t>'red'</w:t>
+      </w:r>
+      <w:r>
+        <w:rPr>
+          <w:rFonts w:ascii="Consolas" w:eastAsia="Times New Roman" w:hAnsi="Consolas" w:cs="Times New Roman"/>
+          <w:color w:val="BBBEBF"/>
+          <w:kern w:val="0"/>
+          <w:sz w:val="21"/>
+          <w:szCs w:val="21"/>
+          <w:lang w:eastAsia="tr-TR"/>
+          <w14:ligatures w14:val="none"/>
+        </w:rPr>
+        <w:t>,</w:t>
+      </w:r>
+      <w:r>
+        <w:rPr>
+          <w:rFonts w:ascii="Consolas" w:eastAsia="Times New Roman" w:hAnsi="Consolas" w:cs="Times New Roman"/>
+          <w:color w:val="A5D6FF"/>
+          <w:kern w:val="0"/>
+          <w:sz w:val="21"/>
+          <w:szCs w:val="21"/>
+          <w:lang w:eastAsia="tr-TR"/>
+          <w14:ligatures w14:val="none"/>
+        </w:rPr>
+        <w:t>'green'</w:t>
+      </w:r>
+      <w:r>
+        <w:rPr>
+          <w:rFonts w:ascii="Consolas" w:eastAsia="Times New Roman" w:hAnsi="Consolas" w:cs="Times New Roman"/>
+          <w:color w:val="BBBEBF"/>
+          <w:kern w:val="0"/>
+          <w:sz w:val="21"/>
+          <w:szCs w:val="21"/>
+          <w:lang w:eastAsia="tr-TR"/>
+          <w14:ligatures w14:val="none"/>
+        </w:rPr>
+        <w:t>,</w:t>
+      </w:r>
+      <w:r>
+        <w:rPr>
+          <w:rFonts w:ascii="Consolas" w:eastAsia="Times New Roman" w:hAnsi="Consolas" w:cs="Times New Roman"/>
+          <w:color w:val="A5D6FF"/>
+          <w:kern w:val="0"/>
+          <w:sz w:val="21"/>
+          <w:szCs w:val="21"/>
+          <w:lang w:eastAsia="tr-TR"/>
+          <w14:ligatures w14:val="none"/>
+        </w:rPr>
+        <w:t>'blue'</w:t>
+      </w:r>
+      <w:r>
+        <w:rPr>
+          <w:rFonts w:ascii="Consolas" w:eastAsia="Times New Roman" w:hAnsi="Consolas" w:cs="Times New Roman"/>
+          <w:color w:val="BBBEBF"/>
+          <w:kern w:val="0"/>
+          <w:sz w:val="21"/>
+          <w:szCs w:val="21"/>
+          <w:lang w:eastAsia="tr-TR"/>
+          <w14:ligatures w14:val="none"/>
+        </w:rPr>
+        <w:t>]</w:t>
+      </w:r>
+    </w:p>
+    <w:p>
+      <w:pPr>
+        <w:shd w:val="clear" w:color="auto" w:fill="121314"/>
+        <w:spacing w:after="240" w:line="285" w:lineRule="atLeast"/>
+        <w:rPr>
+          <w:rFonts w:ascii="Consolas" w:eastAsia="Times New Roman" w:hAnsi="Consolas" w:cs="Times New Roman"/>
+          <w:color w:val="BBBEBF"/>
+          <w:kern w:val="0"/>
+          <w:sz w:val="21"/>
+          <w:szCs w:val="21"/>
+          <w:lang w:eastAsia="tr-TR"/>
+          <w14:ligatures w14:val="none"/>
+        </w:rPr>
+      </w:pPr>
+    </w:p>
+    <w:p>
+      <w:pPr>
+        <w:shd w:val="clear" w:color="auto" w:fill="121314"/>
+        <w:spacing w:after="0" w:line="285" w:lineRule="atLeast"/>
+        <w:rPr>
+          <w:rFonts w:ascii="Consolas" w:eastAsia="Times New Roman" w:hAnsi="Consolas" w:cs="Times New Roman"/>
+          <w:color w:val="BBBEBF"/>
+          <w:kern w:val="0"/>
+          <w:sz w:val="21"/>
+          <w:szCs w:val="21"/>
+          <w:lang w:eastAsia="tr-TR"/>
+          <w14:ligatures w14:val="none"/>
+        </w:rPr>
+      </w:pPr>
+      <w:r>
+        <w:rPr>
+          <w:rFonts w:ascii="Consolas" w:eastAsia="Times New Roman" w:hAnsi="Consolas" w:cs="Times New Roman"/>
+          <w:color w:val="FF7B72"/>
+          <w:kern w:val="0"/>
+          <w:sz w:val="21"/>
+          <w:szCs w:val="21"/>
+          <w:lang w:eastAsia="tr-TR"/>
+          <w14:ligatures w14:val="none"/>
+        </w:rPr>
+        <w:t>let</w:t>
+      </w:r>
+      <w:r>
+        <w:rPr>
+          <w:rFonts w:ascii="Consolas" w:eastAsia="Times New Roman" w:hAnsi="Consolas" w:cs="Times New Roman"/>
+          <w:color w:val="BBBEBF"/>
+          <w:kern w:val="0"/>
+          <w:sz w:val="21"/>
+          <w:szCs w:val="21"/>
+          <w:lang w:eastAsia="tr-TR"/>
+          <w14:ligatures w14:val="none"/>
+        </w:rPr>
+        <w:t xml:space="preserve"> </w:t>
+      </w:r>
+      <w:r>
+        <w:rPr>
+          <w:rFonts w:ascii="Consolas" w:eastAsia="Times New Roman" w:hAnsi="Consolas" w:cs="Times New Roman"/>
+          <w:color w:val="C9D1D9"/>
+          <w:kern w:val="0"/>
+          <w:sz w:val="21"/>
+          <w:szCs w:val="21"/>
+          <w:lang w:eastAsia="tr-TR"/>
+          <w14:ligatures w14:val="none"/>
+        </w:rPr>
+        <w:t>cases</w:t>
+      </w:r>
+      <w:r>
+        <w:rPr>
+          <w:rFonts w:ascii="Consolas" w:eastAsia="Times New Roman" w:hAnsi="Consolas" w:cs="Times New Roman"/>
+          <w:color w:val="BBBEBF"/>
+          <w:kern w:val="0"/>
+          <w:sz w:val="21"/>
+          <w:szCs w:val="21"/>
+          <w:lang w:eastAsia="tr-TR"/>
+          <w14:ligatures w14:val="none"/>
+        </w:rPr>
+        <w:t xml:space="preserve"> </w:t>
+      </w:r>
+      <w:r>
+        <w:rPr>
+          <w:rFonts w:ascii="Consolas" w:eastAsia="Times New Roman" w:hAnsi="Consolas" w:cs="Times New Roman"/>
+          <w:color w:val="D4D4D4"/>
+          <w:kern w:val="0"/>
+          <w:sz w:val="21"/>
+          <w:szCs w:val="21"/>
+          <w:lang w:eastAsia="tr-TR"/>
+          <w14:ligatures w14:val="none"/>
+        </w:rPr>
+        <w:t>:</w:t>
+      </w:r>
+      <w:r>
+        <w:rPr>
+          <w:rFonts w:ascii="Consolas" w:eastAsia="Times New Roman" w:hAnsi="Consolas" w:cs="Times New Roman"/>
+          <w:color w:val="BBBEBF"/>
+          <w:kern w:val="0"/>
+          <w:sz w:val="21"/>
+          <w:szCs w:val="21"/>
+          <w:lang w:eastAsia="tr-TR"/>
+          <w14:ligatures w14:val="none"/>
+        </w:rPr>
+        <w:t xml:space="preserve"> </w:t>
+      </w:r>
+      <w:r>
+        <w:rPr>
+          <w:rFonts w:ascii="Consolas" w:eastAsia="Times New Roman" w:hAnsi="Consolas" w:cs="Times New Roman"/>
+          <w:color w:val="4EC9B0"/>
+          <w:kern w:val="0"/>
+          <w:sz w:val="21"/>
+          <w:szCs w:val="21"/>
+          <w:lang w:eastAsia="tr-TR"/>
+          <w14:ligatures w14:val="none"/>
+        </w:rPr>
+        <w:t>boolean</w:t>
+      </w:r>
+      <w:r>
+        <w:rPr>
+          <w:rFonts w:ascii="Consolas" w:eastAsia="Times New Roman" w:hAnsi="Consolas" w:cs="Times New Roman"/>
+          <w:color w:val="BBBEBF"/>
+          <w:kern w:val="0"/>
+          <w:sz w:val="21"/>
+          <w:szCs w:val="21"/>
+          <w:lang w:eastAsia="tr-TR"/>
+          <w14:ligatures w14:val="none"/>
+        </w:rPr>
+        <w:t xml:space="preserve">[] </w:t>
+      </w:r>
+      <w:r>
+        <w:rPr>
+          <w:rFonts w:ascii="Consolas" w:eastAsia="Times New Roman" w:hAnsi="Consolas" w:cs="Times New Roman"/>
+          <w:color w:val="D4D4D4"/>
+          <w:kern w:val="0"/>
+          <w:sz w:val="21"/>
+          <w:szCs w:val="21"/>
+          <w:lang w:eastAsia="tr-TR"/>
+          <w14:ligatures w14:val="none"/>
+        </w:rPr>
+        <w:t>=</w:t>
+      </w:r>
+      <w:r>
+        <w:rPr>
+          <w:rFonts w:ascii="Consolas" w:eastAsia="Times New Roman" w:hAnsi="Consolas" w:cs="Times New Roman"/>
+          <w:color w:val="BBBEBF"/>
+          <w:kern w:val="0"/>
+          <w:sz w:val="21"/>
+          <w:szCs w:val="21"/>
+          <w:lang w:eastAsia="tr-TR"/>
+          <w14:ligatures w14:val="none"/>
+        </w:rPr>
+        <w:t xml:space="preserve"> [</w:t>
+      </w:r>
+      <w:r>
+        <w:rPr>
+          <w:rFonts w:ascii="Consolas" w:eastAsia="Times New Roman" w:hAnsi="Consolas" w:cs="Times New Roman"/>
+          <w:color w:val="569CD6"/>
+          <w:kern w:val="0"/>
+          <w:sz w:val="21"/>
+          <w:szCs w:val="21"/>
+          <w:lang w:eastAsia="tr-TR"/>
+          <w14:ligatures w14:val="none"/>
+        </w:rPr>
+        <w:t>true</w:t>
+      </w:r>
+      <w:r>
+        <w:rPr>
+          <w:rFonts w:ascii="Consolas" w:eastAsia="Times New Roman" w:hAnsi="Consolas" w:cs="Times New Roman"/>
+          <w:color w:val="BBBEBF"/>
+          <w:kern w:val="0"/>
+          <w:sz w:val="21"/>
+          <w:szCs w:val="21"/>
+          <w:lang w:eastAsia="tr-TR"/>
+          <w14:ligatures w14:val="none"/>
+        </w:rPr>
+        <w:t>,</w:t>
+      </w:r>
+      <w:r>
+        <w:rPr>
+          <w:rFonts w:ascii="Consolas" w:eastAsia="Times New Roman" w:hAnsi="Consolas" w:cs="Times New Roman"/>
+          <w:color w:val="569CD6"/>
+          <w:kern w:val="0"/>
+          <w:sz w:val="21"/>
+          <w:szCs w:val="21"/>
+          <w:lang w:eastAsia="tr-TR"/>
+          <w14:ligatures w14:val="none"/>
+        </w:rPr>
+        <w:t>false</w:t>
+      </w:r>
+      <w:r>
+        <w:rPr>
+          <w:rFonts w:ascii="Consolas" w:eastAsia="Times New Roman" w:hAnsi="Consolas" w:cs="Times New Roman"/>
+          <w:color w:val="BBBEBF"/>
+          <w:kern w:val="0"/>
+          <w:sz w:val="21"/>
+          <w:szCs w:val="21"/>
+          <w:lang w:eastAsia="tr-TR"/>
+          <w14:ligatures w14:val="none"/>
+        </w:rPr>
+        <w:t>,</w:t>
+      </w:r>
+      <w:r>
+        <w:rPr>
+          <w:rFonts w:ascii="Consolas" w:eastAsia="Times New Roman" w:hAnsi="Consolas" w:cs="Times New Roman"/>
+          <w:color w:val="569CD6"/>
+          <w:kern w:val="0"/>
+          <w:sz w:val="21"/>
+          <w:szCs w:val="21"/>
+          <w:lang w:eastAsia="tr-TR"/>
+          <w14:ligatures w14:val="none"/>
+        </w:rPr>
+        <w:t>true</w:t>
+      </w:r>
+      <w:r>
+        <w:rPr>
+          <w:rFonts w:ascii="Consolas" w:eastAsia="Times New Roman" w:hAnsi="Consolas" w:cs="Times New Roman"/>
+          <w:color w:val="BBBEBF"/>
+          <w:kern w:val="0"/>
+          <w:sz w:val="21"/>
+          <w:szCs w:val="21"/>
+          <w:lang w:eastAsia="tr-TR"/>
+          <w14:ligatures w14:val="none"/>
+        </w:rPr>
+        <w:t>]</w:t>
+      </w:r>
+    </w:p>
+    <w:p>
+      <w:pPr>
+        <w:shd w:val="clear" w:color="auto" w:fill="121314"/>
+        <w:spacing w:after="0" w:line="285" w:lineRule="atLeast"/>
+        <w:rPr>
+          <w:rFonts w:ascii="Consolas" w:eastAsia="Times New Roman" w:hAnsi="Consolas" w:cs="Times New Roman"/>
+          <w:color w:val="BBBEBF"/>
+          <w:kern w:val="0"/>
+          <w:sz w:val="21"/>
+          <w:szCs w:val="21"/>
+          <w:lang w:eastAsia="tr-TR"/>
+          <w14:ligatures w14:val="none"/>
+        </w:rPr>
+      </w:pPr>
+    </w:p>
+    <w:p>
+      <w:pPr>
+        <w:shd w:val="clear" w:color="auto" w:fill="121314"/>
+        <w:spacing w:after="0" w:line="285" w:lineRule="atLeast"/>
+        <w:rPr>
+          <w:rFonts w:ascii="Consolas" w:eastAsia="Times New Roman" w:hAnsi="Consolas" w:cs="Times New Roman"/>
+          <w:color w:val="BBBEBF"/>
+          <w:kern w:val="0"/>
+          <w:sz w:val="21"/>
+          <w:szCs w:val="21"/>
+          <w:lang w:eastAsia="tr-TR"/>
+          <w14:ligatures w14:val="none"/>
+        </w:rPr>
+      </w:pPr>
+      <w:r>
+        <w:rPr>
+          <w:rFonts w:ascii="Consolas" w:eastAsia="Times New Roman" w:hAnsi="Consolas" w:cs="Times New Roman"/>
+          <w:color w:val="FF7B72"/>
+          <w:kern w:val="0"/>
+          <w:sz w:val="21"/>
+          <w:szCs w:val="21"/>
+          <w:lang w:eastAsia="tr-TR"/>
+          <w14:ligatures w14:val="none"/>
+        </w:rPr>
+        <w:t>class</w:t>
+      </w:r>
+      <w:r>
+        <w:rPr>
+          <w:rFonts w:ascii="Consolas" w:eastAsia="Times New Roman" w:hAnsi="Consolas" w:cs="Times New Roman"/>
+          <w:color w:val="BBBEBF"/>
+          <w:kern w:val="0"/>
+          <w:sz w:val="21"/>
+          <w:szCs w:val="21"/>
+          <w:lang w:eastAsia="tr-TR"/>
+          <w14:ligatures w14:val="none"/>
+        </w:rPr>
+        <w:t xml:space="preserve"> </w:t>
+      </w:r>
+      <w:r>
+        <w:rPr>
+          <w:rFonts w:ascii="Consolas" w:eastAsia="Times New Roman" w:hAnsi="Consolas" w:cs="Times New Roman"/>
+          <w:color w:val="4EC9B0"/>
+          <w:kern w:val="0"/>
+          <w:sz w:val="21"/>
+          <w:szCs w:val="21"/>
+          <w:lang w:eastAsia="tr-TR"/>
+          <w14:ligatures w14:val="none"/>
+        </w:rPr>
+        <w:t>Car</w:t>
+      </w:r>
+      <w:r>
+        <w:rPr>
+          <w:rFonts w:ascii="Consolas" w:eastAsia="Times New Roman" w:hAnsi="Consolas" w:cs="Times New Roman"/>
+          <w:color w:val="BBBEBF"/>
+          <w:kern w:val="0"/>
+          <w:sz w:val="21"/>
+          <w:szCs w:val="21"/>
+          <w:lang w:eastAsia="tr-TR"/>
+          <w14:ligatures w14:val="none"/>
+        </w:rPr>
+        <w:t>{</w:t>
+      </w:r>
+    </w:p>
+    <w:p>
+      <w:pPr>
+        <w:shd w:val="clear" w:color="auto" w:fill="121314"/>
+        <w:spacing w:after="0" w:line="285" w:lineRule="atLeast"/>
+        <w:rPr>
+          <w:rFonts w:ascii="Consolas" w:eastAsia="Times New Roman" w:hAnsi="Consolas" w:cs="Times New Roman"/>
+          <w:color w:val="BBBEBF"/>
+          <w:kern w:val="0"/>
+          <w:sz w:val="21"/>
+          <w:szCs w:val="21"/>
+          <w:lang w:eastAsia="tr-TR"/>
+          <w14:ligatures w14:val="none"/>
+        </w:rPr>
+      </w:pPr>
+    </w:p>
+    <w:p>
+      <w:pPr>
+        <w:shd w:val="clear" w:color="auto" w:fill="121314"/>
+        <w:spacing w:after="0" w:line="285" w:lineRule="atLeast"/>
+        <w:rPr>
+          <w:rFonts w:ascii="Consolas" w:eastAsia="Times New Roman" w:hAnsi="Consolas" w:cs="Times New Roman"/>
+          <w:color w:val="BBBEBF"/>
+          <w:kern w:val="0"/>
+          <w:sz w:val="21"/>
+          <w:szCs w:val="21"/>
+          <w:lang w:eastAsia="tr-TR"/>
+          <w14:ligatures w14:val="none"/>
+        </w:rPr>
+      </w:pPr>
+      <w:r>
+        <w:rPr>
+          <w:rFonts w:ascii="Consolas" w:eastAsia="Times New Roman" w:hAnsi="Consolas" w:cs="Times New Roman"/>
+          <w:color w:val="BBBEBF"/>
+          <w:kern w:val="0"/>
+          <w:sz w:val="21"/>
+          <w:szCs w:val="21"/>
+          <w:lang w:eastAsia="tr-TR"/>
+          <w14:ligatures w14:val="none"/>
+        </w:rPr>
+        <w:t>}</w:t>
+      </w:r>
+    </w:p>
+    <w:p>
+      <w:pPr>
+        <w:shd w:val="clear" w:color="auto" w:fill="121314"/>
+        <w:spacing w:after="0" w:line="285" w:lineRule="atLeast"/>
+        <w:rPr>
+          <w:rFonts w:ascii="Consolas" w:eastAsia="Times New Roman" w:hAnsi="Consolas" w:cs="Times New Roman"/>
+          <w:color w:val="BBBEBF"/>
+          <w:kern w:val="0"/>
+          <w:sz w:val="21"/>
+          <w:szCs w:val="21"/>
+          <w:lang w:eastAsia="tr-TR"/>
+          <w14:ligatures w14:val="none"/>
+        </w:rPr>
+      </w:pPr>
+    </w:p>
+    <w:p>
+      <w:pPr>
+        <w:shd w:val="clear" w:color="auto" w:fill="121314"/>
+        <w:spacing w:after="0" w:line="285" w:lineRule="atLeast"/>
+        <w:rPr>
+          <w:rFonts w:ascii="Consolas" w:eastAsia="Times New Roman" w:hAnsi="Consolas" w:cs="Times New Roman"/>
+          <w:color w:val="BBBEBF"/>
+          <w:kern w:val="0"/>
+          <w:sz w:val="21"/>
+          <w:szCs w:val="21"/>
+          <w:lang w:eastAsia="tr-TR"/>
+          <w14:ligatures w14:val="none"/>
+        </w:rPr>
+      </w:pPr>
+      <w:r>
+        <w:rPr>
+          <w:rFonts w:ascii="Consolas" w:eastAsia="Times New Roman" w:hAnsi="Consolas" w:cs="Times New Roman"/>
+          <w:color w:val="FF7B72"/>
+          <w:kern w:val="0"/>
+          <w:sz w:val="21"/>
+          <w:szCs w:val="21"/>
+          <w:lang w:eastAsia="tr-TR"/>
+          <w14:ligatures w14:val="none"/>
+        </w:rPr>
+        <w:t>let</w:t>
+      </w:r>
+      <w:r>
+        <w:rPr>
+          <w:rFonts w:ascii="Consolas" w:eastAsia="Times New Roman" w:hAnsi="Consolas" w:cs="Times New Roman"/>
+          <w:color w:val="BBBEBF"/>
+          <w:kern w:val="0"/>
+          <w:sz w:val="21"/>
+          <w:szCs w:val="21"/>
+          <w:lang w:eastAsia="tr-TR"/>
+          <w14:ligatures w14:val="none"/>
+        </w:rPr>
+        <w:t xml:space="preserve"> </w:t>
+      </w:r>
+      <w:r>
+        <w:rPr>
+          <w:rFonts w:ascii="Consolas" w:eastAsia="Times New Roman" w:hAnsi="Consolas" w:cs="Times New Roman"/>
+          <w:color w:val="C9D1D9"/>
+          <w:kern w:val="0"/>
+          <w:sz w:val="21"/>
+          <w:szCs w:val="21"/>
+          <w:lang w:eastAsia="tr-TR"/>
+          <w14:ligatures w14:val="none"/>
+        </w:rPr>
+        <w:t>car</w:t>
+      </w:r>
+      <w:r>
+        <w:rPr>
+          <w:rFonts w:ascii="Consolas" w:eastAsia="Times New Roman" w:hAnsi="Consolas" w:cs="Times New Roman"/>
+          <w:color w:val="BBBEBF"/>
+          <w:kern w:val="0"/>
+          <w:sz w:val="21"/>
+          <w:szCs w:val="21"/>
+          <w:lang w:eastAsia="tr-TR"/>
+          <w14:ligatures w14:val="none"/>
+        </w:rPr>
+        <w:t xml:space="preserve"> </w:t>
+      </w:r>
+      <w:r>
+        <w:rPr>
+          <w:rFonts w:ascii="Consolas" w:eastAsia="Times New Roman" w:hAnsi="Consolas" w:cs="Times New Roman"/>
+          <w:color w:val="D4D4D4"/>
+          <w:kern w:val="0"/>
+          <w:sz w:val="21"/>
+          <w:szCs w:val="21"/>
+          <w:lang w:eastAsia="tr-TR"/>
+          <w14:ligatures w14:val="none"/>
+        </w:rPr>
+        <w:t>:</w:t>
+      </w:r>
+      <w:r>
+        <w:rPr>
+          <w:rFonts w:ascii="Consolas" w:eastAsia="Times New Roman" w:hAnsi="Consolas" w:cs="Times New Roman"/>
+          <w:color w:val="BBBEBF"/>
+          <w:kern w:val="0"/>
+          <w:sz w:val="21"/>
+          <w:szCs w:val="21"/>
+          <w:lang w:eastAsia="tr-TR"/>
+          <w14:ligatures w14:val="none"/>
+        </w:rPr>
+        <w:t xml:space="preserve"> </w:t>
+      </w:r>
+      <w:r>
+        <w:rPr>
+          <w:rFonts w:ascii="Consolas" w:eastAsia="Times New Roman" w:hAnsi="Consolas" w:cs="Times New Roman"/>
+          <w:color w:val="4EC9B0"/>
+          <w:kern w:val="0"/>
+          <w:sz w:val="21"/>
+          <w:szCs w:val="21"/>
+          <w:lang w:eastAsia="tr-TR"/>
+          <w14:ligatures w14:val="none"/>
+        </w:rPr>
+        <w:t>Car</w:t>
+      </w:r>
+      <w:r>
+        <w:rPr>
+          <w:rFonts w:ascii="Consolas" w:eastAsia="Times New Roman" w:hAnsi="Consolas" w:cs="Times New Roman"/>
+          <w:color w:val="BBBEBF"/>
+          <w:kern w:val="0"/>
+          <w:sz w:val="21"/>
+          <w:szCs w:val="21"/>
+          <w:lang w:eastAsia="tr-TR"/>
+          <w14:ligatures w14:val="none"/>
+        </w:rPr>
+        <w:t xml:space="preserve"> </w:t>
+      </w:r>
+      <w:r>
+        <w:rPr>
+          <w:rFonts w:ascii="Consolas" w:eastAsia="Times New Roman" w:hAnsi="Consolas" w:cs="Times New Roman"/>
+          <w:color w:val="D4D4D4"/>
+          <w:kern w:val="0"/>
+          <w:sz w:val="21"/>
+          <w:szCs w:val="21"/>
+          <w:lang w:eastAsia="tr-TR"/>
+          <w14:ligatures w14:val="none"/>
+        </w:rPr>
+        <w:t>=</w:t>
+      </w:r>
+      <w:r>
+        <w:rPr>
+          <w:rFonts w:ascii="Consolas" w:eastAsia="Times New Roman" w:hAnsi="Consolas" w:cs="Times New Roman"/>
+          <w:color w:val="BBBEBF"/>
+          <w:kern w:val="0"/>
+          <w:sz w:val="21"/>
+          <w:szCs w:val="21"/>
+          <w:lang w:eastAsia="tr-TR"/>
+          <w14:ligatures w14:val="none"/>
+        </w:rPr>
+        <w:t xml:space="preserve"> </w:t>
+      </w:r>
+      <w:r>
+        <w:rPr>
+          <w:rFonts w:ascii="Consolas" w:eastAsia="Times New Roman" w:hAnsi="Consolas" w:cs="Times New Roman"/>
+          <w:color w:val="569CD6"/>
+          <w:kern w:val="0"/>
+          <w:sz w:val="21"/>
+          <w:szCs w:val="21"/>
+          <w:lang w:eastAsia="tr-TR"/>
+          <w14:ligatures w14:val="none"/>
+        </w:rPr>
+        <w:t>new</w:t>
+      </w:r>
+      <w:r>
+        <w:rPr>
+          <w:rFonts w:ascii="Consolas" w:eastAsia="Times New Roman" w:hAnsi="Consolas" w:cs="Times New Roman"/>
+          <w:color w:val="BBBEBF"/>
+          <w:kern w:val="0"/>
+          <w:sz w:val="21"/>
+          <w:szCs w:val="21"/>
+          <w:lang w:eastAsia="tr-TR"/>
+          <w14:ligatures w14:val="none"/>
+        </w:rPr>
+        <w:t xml:space="preserve"> </w:t>
+      </w:r>
+      <w:r>
+        <w:rPr>
+          <w:rFonts w:ascii="Consolas" w:eastAsia="Times New Roman" w:hAnsi="Consolas" w:cs="Times New Roman"/>
+          <w:color w:val="D2A8FF"/>
+          <w:kern w:val="0"/>
+          <w:sz w:val="21"/>
+          <w:szCs w:val="21"/>
+          <w:lang w:eastAsia="tr-TR"/>
+          <w14:ligatures w14:val="none"/>
+        </w:rPr>
+        <w:t>Car</w:t>
+      </w:r>
+      <w:r>
+        <w:rPr>
+          <w:rFonts w:ascii="Consolas" w:eastAsia="Times New Roman" w:hAnsi="Consolas" w:cs="Times New Roman"/>
+          <w:color w:val="BBBEBF"/>
+          <w:kern w:val="0"/>
+          <w:sz w:val="21"/>
+          <w:szCs w:val="21"/>
+          <w:lang w:eastAsia="tr-TR"/>
+          <w14:ligatures w14:val="none"/>
+        </w:rPr>
+        <w:t>();</w:t>
+      </w:r>
+    </w:p>
+    <w:p>
+      <w:pPr>
+        <w:shd w:val="clear" w:color="auto" w:fill="121314"/>
+        <w:spacing w:after="0" w:line="285" w:lineRule="atLeast"/>
+        <w:rPr>
+          <w:rFonts w:ascii="Consolas" w:eastAsia="Times New Roman" w:hAnsi="Consolas" w:cs="Times New Roman"/>
+          <w:color w:val="BBBEBF"/>
+          <w:kern w:val="0"/>
+          <w:sz w:val="21"/>
+          <w:szCs w:val="21"/>
+          <w:lang w:eastAsia="tr-TR"/>
+          <w14:ligatures w14:val="none"/>
+        </w:rPr>
+      </w:pPr>
+    </w:p>
+    <w:p>
+      <w:pPr>
+        <w:shd w:val="clear" w:color="auto" w:fill="121314"/>
+        <w:spacing w:after="0" w:line="285" w:lineRule="atLeast"/>
+        <w:rPr>
+          <w:rFonts w:ascii="Consolas" w:eastAsia="Times New Roman" w:hAnsi="Consolas" w:cs="Times New Roman"/>
+          <w:color w:val="BBBEBF"/>
+          <w:kern w:val="0"/>
+          <w:sz w:val="21"/>
+          <w:szCs w:val="21"/>
+          <w:lang w:eastAsia="tr-TR"/>
+          <w14:ligatures w14:val="none"/>
+        </w:rPr>
+      </w:pPr>
+      <w:r>
+        <w:rPr>
+          <w:rFonts w:ascii="Consolas" w:eastAsia="Times New Roman" w:hAnsi="Consolas" w:cs="Times New Roman"/>
+          <w:color w:val="8B949E"/>
+          <w:kern w:val="0"/>
+          <w:sz w:val="21"/>
+          <w:szCs w:val="21"/>
+          <w:lang w:eastAsia="tr-TR"/>
+          <w14:ligatures w14:val="none"/>
+        </w:rPr>
+        <w:t xml:space="preserve">//objects </w:t>
+      </w:r>
+    </w:p>
+    <w:p>
+      <w:pPr>
+        <w:shd w:val="clear" w:color="auto" w:fill="121314"/>
+        <w:spacing w:after="0" w:line="285" w:lineRule="atLeast"/>
+        <w:rPr>
+          <w:rFonts w:ascii="Consolas" w:eastAsia="Times New Roman" w:hAnsi="Consolas" w:cs="Times New Roman"/>
+          <w:color w:val="BBBEBF"/>
+          <w:kern w:val="0"/>
+          <w:sz w:val="21"/>
+          <w:szCs w:val="21"/>
+          <w:lang w:eastAsia="tr-TR"/>
+          <w14:ligatures w14:val="none"/>
+        </w:rPr>
+      </w:pPr>
+      <w:r>
+        <w:rPr>
+          <w:rFonts w:ascii="Consolas" w:eastAsia="Times New Roman" w:hAnsi="Consolas" w:cs="Times New Roman"/>
+          <w:color w:val="FF7B72"/>
+          <w:kern w:val="0"/>
+          <w:sz w:val="21"/>
+          <w:szCs w:val="21"/>
+          <w:lang w:eastAsia="tr-TR"/>
+          <w14:ligatures w14:val="none"/>
+        </w:rPr>
+        <w:t>let</w:t>
+      </w:r>
+      <w:r>
+        <w:rPr>
+          <w:rFonts w:ascii="Consolas" w:eastAsia="Times New Roman" w:hAnsi="Consolas" w:cs="Times New Roman"/>
+          <w:color w:val="BBBEBF"/>
+          <w:kern w:val="0"/>
+          <w:sz w:val="21"/>
+          <w:szCs w:val="21"/>
+          <w:lang w:eastAsia="tr-TR"/>
+          <w14:ligatures w14:val="none"/>
+        </w:rPr>
+        <w:t xml:space="preserve"> </w:t>
+      </w:r>
+      <w:r>
+        <w:rPr>
+          <w:rFonts w:ascii="Consolas" w:eastAsia="Times New Roman" w:hAnsi="Consolas" w:cs="Times New Roman"/>
+          <w:color w:val="C9D1D9"/>
+          <w:kern w:val="0"/>
+          <w:sz w:val="21"/>
+          <w:szCs w:val="21"/>
+          <w:lang w:eastAsia="tr-TR"/>
+          <w14:ligatures w14:val="none"/>
+        </w:rPr>
+        <w:t>point</w:t>
+      </w:r>
+      <w:r>
+        <w:rPr>
+          <w:rFonts w:ascii="Consolas" w:eastAsia="Times New Roman" w:hAnsi="Consolas" w:cs="Times New Roman"/>
+          <w:color w:val="D4D4D4"/>
+          <w:kern w:val="0"/>
+          <w:sz w:val="21"/>
+          <w:szCs w:val="21"/>
+          <w:lang w:eastAsia="tr-TR"/>
+          <w14:ligatures w14:val="none"/>
+        </w:rPr>
+        <w:t>:</w:t>
+      </w:r>
+      <w:r>
+        <w:rPr>
+          <w:rFonts w:ascii="Consolas" w:eastAsia="Times New Roman" w:hAnsi="Consolas" w:cs="Times New Roman"/>
+          <w:color w:val="BBBEBF"/>
+          <w:kern w:val="0"/>
+          <w:sz w:val="21"/>
+          <w:szCs w:val="21"/>
+          <w:lang w:eastAsia="tr-TR"/>
+          <w14:ligatures w14:val="none"/>
+        </w:rPr>
+        <w:t xml:space="preserve"> {</w:t>
+      </w:r>
+      <w:r>
+        <w:rPr>
+          <w:rFonts w:ascii="Consolas" w:eastAsia="Times New Roman" w:hAnsi="Consolas" w:cs="Times New Roman"/>
+          <w:color w:val="FFA657"/>
+          <w:kern w:val="0"/>
+          <w:sz w:val="21"/>
+          <w:szCs w:val="21"/>
+          <w:lang w:eastAsia="tr-TR"/>
+          <w14:ligatures w14:val="none"/>
+        </w:rPr>
+        <w:t>x</w:t>
+      </w:r>
+      <w:r>
+        <w:rPr>
+          <w:rFonts w:ascii="Consolas" w:eastAsia="Times New Roman" w:hAnsi="Consolas" w:cs="Times New Roman"/>
+          <w:color w:val="D4D4D4"/>
+          <w:kern w:val="0"/>
+          <w:sz w:val="21"/>
+          <w:szCs w:val="21"/>
+          <w:lang w:eastAsia="tr-TR"/>
+          <w14:ligatures w14:val="none"/>
+        </w:rPr>
+        <w:t>:</w:t>
+      </w:r>
+      <w:r>
+        <w:rPr>
+          <w:rFonts w:ascii="Consolas" w:eastAsia="Times New Roman" w:hAnsi="Consolas" w:cs="Times New Roman"/>
+          <w:color w:val="4EC9B0"/>
+          <w:kern w:val="0"/>
+          <w:sz w:val="21"/>
+          <w:szCs w:val="21"/>
+          <w:lang w:eastAsia="tr-TR"/>
+          <w14:ligatures w14:val="none"/>
+        </w:rPr>
+        <w:t>number</w:t>
+      </w:r>
+      <w:r>
+        <w:rPr>
+          <w:rFonts w:ascii="Consolas" w:eastAsia="Times New Roman" w:hAnsi="Consolas" w:cs="Times New Roman"/>
+          <w:color w:val="BBBEBF"/>
+          <w:kern w:val="0"/>
+          <w:sz w:val="21"/>
+          <w:szCs w:val="21"/>
+          <w:lang w:eastAsia="tr-TR"/>
+          <w14:ligatures w14:val="none"/>
+        </w:rPr>
+        <w:t xml:space="preserve">; </w:t>
+      </w:r>
+      <w:r>
+        <w:rPr>
+          <w:rFonts w:ascii="Consolas" w:eastAsia="Times New Roman" w:hAnsi="Consolas" w:cs="Times New Roman"/>
+          <w:color w:val="FFA657"/>
+          <w:kern w:val="0"/>
+          <w:sz w:val="21"/>
+          <w:szCs w:val="21"/>
+          <w:lang w:eastAsia="tr-TR"/>
+          <w14:ligatures w14:val="none"/>
+        </w:rPr>
+        <w:t>y</w:t>
+      </w:r>
+      <w:r>
+        <w:rPr>
+          <w:rFonts w:ascii="Consolas" w:eastAsia="Times New Roman" w:hAnsi="Consolas" w:cs="Times New Roman"/>
+          <w:color w:val="D4D4D4"/>
+          <w:kern w:val="0"/>
+          <w:sz w:val="21"/>
+          <w:szCs w:val="21"/>
+          <w:lang w:eastAsia="tr-TR"/>
+          <w14:ligatures w14:val="none"/>
+        </w:rPr>
+        <w:t>:</w:t>
+      </w:r>
+      <w:r>
+        <w:rPr>
+          <w:rFonts w:ascii="Consolas" w:eastAsia="Times New Roman" w:hAnsi="Consolas" w:cs="Times New Roman"/>
+          <w:color w:val="4EC9B0"/>
+          <w:kern w:val="0"/>
+          <w:sz w:val="21"/>
+          <w:szCs w:val="21"/>
+          <w:lang w:eastAsia="tr-TR"/>
+          <w14:ligatures w14:val="none"/>
+        </w:rPr>
+        <w:t>number</w:t>
+      </w:r>
+      <w:r>
+        <w:rPr>
+          <w:rFonts w:ascii="Consolas" w:eastAsia="Times New Roman" w:hAnsi="Consolas" w:cs="Times New Roman"/>
+          <w:color w:val="BBBEBF"/>
+          <w:kern w:val="0"/>
+          <w:sz w:val="21"/>
+          <w:szCs w:val="21"/>
+          <w:lang w:eastAsia="tr-TR"/>
+          <w14:ligatures w14:val="none"/>
+        </w:rPr>
+        <w:t xml:space="preserve">} </w:t>
+      </w:r>
+      <w:r>
+        <w:rPr>
+          <w:rFonts w:ascii="Consolas" w:eastAsia="Times New Roman" w:hAnsi="Consolas" w:cs="Times New Roman"/>
+          <w:color w:val="D4D4D4"/>
+          <w:kern w:val="0"/>
+          <w:sz w:val="21"/>
+          <w:szCs w:val="21"/>
+          <w:lang w:eastAsia="tr-TR"/>
+          <w14:ligatures w14:val="none"/>
+        </w:rPr>
+        <w:t>=</w:t>
+      </w:r>
+      <w:r>
+        <w:rPr>
+          <w:rFonts w:ascii="Consolas" w:eastAsia="Times New Roman" w:hAnsi="Consolas" w:cs="Times New Roman"/>
+          <w:color w:val="BBBEBF"/>
+          <w:kern w:val="0"/>
+          <w:sz w:val="21"/>
+          <w:szCs w:val="21"/>
+          <w:lang w:eastAsia="tr-TR"/>
+          <w14:ligatures w14:val="none"/>
+        </w:rPr>
+        <w:t xml:space="preserve"> {</w:t>
+      </w:r>
+    </w:p>
+    <w:p>
+      <w:pPr>
+        <w:shd w:val="clear" w:color="auto" w:fill="121314"/>
+        <w:spacing w:after="0" w:line="285" w:lineRule="atLeast"/>
+        <w:rPr>
+          <w:rFonts w:ascii="Consolas" w:eastAsia="Times New Roman" w:hAnsi="Consolas" w:cs="Times New Roman"/>
+          <w:color w:val="BBBEBF"/>
+          <w:kern w:val="0"/>
+          <w:sz w:val="21"/>
+          <w:szCs w:val="21"/>
+          <w:lang w:eastAsia="tr-TR"/>
+          <w14:ligatures w14:val="none"/>
+        </w:rPr>
+      </w:pPr>
+      <w:r>
+        <w:rPr>
+          <w:rFonts w:ascii="Consolas" w:eastAsia="Times New Roman" w:hAnsi="Consolas" w:cs="Times New Roman"/>
+          <w:color w:val="BBBEBF"/>
+          <w:kern w:val="0"/>
+          <w:sz w:val="21"/>
+          <w:szCs w:val="21"/>
+          <w:lang w:eastAsia="tr-TR"/>
+          <w14:ligatures w14:val="none"/>
+        </w:rPr>
+        <w:t xml:space="preserve">    </w:t>
+      </w:r>
+      <w:r>
+        <w:rPr>
+          <w:rFonts w:ascii="Consolas" w:eastAsia="Times New Roman" w:hAnsi="Consolas" w:cs="Times New Roman"/>
+          <w:color w:val="9CDCFE"/>
+          <w:kern w:val="0"/>
+          <w:sz w:val="21"/>
+          <w:szCs w:val="21"/>
+          <w:lang w:eastAsia="tr-TR"/>
+          <w14:ligatures w14:val="none"/>
+        </w:rPr>
+        <w:t>x:</w:t>
+      </w:r>
+      <w:r>
+        <w:rPr>
+          <w:rFonts w:ascii="Consolas" w:eastAsia="Times New Roman" w:hAnsi="Consolas" w:cs="Times New Roman"/>
+          <w:color w:val="C9D1D9"/>
+          <w:kern w:val="0"/>
+          <w:sz w:val="21"/>
+          <w:szCs w:val="21"/>
+          <w:lang w:eastAsia="tr-TR"/>
+          <w14:ligatures w14:val="none"/>
+        </w:rPr>
+        <w:t xml:space="preserve"> </w:t>
+      </w:r>
+      <w:r>
+        <w:rPr>
+          <w:rFonts w:ascii="Consolas" w:eastAsia="Times New Roman" w:hAnsi="Consolas" w:cs="Times New Roman"/>
+          <w:color w:val="B5CEA8"/>
+          <w:kern w:val="0"/>
+          <w:sz w:val="21"/>
+          <w:szCs w:val="21"/>
+          <w:lang w:eastAsia="tr-TR"/>
+          <w14:ligatures w14:val="none"/>
+        </w:rPr>
+        <w:t>10</w:t>
+      </w:r>
+      <w:r>
+        <w:rPr>
+          <w:rFonts w:ascii="Consolas" w:eastAsia="Times New Roman" w:hAnsi="Consolas" w:cs="Times New Roman"/>
+          <w:color w:val="BBBEBF"/>
+          <w:kern w:val="0"/>
+          <w:sz w:val="21"/>
+          <w:szCs w:val="21"/>
+          <w:lang w:eastAsia="tr-TR"/>
+          <w14:ligatures w14:val="none"/>
+        </w:rPr>
+        <w:t>,</w:t>
+      </w:r>
+    </w:p>
+    <w:p>
+      <w:pPr>
+        <w:shd w:val="clear" w:color="auto" w:fill="121314"/>
+        <w:spacing w:after="0" w:line="285" w:lineRule="atLeast"/>
+        <w:rPr>
+          <w:rFonts w:ascii="Consolas" w:eastAsia="Times New Roman" w:hAnsi="Consolas" w:cs="Times New Roman"/>
+          <w:color w:val="BBBEBF"/>
+          <w:kern w:val="0"/>
+          <w:sz w:val="21"/>
+          <w:szCs w:val="21"/>
+          <w:lang w:eastAsia="tr-TR"/>
+          <w14:ligatures w14:val="none"/>
+        </w:rPr>
+      </w:pPr>
+      <w:r>
+        <w:rPr>
+          <w:rFonts w:ascii="Consolas" w:eastAsia="Times New Roman" w:hAnsi="Consolas" w:cs="Times New Roman"/>
+          <w:color w:val="BBBEBF"/>
+          <w:kern w:val="0"/>
+          <w:sz w:val="21"/>
+          <w:szCs w:val="21"/>
+          <w:lang w:eastAsia="tr-TR"/>
+          <w14:ligatures w14:val="none"/>
+        </w:rPr>
+        <w:t xml:space="preserve">    </w:t>
+      </w:r>
+      <w:r>
+        <w:rPr>
+          <w:rFonts w:ascii="Consolas" w:eastAsia="Times New Roman" w:hAnsi="Consolas" w:cs="Times New Roman"/>
+          <w:color w:val="9CDCFE"/>
+          <w:kern w:val="0"/>
+          <w:sz w:val="21"/>
+          <w:szCs w:val="21"/>
+          <w:lang w:eastAsia="tr-TR"/>
+          <w14:ligatures w14:val="none"/>
+        </w:rPr>
+        <w:t>y:</w:t>
+      </w:r>
+      <w:r>
+        <w:rPr>
+          <w:rFonts w:ascii="Consolas" w:eastAsia="Times New Roman" w:hAnsi="Consolas" w:cs="Times New Roman"/>
+          <w:color w:val="C9D1D9"/>
+          <w:kern w:val="0"/>
+          <w:sz w:val="21"/>
+          <w:szCs w:val="21"/>
+          <w:lang w:eastAsia="tr-TR"/>
+          <w14:ligatures w14:val="none"/>
+        </w:rPr>
+        <w:t xml:space="preserve"> </w:t>
+      </w:r>
+      <w:r>
+        <w:rPr>
+          <w:rFonts w:ascii="Consolas" w:eastAsia="Times New Roman" w:hAnsi="Consolas" w:cs="Times New Roman"/>
+          <w:color w:val="B5CEA8"/>
+          <w:kern w:val="0"/>
+          <w:sz w:val="21"/>
+          <w:szCs w:val="21"/>
+          <w:lang w:eastAsia="tr-TR"/>
+          <w14:ligatures w14:val="none"/>
+        </w:rPr>
+        <w:t>20</w:t>
+      </w:r>
+    </w:p>
+    <w:p>
+      <w:pPr>
+        <w:shd w:val="clear" w:color="auto" w:fill="121314"/>
+        <w:spacing w:after="0" w:line="285" w:lineRule="atLeast"/>
+        <w:rPr>
+          <w:rFonts w:ascii="Consolas" w:eastAsia="Times New Roman" w:hAnsi="Consolas" w:cs="Times New Roman"/>
+          <w:color w:val="BBBEBF"/>
+          <w:kern w:val="0"/>
+          <w:sz w:val="21"/>
+          <w:szCs w:val="21"/>
+          <w:lang w:eastAsia="tr-TR"/>
+          <w14:ligatures w14:val="none"/>
+        </w:rPr>
+      </w:pPr>
+      <w:r>
+        <w:rPr>
+          <w:rFonts w:ascii="Consolas" w:eastAsia="Times New Roman" w:hAnsi="Consolas" w:cs="Times New Roman"/>
+          <w:color w:val="BBBEBF"/>
+          <w:kern w:val="0"/>
+          <w:sz w:val="21"/>
+          <w:szCs w:val="21"/>
+          <w:lang w:eastAsia="tr-TR"/>
+          <w14:ligatures w14:val="none"/>
+        </w:rPr>
+        <w:t>};</w:t>
+      </w:r>
+    </w:p>
+    <w:p>
+      <w:pPr>
+        <w:shd w:val="clear" w:color="auto" w:fill="121314"/>
+        <w:spacing w:after="0" w:line="285" w:lineRule="atLeast"/>
+        <w:rPr>
+          <w:rFonts w:ascii="Consolas" w:eastAsia="Times New Roman" w:hAnsi="Consolas" w:cs="Times New Roman"/>
+          <w:color w:val="BBBEBF"/>
+          <w:kern w:val="0"/>
+          <w:sz w:val="21"/>
+          <w:szCs w:val="21"/>
+          <w:lang w:eastAsia="tr-TR"/>
+          <w14:ligatures w14:val="none"/>
+        </w:rPr>
+      </w:pPr>
+    </w:p>
+    <w:p>
+      <w:pPr>
+        <w:shd w:val="clear" w:color="auto" w:fill="121314"/>
+        <w:spacing w:after="0" w:line="285" w:lineRule="atLeast"/>
+        <w:rPr>
+          <w:rFonts w:ascii="Consolas" w:eastAsia="Times New Roman" w:hAnsi="Consolas" w:cs="Times New Roman"/>
+          <w:color w:val="BBBEBF"/>
+          <w:kern w:val="0"/>
+          <w:sz w:val="21"/>
+          <w:szCs w:val="21"/>
+          <w:lang w:eastAsia="tr-TR"/>
+          <w14:ligatures w14:val="none"/>
+        </w:rPr>
+      </w:pPr>
+      <w:r>
+        <w:rPr>
+          <w:rFonts w:ascii="Consolas" w:eastAsia="Times New Roman" w:hAnsi="Consolas" w:cs="Times New Roman"/>
+          <w:color w:val="8B949E"/>
+          <w:kern w:val="0"/>
+          <w:sz w:val="21"/>
+          <w:szCs w:val="21"/>
+          <w:lang w:eastAsia="tr-TR"/>
+          <w14:ligatures w14:val="none"/>
+        </w:rPr>
+        <w:t xml:space="preserve">//function </w:t>
+      </w:r>
+    </w:p>
+    <w:p>
+      <w:pPr>
+        <w:shd w:val="clear" w:color="auto" w:fill="121314"/>
+        <w:spacing w:after="0" w:line="285" w:lineRule="atLeast"/>
+        <w:rPr>
+          <w:rFonts w:ascii="Consolas" w:eastAsia="Times New Roman" w:hAnsi="Consolas" w:cs="Times New Roman"/>
+          <w:color w:val="BBBEBF"/>
+          <w:kern w:val="0"/>
+          <w:sz w:val="21"/>
+          <w:szCs w:val="21"/>
+          <w:lang w:eastAsia="tr-TR"/>
+          <w14:ligatures w14:val="none"/>
+        </w:rPr>
+      </w:pPr>
+      <w:r>
+        <w:rPr>
+          <w:rFonts w:ascii="Consolas" w:eastAsia="Times New Roman" w:hAnsi="Consolas" w:cs="Times New Roman"/>
+          <w:color w:val="FF7B72"/>
+          <w:kern w:val="0"/>
+          <w:sz w:val="21"/>
+          <w:szCs w:val="21"/>
+          <w:lang w:eastAsia="tr-TR"/>
+          <w14:ligatures w14:val="none"/>
+        </w:rPr>
+        <w:t>const</w:t>
+      </w:r>
+      <w:r>
+        <w:rPr>
+          <w:rFonts w:ascii="Consolas" w:eastAsia="Times New Roman" w:hAnsi="Consolas" w:cs="Times New Roman"/>
+          <w:color w:val="BBBEBF"/>
+          <w:kern w:val="0"/>
+          <w:sz w:val="21"/>
+          <w:szCs w:val="21"/>
+          <w:lang w:eastAsia="tr-TR"/>
+          <w14:ligatures w14:val="none"/>
+        </w:rPr>
+        <w:t xml:space="preserve"> </w:t>
+      </w:r>
+      <w:r>
+        <w:rPr>
+          <w:rFonts w:ascii="Consolas" w:eastAsia="Times New Roman" w:hAnsi="Consolas" w:cs="Times New Roman"/>
+          <w:color w:val="D2A8FF"/>
+          <w:kern w:val="0"/>
+          <w:sz w:val="21"/>
+          <w:szCs w:val="21"/>
+          <w:lang w:eastAsia="tr-TR"/>
+          <w14:ligatures w14:val="none"/>
+        </w:rPr>
+        <w:t>logNumber</w:t>
+      </w:r>
+      <w:r>
+        <w:rPr>
+          <w:rFonts w:ascii="Consolas" w:eastAsia="Times New Roman" w:hAnsi="Consolas" w:cs="Times New Roman"/>
+          <w:color w:val="D4D4D4"/>
+          <w:kern w:val="0"/>
+          <w:sz w:val="21"/>
+          <w:szCs w:val="21"/>
+          <w:lang w:eastAsia="tr-TR"/>
+          <w14:ligatures w14:val="none"/>
+        </w:rPr>
+        <w:t>:</w:t>
+      </w:r>
+      <w:r>
+        <w:rPr>
+          <w:rFonts w:ascii="Consolas" w:eastAsia="Times New Roman" w:hAnsi="Consolas" w:cs="Times New Roman"/>
+          <w:color w:val="BBBEBF"/>
+          <w:kern w:val="0"/>
+          <w:sz w:val="21"/>
+          <w:szCs w:val="21"/>
+          <w:lang w:eastAsia="tr-TR"/>
+          <w14:ligatures w14:val="none"/>
+        </w:rPr>
+        <w:t xml:space="preserve"> (</w:t>
+      </w:r>
+      <w:r>
+        <w:rPr>
+          <w:rFonts w:ascii="Consolas" w:eastAsia="Times New Roman" w:hAnsi="Consolas" w:cs="Times New Roman"/>
+          <w:color w:val="FFA657"/>
+          <w:kern w:val="0"/>
+          <w:sz w:val="21"/>
+          <w:szCs w:val="21"/>
+          <w:lang w:eastAsia="tr-TR"/>
+          <w14:ligatures w14:val="none"/>
+        </w:rPr>
+        <w:t>i</w:t>
+      </w:r>
+      <w:r>
+        <w:rPr>
+          <w:rFonts w:ascii="Consolas" w:eastAsia="Times New Roman" w:hAnsi="Consolas" w:cs="Times New Roman"/>
+          <w:color w:val="D4D4D4"/>
+          <w:kern w:val="0"/>
+          <w:sz w:val="21"/>
+          <w:szCs w:val="21"/>
+          <w:lang w:eastAsia="tr-TR"/>
+          <w14:ligatures w14:val="none"/>
+        </w:rPr>
+        <w:t>:</w:t>
+      </w:r>
+      <w:r>
+        <w:rPr>
+          <w:rFonts w:ascii="Consolas" w:eastAsia="Times New Roman" w:hAnsi="Consolas" w:cs="Times New Roman"/>
+          <w:color w:val="BBBEBF"/>
+          <w:kern w:val="0"/>
+          <w:sz w:val="21"/>
+          <w:szCs w:val="21"/>
+          <w:lang w:eastAsia="tr-TR"/>
+          <w14:ligatures w14:val="none"/>
+        </w:rPr>
+        <w:t xml:space="preserve"> </w:t>
+      </w:r>
+      <w:r>
+        <w:rPr>
+          <w:rFonts w:ascii="Consolas" w:eastAsia="Times New Roman" w:hAnsi="Consolas" w:cs="Times New Roman"/>
+          <w:color w:val="4EC9B0"/>
+          <w:kern w:val="0"/>
+          <w:sz w:val="21"/>
+          <w:szCs w:val="21"/>
+          <w:lang w:eastAsia="tr-TR"/>
+          <w14:ligatures w14:val="none"/>
+        </w:rPr>
+        <w:t>number</w:t>
+      </w:r>
+      <w:r>
+        <w:rPr>
+          <w:rFonts w:ascii="Consolas" w:eastAsia="Times New Roman" w:hAnsi="Consolas" w:cs="Times New Roman"/>
+          <w:color w:val="BBBEBF"/>
+          <w:kern w:val="0"/>
+          <w:sz w:val="21"/>
+          <w:szCs w:val="21"/>
+          <w:lang w:eastAsia="tr-TR"/>
+          <w14:ligatures w14:val="none"/>
+        </w:rPr>
+        <w:t xml:space="preserve">) </w:t>
+      </w:r>
+      <w:r>
+        <w:rPr>
+          <w:rFonts w:ascii="Consolas" w:eastAsia="Times New Roman" w:hAnsi="Consolas" w:cs="Times New Roman"/>
+          <w:color w:val="FF7B72"/>
+          <w:kern w:val="0"/>
+          <w:sz w:val="21"/>
+          <w:szCs w:val="21"/>
+          <w:lang w:eastAsia="tr-TR"/>
+          <w14:ligatures w14:val="none"/>
+        </w:rPr>
+        <w:t>=&gt;</w:t>
+      </w:r>
+      <w:r>
+        <w:rPr>
+          <w:rFonts w:ascii="Consolas" w:eastAsia="Times New Roman" w:hAnsi="Consolas" w:cs="Times New Roman"/>
+          <w:color w:val="BBBEBF"/>
+          <w:kern w:val="0"/>
+          <w:sz w:val="21"/>
+          <w:szCs w:val="21"/>
+          <w:lang w:eastAsia="tr-TR"/>
+          <w14:ligatures w14:val="none"/>
+        </w:rPr>
+        <w:t xml:space="preserve"> </w:t>
+      </w:r>
+      <w:r>
+        <w:rPr>
+          <w:rFonts w:ascii="Consolas" w:eastAsia="Times New Roman" w:hAnsi="Consolas" w:cs="Times New Roman"/>
+          <w:color w:val="4EC9B0"/>
+          <w:kern w:val="0"/>
+          <w:sz w:val="21"/>
+          <w:szCs w:val="21"/>
+          <w:lang w:eastAsia="tr-TR"/>
+          <w14:ligatures w14:val="none"/>
+        </w:rPr>
+        <w:t>void</w:t>
+      </w:r>
+      <w:r>
+        <w:rPr>
+          <w:rFonts w:ascii="Consolas" w:eastAsia="Times New Roman" w:hAnsi="Consolas" w:cs="Times New Roman"/>
+          <w:color w:val="BBBEBF"/>
+          <w:kern w:val="0"/>
+          <w:sz w:val="21"/>
+          <w:szCs w:val="21"/>
+          <w:lang w:eastAsia="tr-TR"/>
+          <w14:ligatures w14:val="none"/>
+        </w:rPr>
+        <w:t xml:space="preserve"> </w:t>
+      </w:r>
+      <w:r>
+        <w:rPr>
+          <w:rFonts w:ascii="Consolas" w:eastAsia="Times New Roman" w:hAnsi="Consolas" w:cs="Times New Roman"/>
+          <w:color w:val="D4D4D4"/>
+          <w:kern w:val="0"/>
+          <w:sz w:val="21"/>
+          <w:szCs w:val="21"/>
+          <w:lang w:eastAsia="tr-TR"/>
+          <w14:ligatures w14:val="none"/>
+        </w:rPr>
+        <w:t>=</w:t>
+      </w:r>
+      <w:r>
+        <w:rPr>
+          <w:rFonts w:ascii="Consolas" w:eastAsia="Times New Roman" w:hAnsi="Consolas" w:cs="Times New Roman"/>
+          <w:color w:val="BBBEBF"/>
+          <w:kern w:val="0"/>
+          <w:sz w:val="21"/>
+          <w:szCs w:val="21"/>
+          <w:lang w:eastAsia="tr-TR"/>
+          <w14:ligatures w14:val="none"/>
+        </w:rPr>
+        <w:t xml:space="preserve"> (</w:t>
+      </w:r>
+      <w:r>
+        <w:rPr>
+          <w:rFonts w:ascii="Consolas" w:eastAsia="Times New Roman" w:hAnsi="Consolas" w:cs="Times New Roman"/>
+          <w:color w:val="FFA657"/>
+          <w:kern w:val="0"/>
+          <w:sz w:val="21"/>
+          <w:szCs w:val="21"/>
+          <w:lang w:eastAsia="tr-TR"/>
+          <w14:ligatures w14:val="none"/>
+        </w:rPr>
+        <w:t>i</w:t>
+      </w:r>
+      <w:r>
+        <w:rPr>
+          <w:rFonts w:ascii="Consolas" w:eastAsia="Times New Roman" w:hAnsi="Consolas" w:cs="Times New Roman"/>
+          <w:color w:val="D4D4D4"/>
+          <w:kern w:val="0"/>
+          <w:sz w:val="21"/>
+          <w:szCs w:val="21"/>
+          <w:lang w:eastAsia="tr-TR"/>
+          <w14:ligatures w14:val="none"/>
+        </w:rPr>
+        <w:t>:</w:t>
+      </w:r>
+      <w:r>
+        <w:rPr>
+          <w:rFonts w:ascii="Consolas" w:eastAsia="Times New Roman" w:hAnsi="Consolas" w:cs="Times New Roman"/>
+          <w:color w:val="BBBEBF"/>
+          <w:kern w:val="0"/>
+          <w:sz w:val="21"/>
+          <w:szCs w:val="21"/>
+          <w:lang w:eastAsia="tr-TR"/>
+          <w14:ligatures w14:val="none"/>
+        </w:rPr>
+        <w:t xml:space="preserve"> </w:t>
+      </w:r>
+      <w:r>
+        <w:rPr>
+          <w:rFonts w:ascii="Consolas" w:eastAsia="Times New Roman" w:hAnsi="Consolas" w:cs="Times New Roman"/>
+          <w:color w:val="4EC9B0"/>
+          <w:kern w:val="0"/>
+          <w:sz w:val="21"/>
+          <w:szCs w:val="21"/>
+          <w:lang w:eastAsia="tr-TR"/>
+          <w14:ligatures w14:val="none"/>
+        </w:rPr>
+        <w:t>number</w:t>
+      </w:r>
+      <w:r>
+        <w:rPr>
+          <w:rFonts w:ascii="Consolas" w:eastAsia="Times New Roman" w:hAnsi="Consolas" w:cs="Times New Roman"/>
+          <w:color w:val="BBBEBF"/>
+          <w:kern w:val="0"/>
+          <w:sz w:val="21"/>
+          <w:szCs w:val="21"/>
+          <w:lang w:eastAsia="tr-TR"/>
+          <w14:ligatures w14:val="none"/>
+        </w:rPr>
+        <w:t xml:space="preserve">) </w:t>
+      </w:r>
+      <w:r>
+        <w:rPr>
+          <w:rFonts w:ascii="Consolas" w:eastAsia="Times New Roman" w:hAnsi="Consolas" w:cs="Times New Roman"/>
+          <w:color w:val="FF7B72"/>
+          <w:kern w:val="0"/>
+          <w:sz w:val="21"/>
+          <w:szCs w:val="21"/>
+          <w:lang w:eastAsia="tr-TR"/>
+          <w14:ligatures w14:val="none"/>
+        </w:rPr>
+        <w:t>=&gt;</w:t>
+      </w:r>
+      <w:r>
+        <w:rPr>
+          <w:rFonts w:ascii="Consolas" w:eastAsia="Times New Roman" w:hAnsi="Consolas" w:cs="Times New Roman"/>
+          <w:color w:val="BBBEBF"/>
+          <w:kern w:val="0"/>
+          <w:sz w:val="21"/>
+          <w:szCs w:val="21"/>
+          <w:lang w:eastAsia="tr-TR"/>
+          <w14:ligatures w14:val="none"/>
+        </w:rPr>
+        <w:t xml:space="preserve"> </w:t>
+      </w:r>
+      <w:r>
+        <w:rPr>
+          <w:rFonts w:ascii="Consolas" w:eastAsia="Times New Roman" w:hAnsi="Consolas" w:cs="Times New Roman"/>
+          <w:color w:val="C9D1D9"/>
+          <w:kern w:val="0"/>
+          <w:sz w:val="21"/>
+          <w:szCs w:val="21"/>
+          <w:lang w:eastAsia="tr-TR"/>
+          <w14:ligatures w14:val="none"/>
+        </w:rPr>
+        <w:t>{</w:t>
+      </w:r>
+    </w:p>
+    <w:p>
+      <w:pPr>
+        <w:shd w:val="clear" w:color="auto" w:fill="121314"/>
+        <w:spacing w:after="0" w:line="285" w:lineRule="atLeast"/>
+        <w:rPr>
+          <w:rFonts w:ascii="Consolas" w:eastAsia="Times New Roman" w:hAnsi="Consolas" w:cs="Times New Roman"/>
+          <w:color w:val="BBBEBF"/>
+          <w:kern w:val="0"/>
+          <w:sz w:val="21"/>
+          <w:szCs w:val="21"/>
+          <w:lang w:eastAsia="tr-TR"/>
+          <w14:ligatures w14:val="none"/>
+        </w:rPr>
+      </w:pPr>
+      <w:r>
+        <w:rPr>
+          <w:rFonts w:ascii="Consolas" w:eastAsia="Times New Roman" w:hAnsi="Consolas" w:cs="Times New Roman"/>
+          <w:color w:val="C9D1D9"/>
+          <w:kern w:val="0"/>
+          <w:sz w:val="21"/>
+          <w:szCs w:val="21"/>
+          <w:lang w:eastAsia="tr-TR"/>
+          <w14:ligatures w14:val="none"/>
+        </w:rPr>
+        <w:t>    console.</w:t>
+      </w:r>
+      <w:r>
+        <w:rPr>
+          <w:rFonts w:ascii="Consolas" w:eastAsia="Times New Roman" w:hAnsi="Consolas" w:cs="Times New Roman"/>
+          <w:color w:val="D2A8FF"/>
+          <w:kern w:val="0"/>
+          <w:sz w:val="21"/>
+          <w:szCs w:val="21"/>
+          <w:lang w:eastAsia="tr-TR"/>
+          <w14:ligatures w14:val="none"/>
+        </w:rPr>
+        <w:t>log</w:t>
+      </w:r>
+      <w:r>
+        <w:rPr>
+          <w:rFonts w:ascii="Consolas" w:eastAsia="Times New Roman" w:hAnsi="Consolas" w:cs="Times New Roman"/>
+          <w:color w:val="C9D1D9"/>
+          <w:kern w:val="0"/>
+          <w:sz w:val="21"/>
+          <w:szCs w:val="21"/>
+          <w:lang w:eastAsia="tr-TR"/>
+          <w14:ligatures w14:val="none"/>
+        </w:rPr>
+        <w:t>(i);</w:t>
+      </w:r>
+    </w:p>
+    <w:p>
+      <w:pPr>
+        <w:shd w:val="clear" w:color="auto" w:fill="121314"/>
+        <w:spacing w:after="0" w:line="285" w:lineRule="atLeast"/>
+        <w:rPr>
+          <w:rFonts w:ascii="Consolas" w:eastAsia="Times New Roman" w:hAnsi="Consolas" w:cs="Times New Roman"/>
+          <w:color w:val="BBBEBF"/>
+          <w:kern w:val="0"/>
+          <w:sz w:val="21"/>
+          <w:szCs w:val="21"/>
+          <w:lang w:eastAsia="tr-TR"/>
+          <w14:ligatures w14:val="none"/>
+        </w:rPr>
+      </w:pPr>
+      <w:r>
+        <w:rPr>
+          <w:rFonts w:ascii="Consolas" w:eastAsia="Times New Roman" w:hAnsi="Consolas" w:cs="Times New Roman"/>
+          <w:color w:val="C9D1D9"/>
+          <w:kern w:val="0"/>
+          <w:sz w:val="21"/>
+          <w:szCs w:val="21"/>
+          <w:lang w:eastAsia="tr-TR"/>
+          <w14:ligatures w14:val="none"/>
+        </w:rPr>
+        <w:t>}</w:t>
+      </w:r>
+    </w:p>
+    <w:p>
+      <w:pPr>
+        <w:jc w:val="both"/>
+        <w:rPr>
+          <w:rFonts w:ascii="Lucida Console" w:hAnsi="Lucida Console"/>
+          <w:b/>
+        </w:rPr>
+      </w:pPr>
+    </w:p>
+    <w:p>
+      <w:pPr>
+        <w:jc w:val="both"/>
+        <w:rPr>
+          <w:rFonts w:ascii="Lucida Console" w:hAnsi="Lucida Console"/>
+        </w:rPr>
+      </w:pPr>
+      <w:r>
+        <w:rPr>
+          <w:rFonts w:ascii="Lucida Console" w:hAnsi="Lucida Console"/>
+        </w:rPr>
+        <w:t>const myFunction: (param1: type) =&gt; returnType = (myParam: type) =&gt; {</w:t>
+      </w:r>
+    </w:p>
+    <w:p>
+      <w:pPr>
+        <w:jc w:val="both"/>
+        <w:rPr>
+          <w:rFonts w:ascii="Lucida Console" w:hAnsi="Lucida Console"/>
+        </w:rPr>
+      </w:pPr>
+      <w:r>
+        <w:rPr>
+          <w:rFonts w:ascii="Lucida Console" w:hAnsi="Lucida Console"/>
+        </w:rPr>
+        <w:t>}</w:t>
+      </w:r>
+    </w:p>
+    <w:p>
+      <w:pPr>
+        <w:jc w:val="both"/>
+        <w:rPr>
+          <w:rFonts w:ascii="Lucida Console" w:hAnsi="Lucida Console"/>
+        </w:rPr>
+      </w:pPr>
+    </w:p>
+    <w:p>
+      <w:pPr>
+        <w:jc w:val="both"/>
+        <w:rPr>
+          <w:rFonts w:ascii="Lucida Console" w:hAnsi="Lucida Console"/>
+        </w:rPr>
+      </w:pPr>
+      <w:r>
+        <w:rPr>
+          <w:rFonts w:ascii="Lucida Console" w:hAnsi="Lucida Console"/>
+        </w:rPr>
+        <w:t>myParam : actual parameter definition</w:t>
+      </w:r>
+    </w:p>
+    <w:p>
+      <w:pPr>
+        <w:jc w:val="both"/>
+        <w:rPr>
+          <w:rFonts w:ascii="Lucida Console" w:hAnsi="Lucida Console"/>
+        </w:rPr>
+      </w:pPr>
+    </w:p>
+    <w:p>
+      <w:pPr>
+        <w:jc w:val="both"/>
+        <w:rPr>
+          <w:rFonts w:ascii="Lucida Console" w:hAnsi="Lucida Console"/>
+          <w:b/>
+        </w:rPr>
+      </w:pPr>
+      <w:r>
+        <w:rPr>
+          <w:rFonts w:ascii="Lucida Console" w:hAnsi="Lucida Console"/>
+          <w:b/>
+        </w:rPr>
+        <w:t>.8</w:t>
+      </w:r>
+      <w:r>
+        <w:rPr>
+          <w:rFonts w:ascii="Lucida Console" w:hAnsi="Lucida Console"/>
+          <w:b/>
+        </w:rPr>
+        <w:t>.</w:t>
+      </w:r>
+      <w:r>
+        <w:rPr>
+          <w:rFonts w:ascii="Lucida Console" w:hAnsi="Lucida Console"/>
+          <w:b/>
+        </w:rPr>
+        <w:t xml:space="preserve"> type inference </w:t>
+      </w:r>
+    </w:p>
+    <w:p>
+      <w:pPr>
+        <w:jc w:val="both"/>
+        <w:rPr>
+          <w:rFonts w:ascii="Lucida Console" w:hAnsi="Lucida Console"/>
+          <w:b/>
+        </w:rPr>
+      </w:pPr>
+    </w:p>
+    <w:p>
+      <w:pPr>
+        <w:jc w:val="both"/>
+        <w:rPr>
+          <w:rFonts w:ascii="Lucida Console" w:hAnsi="Lucida Console"/>
+        </w:rPr>
+      </w:pPr>
+      <w:r>
+        <w:rPr>
+          <w:rFonts w:ascii="Lucida Console" w:hAnsi="Lucida Console"/>
+        </w:rPr>
+        <w:t xml:space="preserve">if initialization and declaration is on the same line, typescript can infer variable’s type. </w:t>
+      </w:r>
+    </w:p>
+    <w:p>
+      <w:pPr>
+        <w:jc w:val="both"/>
+        <w:rPr>
+          <w:rFonts w:ascii="Lucida Console" w:hAnsi="Lucida Console"/>
+        </w:rPr>
+      </w:pPr>
+    </w:p>
+    <w:p>
+      <w:pPr>
+        <w:jc w:val="both"/>
+        <w:rPr>
+          <w:rFonts w:ascii="Lucida Console" w:hAnsi="Lucida Console"/>
+        </w:rPr>
+      </w:pPr>
+      <w:r>
+        <w:rPr>
+          <w:rFonts w:ascii="Lucida Console" w:hAnsi="Lucida Console"/>
+        </w:rPr>
+        <w:t>const color = ‘red’ -&gt; string</w:t>
+      </w:r>
+    </w:p>
+    <w:p>
+      <w:pPr>
+        <w:jc w:val="both"/>
+        <w:rPr>
+          <w:rFonts w:ascii="Lucida Console" w:hAnsi="Lucida Console"/>
+        </w:rPr>
+      </w:pPr>
+    </w:p>
+    <w:p>
+      <w:pPr>
+        <w:jc w:val="both"/>
+        <w:rPr>
+          <w:rFonts w:ascii="Lucida Console" w:hAnsi="Lucida Console"/>
+          <w:b/>
+        </w:rPr>
+      </w:pPr>
+      <w:r>
+        <w:rPr>
+          <w:rFonts w:ascii="Lucida Console" w:hAnsi="Lucida Console"/>
+          <w:b/>
+        </w:rPr>
+        <w:t xml:space="preserve">..when to use type annotations: </w:t>
+      </w:r>
+    </w:p>
+    <w:p>
+      <w:pPr>
+        <w:jc w:val="both"/>
+        <w:rPr>
+          <w:rFonts w:ascii="Lucida Console" w:hAnsi="Lucida Console"/>
+        </w:rPr>
+      </w:pPr>
+      <w:r>
+        <w:rPr>
+          <w:rFonts w:ascii="Lucida Console" w:hAnsi="Lucida Console"/>
+        </w:rPr>
+        <w:t>- when a function returns ‘any’ value and return type needs to be clarified</w:t>
+      </w:r>
+    </w:p>
+    <w:p>
+      <w:pPr>
+        <w:jc w:val="both"/>
+        <w:rPr>
+          <w:rFonts w:ascii="Lucida Console" w:hAnsi="Lucida Console"/>
+        </w:rPr>
+      </w:pPr>
+      <w:r>
+        <w:rPr>
+          <w:rFonts w:ascii="Lucida Console" w:hAnsi="Lucida Console"/>
+        </w:rPr>
+        <w:t>- declaring a variable in one line and initializing later</w:t>
+      </w:r>
+    </w:p>
+    <w:p>
+      <w:pPr>
+        <w:jc w:val="both"/>
+        <w:rPr>
+          <w:rFonts w:ascii="Lucida Console" w:hAnsi="Lucida Console"/>
+        </w:rPr>
+      </w:pPr>
+      <w:r>
+        <w:rPr>
+          <w:rFonts w:ascii="Lucida Console" w:hAnsi="Lucida Console"/>
+        </w:rPr>
+        <w:t>- for variables that their types should not be inferred</w:t>
+      </w:r>
+      <w:bookmarkStart w:id="0" w:name="_GoBack"/>
+      <w:bookmarkEnd w:id="0"/>
+    </w:p>
+    <w:p>
+      <w:pPr>
+        <w:jc w:val="both"/>
+        <w:rPr>
+          <w:rFonts w:ascii="Lucida Console" w:hAnsi="Lucida Console"/>
+        </w:rPr>
+      </w:pPr>
+    </w:p>
+    <w:p>
+      <w:pPr>
+        <w:jc w:val="both"/>
+        <w:rPr>
+          <w:rFonts w:ascii="Lucida Console" w:hAnsi="Lucida Console"/>
+        </w:rPr>
+      </w:pPr>
+      <w:r>
+        <w:rPr>
+          <w:rFonts w:ascii="Lucida Console" w:hAnsi="Lucida Console"/>
+        </w:rPr>
+        <w:t>the any type should be avoided</w:t>
+      </w:r>
+    </w:p>
     <w:sectPr>
       <w:pgSz w:w="11906" w:h="16838"/>
       <w:pgMar w:top="1417" w:right="1417" w:bottom="1417" w:left="1417" w:header="708" w:footer="708" w:gutter="0"/>
@@ -2626,7 +5172,7 @@
 </file>
 
 <file path=word/styles.xml><?xml version="1.0" encoding="utf-8"?>
-<w:styles xmlns:mc="http://schemas.openxmlformats.org/markup-compatibility/2006" xmlns:r="http://schemas.openxmlformats.org/officeDocument/2006/relationships" xmlns:w="http://schemas.openxmlformats.org/wordprocessingml/2006/main" xmlns:w14="http://schemas.microsoft.com/office/word/2010/wordml" xmlns:w15="http://schemas.microsoft.com/office/word/2012/wordml" xmlns:w16cex="http://schemas.microsoft.com/office/word/2018/wordml/cex" xmlns:w16cid="http://schemas.microsoft.com/office/word/2016/wordml/cid" xmlns:w16="http://schemas.microsoft.com/office/word/2018/wordml" xmlns:w16du="http://schemas.microsoft.com/office/word/2023/wordml/word16du" xmlns:w16sdtdh="http://schemas.microsoft.com/office/word/2020/wordml/sdtdatahash" xmlns:w16sdtfl="http://schemas.microsoft.com/office/word/2024/wordml/sdtformatlock" xmlns:w16se="http://schemas.microsoft.com/office/word/2015/wordml/symex" mc:Ignorable="w14 w15 w16se w16cid w16 w16cex w16sdtdh w16sdtfl w16du">
+<w:styles xmlns:mc="http://schemas.openxmlformats.org/markup-compatibility/2006" xmlns:r="http://schemas.openxmlformats.org/officeDocument/2006/relationships" xmlns:w="http://schemas.openxmlformats.org/wordprocessingml/2006/main" xmlns:w14="http://schemas.microsoft.com/office/word/2010/wordml" xmlns:w15="http://schemas.microsoft.com/office/word/2012/wordml" xmlns:w16se="http://schemas.microsoft.com/office/word/2015/wordml/symex" mc:Ignorable="w14 w15 w16se">
   <w:docDefaults>
     <w:rPrDefault>
       <w:rPr>
@@ -2644,7 +5190,7 @@
       </w:pPr>
     </w:pPrDefault>
   </w:docDefaults>
-  <w:latentStyles w:defLockedState="0" w:defUIPriority="99" w:defSemiHidden="0" w:defUnhideWhenUsed="0" w:defQFormat="0" w:count="376">
+  <w:latentStyles w:defLockedState="0" w:defUIPriority="99" w:defSemiHidden="0" w:defUnhideWhenUsed="0" w:defQFormat="0" w:count="371">
     <w:lsdException w:name="Normal" w:uiPriority="0" w:qFormat="1"/>
     <w:lsdException w:name="heading 1" w:uiPriority="9" w:qFormat="1"/>
     <w:lsdException w:name="heading 2" w:semiHidden="1" w:uiPriority="9" w:unhideWhenUsed="1" w:qFormat="1"/>
@@ -3016,11 +5562,6 @@
     <w:lsdException w:name="List Table 5 Dark Accent 6" w:uiPriority="50"/>
     <w:lsdException w:name="List Table 6 Colorful Accent 6" w:uiPriority="51"/>
     <w:lsdException w:name="List Table 7 Colorful Accent 6" w:uiPriority="52"/>
-    <w:lsdException w:name="Mention" w:semiHidden="1" w:unhideWhenUsed="1"/>
-    <w:lsdException w:name="Smart Hyperlink" w:semiHidden="1" w:unhideWhenUsed="1"/>
-    <w:lsdException w:name="Hashtag" w:semiHidden="1" w:unhideWhenUsed="1"/>
-    <w:lsdException w:name="Unresolved Mention" w:semiHidden="1" w:unhideWhenUsed="1"/>
-    <w:lsdException w:name="Smart Link" w:semiHidden="1" w:unhideWhenUsed="1"/>
   </w:latentStyles>
   <w:style w:type="paragraph" w:default="1" w:styleId="Normal">
     <w:name w:val="Normal"/>
@@ -3228,6 +5769,7 @@
   <w:style w:type="character" w:default="1" w:styleId="VarsaylanParagrafYazTipi">
     <w:name w:val="Default Paragraph Font"/>
     <w:uiPriority w:val="1"/>
+    <w:semiHidden/>
     <w:unhideWhenUsed/>
   </w:style>
   <w:style w:type="table" w:default="1" w:styleId="NormalTablo">

--- a/typescript.docx
+++ b/typescript.docx
@@ -2639,14 +2639,7 @@
           <w:rFonts w:ascii="Lucida Console" w:hAnsi="Lucida Console"/>
           <w:b/>
         </w:rPr>
-        <w:t>.7</w:t>
-      </w:r>
-      <w:r>
-        <w:rPr>
-          <w:rFonts w:ascii="Lucida Console" w:hAnsi="Lucida Console"/>
-          <w:b/>
-        </w:rPr>
-        <w:t xml:space="preserve">. different annotations </w:t>
+        <w:t xml:space="preserve">.7. different annotations </w:t>
       </w:r>
     </w:p>
     <w:p>
@@ -5009,21 +5002,1202 @@
           <w:rFonts w:ascii="Lucida Console" w:hAnsi="Lucida Console"/>
           <w:b/>
         </w:rPr>
-        <w:t>.8</w:t>
-      </w:r>
-      <w:r>
+        <w:t xml:space="preserve">.8. type inference </w:t>
+      </w:r>
+    </w:p>
+    <w:p>
+      <w:pPr>
+        <w:jc w:val="both"/>
         <w:rPr>
           <w:rFonts w:ascii="Lucida Console" w:hAnsi="Lucida Console"/>
           <w:b/>
         </w:rPr>
+      </w:pPr>
+    </w:p>
+    <w:p>
+      <w:pPr>
+        <w:jc w:val="both"/>
+        <w:rPr>
+          <w:rFonts w:ascii="Lucida Console" w:hAnsi="Lucida Console"/>
+        </w:rPr>
+      </w:pPr>
+      <w:r>
+        <w:rPr>
+          <w:rFonts w:ascii="Lucida Console" w:hAnsi="Lucida Console"/>
+        </w:rPr>
+        <w:t xml:space="preserve">if initialization and declaration is on the same line, typescript can infer variable’s type. </w:t>
+      </w:r>
+    </w:p>
+    <w:p>
+      <w:pPr>
+        <w:jc w:val="both"/>
+        <w:rPr>
+          <w:rFonts w:ascii="Lucida Console" w:hAnsi="Lucida Console"/>
+        </w:rPr>
+      </w:pPr>
+    </w:p>
+    <w:p>
+      <w:pPr>
+        <w:jc w:val="both"/>
+        <w:rPr>
+          <w:rFonts w:ascii="Lucida Console" w:hAnsi="Lucida Console"/>
+        </w:rPr>
+      </w:pPr>
+      <w:r>
+        <w:rPr>
+          <w:rFonts w:ascii="Lucida Console" w:hAnsi="Lucida Console"/>
+        </w:rPr>
+        <w:t>const color = ‘red’ -&gt; string</w:t>
+      </w:r>
+    </w:p>
+    <w:p>
+      <w:pPr>
+        <w:jc w:val="both"/>
+        <w:rPr>
+          <w:rFonts w:ascii="Lucida Console" w:hAnsi="Lucida Console"/>
+        </w:rPr>
+      </w:pPr>
+    </w:p>
+    <w:p>
+      <w:pPr>
+        <w:jc w:val="both"/>
+        <w:rPr>
+          <w:rFonts w:ascii="Lucida Console" w:hAnsi="Lucida Console"/>
+          <w:b/>
+        </w:rPr>
+      </w:pPr>
+      <w:r>
+        <w:rPr>
+          <w:rFonts w:ascii="Lucida Console" w:hAnsi="Lucida Console"/>
+          <w:b/>
+        </w:rPr>
+        <w:t xml:space="preserve">..when to use type annotations: </w:t>
+      </w:r>
+    </w:p>
+    <w:p>
+      <w:pPr>
+        <w:jc w:val="both"/>
+        <w:rPr>
+          <w:rFonts w:ascii="Lucida Console" w:hAnsi="Lucida Console"/>
+        </w:rPr>
+      </w:pPr>
+      <w:r>
+        <w:rPr>
+          <w:rFonts w:ascii="Lucida Console" w:hAnsi="Lucida Console"/>
+        </w:rPr>
+        <w:t>- when a function returns ‘any’ value and return type needs to be clarified</w:t>
+      </w:r>
+    </w:p>
+    <w:p>
+      <w:pPr>
+        <w:jc w:val="both"/>
+        <w:rPr>
+          <w:rFonts w:ascii="Lucida Console" w:hAnsi="Lucida Console"/>
+        </w:rPr>
+      </w:pPr>
+      <w:r>
+        <w:rPr>
+          <w:rFonts w:ascii="Lucida Console" w:hAnsi="Lucida Console"/>
+        </w:rPr>
+        <w:t>- declaring a variable in one line and initializing later</w:t>
+      </w:r>
+    </w:p>
+    <w:p>
+      <w:pPr>
+        <w:jc w:val="both"/>
+        <w:rPr>
+          <w:rFonts w:ascii="Lucida Console" w:hAnsi="Lucida Console"/>
+        </w:rPr>
+      </w:pPr>
+      <w:r>
+        <w:rPr>
+          <w:rFonts w:ascii="Lucida Console" w:hAnsi="Lucida Console"/>
+        </w:rPr>
+        <w:t>- for variables that their types should not be inferred</w:t>
+      </w:r>
+      <w:r>
+        <w:rPr>
+          <w:rFonts w:ascii="Lucida Console" w:hAnsi="Lucida Console"/>
+        </w:rPr>
+        <w:t xml:space="preserve"> by typescript</w:t>
+      </w:r>
+    </w:p>
+    <w:p>
+      <w:pPr>
+        <w:jc w:val="both"/>
+        <w:rPr>
+          <w:rFonts w:ascii="Lucida Console" w:hAnsi="Lucida Console"/>
+        </w:rPr>
+      </w:pPr>
+    </w:p>
+    <w:p>
+      <w:pPr>
+        <w:jc w:val="both"/>
+        <w:rPr>
+          <w:rFonts w:ascii="Lucida Console" w:hAnsi="Lucida Console"/>
+        </w:rPr>
+      </w:pPr>
+      <w:r>
+        <w:rPr>
+          <w:rFonts w:ascii="Lucida Console" w:hAnsi="Lucida Console"/>
+        </w:rPr>
+        <w:t>the any type should be avoided</w:t>
+      </w:r>
+    </w:p>
+    <w:p>
+      <w:pPr>
+        <w:jc w:val="both"/>
+        <w:rPr>
+          <w:rFonts w:ascii="Lucida Console" w:hAnsi="Lucida Console"/>
+        </w:rPr>
+      </w:pPr>
+      <w:r>
+        <w:rPr>
+          <w:rFonts w:ascii="Lucida Console" w:hAnsi="Lucida Console"/>
+        </w:rPr>
+        <w:t xml:space="preserve">multiple possible type variables </w:t>
+      </w:r>
+    </w:p>
+    <w:p>
+      <w:pPr>
+        <w:shd w:val="clear" w:color="auto" w:fill="121314"/>
+        <w:spacing w:after="0" w:line="285" w:lineRule="atLeast"/>
+        <w:rPr>
+          <w:rFonts w:ascii="Consolas" w:eastAsia="Times New Roman" w:hAnsi="Consolas" w:cs="Times New Roman"/>
+          <w:color w:val="BBBEBF"/>
+          <w:kern w:val="0"/>
+          <w:sz w:val="21"/>
+          <w:szCs w:val="21"/>
+          <w:lang w:eastAsia="tr-TR"/>
+          <w14:ligatures w14:val="none"/>
+        </w:rPr>
+      </w:pPr>
+      <w:r>
+        <w:rPr>
+          <w:rFonts w:ascii="Consolas" w:eastAsia="Times New Roman" w:hAnsi="Consolas" w:cs="Times New Roman"/>
+          <w:color w:val="8B949E"/>
+          <w:kern w:val="0"/>
+          <w:sz w:val="21"/>
+          <w:szCs w:val="21"/>
+          <w:lang w:eastAsia="tr-TR"/>
+          <w14:ligatures w14:val="none"/>
+        </w:rPr>
+        <w:t xml:space="preserve">//opt 3: variables that their type should not be inferred </w:t>
+      </w:r>
+    </w:p>
+    <w:p>
+      <w:pPr>
+        <w:shd w:val="clear" w:color="auto" w:fill="121314"/>
+        <w:spacing w:after="0" w:line="285" w:lineRule="atLeast"/>
+        <w:rPr>
+          <w:rFonts w:ascii="Consolas" w:eastAsia="Times New Roman" w:hAnsi="Consolas" w:cs="Times New Roman"/>
+          <w:color w:val="BBBEBF"/>
+          <w:kern w:val="0"/>
+          <w:sz w:val="21"/>
+          <w:szCs w:val="21"/>
+          <w:lang w:eastAsia="tr-TR"/>
+          <w14:ligatures w14:val="none"/>
+        </w:rPr>
+      </w:pPr>
+    </w:p>
+    <w:p>
+      <w:pPr>
+        <w:shd w:val="clear" w:color="auto" w:fill="121314"/>
+        <w:spacing w:after="0" w:line="285" w:lineRule="atLeast"/>
+        <w:rPr>
+          <w:rFonts w:ascii="Consolas" w:eastAsia="Times New Roman" w:hAnsi="Consolas" w:cs="Times New Roman"/>
+          <w:color w:val="BBBEBF"/>
+          <w:kern w:val="0"/>
+          <w:sz w:val="21"/>
+          <w:szCs w:val="21"/>
+          <w:lang w:eastAsia="tr-TR"/>
+          <w14:ligatures w14:val="none"/>
+        </w:rPr>
+      </w:pPr>
+      <w:r>
+        <w:rPr>
+          <w:rFonts w:ascii="Consolas" w:eastAsia="Times New Roman" w:hAnsi="Consolas" w:cs="Times New Roman"/>
+          <w:color w:val="FF7B72"/>
+          <w:kern w:val="0"/>
+          <w:sz w:val="21"/>
+          <w:szCs w:val="21"/>
+          <w:lang w:eastAsia="tr-TR"/>
+          <w14:ligatures w14:val="none"/>
+        </w:rPr>
+        <w:t>let</w:t>
+      </w:r>
+      <w:r>
+        <w:rPr>
+          <w:rFonts w:ascii="Consolas" w:eastAsia="Times New Roman" w:hAnsi="Consolas" w:cs="Times New Roman"/>
+          <w:color w:val="BBBEBF"/>
+          <w:kern w:val="0"/>
+          <w:sz w:val="21"/>
+          <w:szCs w:val="21"/>
+          <w:lang w:eastAsia="tr-TR"/>
+          <w14:ligatures w14:val="none"/>
+        </w:rPr>
+        <w:t xml:space="preserve"> </w:t>
+      </w:r>
+      <w:r>
+        <w:rPr>
+          <w:rFonts w:ascii="Consolas" w:eastAsia="Times New Roman" w:hAnsi="Consolas" w:cs="Times New Roman"/>
+          <w:color w:val="C9D1D9"/>
+          <w:kern w:val="0"/>
+          <w:sz w:val="21"/>
+          <w:szCs w:val="21"/>
+          <w:lang w:eastAsia="tr-TR"/>
+          <w14:ligatures w14:val="none"/>
+        </w:rPr>
+        <w:t>numbers</w:t>
+      </w:r>
+      <w:r>
+        <w:rPr>
+          <w:rFonts w:ascii="Consolas" w:eastAsia="Times New Roman" w:hAnsi="Consolas" w:cs="Times New Roman"/>
+          <w:color w:val="BBBEBF"/>
+          <w:kern w:val="0"/>
+          <w:sz w:val="21"/>
+          <w:szCs w:val="21"/>
+          <w:lang w:eastAsia="tr-TR"/>
+          <w14:ligatures w14:val="none"/>
+        </w:rPr>
+        <w:t xml:space="preserve"> </w:t>
+      </w:r>
+      <w:r>
+        <w:rPr>
+          <w:rFonts w:ascii="Consolas" w:eastAsia="Times New Roman" w:hAnsi="Consolas" w:cs="Times New Roman"/>
+          <w:color w:val="D4D4D4"/>
+          <w:kern w:val="0"/>
+          <w:sz w:val="21"/>
+          <w:szCs w:val="21"/>
+          <w:lang w:eastAsia="tr-TR"/>
+          <w14:ligatures w14:val="none"/>
+        </w:rPr>
+        <w:t>=</w:t>
+      </w:r>
+      <w:r>
+        <w:rPr>
+          <w:rFonts w:ascii="Consolas" w:eastAsia="Times New Roman" w:hAnsi="Consolas" w:cs="Times New Roman"/>
+          <w:color w:val="BBBEBF"/>
+          <w:kern w:val="0"/>
+          <w:sz w:val="21"/>
+          <w:szCs w:val="21"/>
+          <w:lang w:eastAsia="tr-TR"/>
+          <w14:ligatures w14:val="none"/>
+        </w:rPr>
+        <w:t xml:space="preserve"> [</w:t>
+      </w:r>
+      <w:r>
+        <w:rPr>
+          <w:rFonts w:ascii="Consolas" w:eastAsia="Times New Roman" w:hAnsi="Consolas" w:cs="Times New Roman"/>
+          <w:color w:val="D4D4D4"/>
+          <w:kern w:val="0"/>
+          <w:sz w:val="21"/>
+          <w:szCs w:val="21"/>
+          <w:lang w:eastAsia="tr-TR"/>
+          <w14:ligatures w14:val="none"/>
+        </w:rPr>
+        <w:t>-</w:t>
+      </w:r>
+      <w:r>
+        <w:rPr>
+          <w:rFonts w:ascii="Consolas" w:eastAsia="Times New Roman" w:hAnsi="Consolas" w:cs="Times New Roman"/>
+          <w:color w:val="B5CEA8"/>
+          <w:kern w:val="0"/>
+          <w:sz w:val="21"/>
+          <w:szCs w:val="21"/>
+          <w:lang w:eastAsia="tr-TR"/>
+          <w14:ligatures w14:val="none"/>
+        </w:rPr>
+        <w:t>10</w:t>
+      </w:r>
+      <w:r>
+        <w:rPr>
+          <w:rFonts w:ascii="Consolas" w:eastAsia="Times New Roman" w:hAnsi="Consolas" w:cs="Times New Roman"/>
+          <w:color w:val="BBBEBF"/>
+          <w:kern w:val="0"/>
+          <w:sz w:val="21"/>
+          <w:szCs w:val="21"/>
+          <w:lang w:eastAsia="tr-TR"/>
+          <w14:ligatures w14:val="none"/>
+        </w:rPr>
+        <w:t>,</w:t>
+      </w:r>
+      <w:r>
+        <w:rPr>
+          <w:rFonts w:ascii="Consolas" w:eastAsia="Times New Roman" w:hAnsi="Consolas" w:cs="Times New Roman"/>
+          <w:color w:val="B5CEA8"/>
+          <w:kern w:val="0"/>
+          <w:sz w:val="21"/>
+          <w:szCs w:val="21"/>
+          <w:lang w:eastAsia="tr-TR"/>
+          <w14:ligatures w14:val="none"/>
+        </w:rPr>
+        <w:t>12</w:t>
+      </w:r>
+      <w:r>
+        <w:rPr>
+          <w:rFonts w:ascii="Consolas" w:eastAsia="Times New Roman" w:hAnsi="Consolas" w:cs="Times New Roman"/>
+          <w:color w:val="BBBEBF"/>
+          <w:kern w:val="0"/>
+          <w:sz w:val="21"/>
+          <w:szCs w:val="21"/>
+          <w:lang w:eastAsia="tr-TR"/>
+          <w14:ligatures w14:val="none"/>
+        </w:rPr>
+        <w:t>,</w:t>
+      </w:r>
+      <w:r>
+        <w:rPr>
+          <w:rFonts w:ascii="Consolas" w:eastAsia="Times New Roman" w:hAnsi="Consolas" w:cs="Times New Roman"/>
+          <w:color w:val="B5CEA8"/>
+          <w:kern w:val="0"/>
+          <w:sz w:val="21"/>
+          <w:szCs w:val="21"/>
+          <w:lang w:eastAsia="tr-TR"/>
+          <w14:ligatures w14:val="none"/>
+        </w:rPr>
+        <w:t>13</w:t>
+      </w:r>
+      <w:r>
+        <w:rPr>
+          <w:rFonts w:ascii="Consolas" w:eastAsia="Times New Roman" w:hAnsi="Consolas" w:cs="Times New Roman"/>
+          <w:color w:val="BBBEBF"/>
+          <w:kern w:val="0"/>
+          <w:sz w:val="21"/>
+          <w:szCs w:val="21"/>
+          <w:lang w:eastAsia="tr-TR"/>
+          <w14:ligatures w14:val="none"/>
+        </w:rPr>
+        <w:t>];</w:t>
+      </w:r>
+    </w:p>
+    <w:p>
+      <w:pPr>
+        <w:shd w:val="clear" w:color="auto" w:fill="121314"/>
+        <w:spacing w:after="0" w:line="285" w:lineRule="atLeast"/>
+        <w:rPr>
+          <w:rFonts w:ascii="Consolas" w:eastAsia="Times New Roman" w:hAnsi="Consolas" w:cs="Times New Roman"/>
+          <w:color w:val="BBBEBF"/>
+          <w:kern w:val="0"/>
+          <w:sz w:val="21"/>
+          <w:szCs w:val="21"/>
+          <w:lang w:eastAsia="tr-TR"/>
+          <w14:ligatures w14:val="none"/>
+        </w:rPr>
+      </w:pPr>
+      <w:r>
+        <w:rPr>
+          <w:rFonts w:ascii="Consolas" w:eastAsia="Times New Roman" w:hAnsi="Consolas" w:cs="Times New Roman"/>
+          <w:color w:val="8B949E"/>
+          <w:kern w:val="0"/>
+          <w:sz w:val="21"/>
+          <w:szCs w:val="21"/>
+          <w:lang w:eastAsia="tr-TR"/>
+          <w14:ligatures w14:val="none"/>
+        </w:rPr>
+        <w:t xml:space="preserve">// numberAboveZero is default false, but if there is number above zero </w:t>
+      </w:r>
+    </w:p>
+    <w:p>
+      <w:pPr>
+        <w:shd w:val="clear" w:color="auto" w:fill="121314"/>
+        <w:spacing w:after="0" w:line="285" w:lineRule="atLeast"/>
+        <w:rPr>
+          <w:rFonts w:ascii="Consolas" w:eastAsia="Times New Roman" w:hAnsi="Consolas" w:cs="Times New Roman"/>
+          <w:color w:val="BBBEBF"/>
+          <w:kern w:val="0"/>
+          <w:sz w:val="21"/>
+          <w:szCs w:val="21"/>
+          <w:lang w:eastAsia="tr-TR"/>
+          <w14:ligatures w14:val="none"/>
+        </w:rPr>
+      </w:pPr>
+      <w:r>
+        <w:rPr>
+          <w:rFonts w:ascii="Consolas" w:eastAsia="Times New Roman" w:hAnsi="Consolas" w:cs="Times New Roman"/>
+          <w:color w:val="8B949E"/>
+          <w:kern w:val="0"/>
+          <w:sz w:val="21"/>
+          <w:szCs w:val="21"/>
+          <w:lang w:eastAsia="tr-TR"/>
+          <w14:ligatures w14:val="none"/>
+        </w:rPr>
+        <w:t>// it should be the number ??</w:t>
+      </w:r>
+    </w:p>
+    <w:p>
+      <w:pPr>
+        <w:shd w:val="clear" w:color="auto" w:fill="121314"/>
+        <w:spacing w:after="0" w:line="285" w:lineRule="atLeast"/>
+        <w:rPr>
+          <w:rFonts w:ascii="Consolas" w:eastAsia="Times New Roman" w:hAnsi="Consolas" w:cs="Times New Roman"/>
+          <w:color w:val="BBBEBF"/>
+          <w:kern w:val="0"/>
+          <w:sz w:val="21"/>
+          <w:szCs w:val="21"/>
+          <w:lang w:eastAsia="tr-TR"/>
+          <w14:ligatures w14:val="none"/>
+        </w:rPr>
+      </w:pPr>
+      <w:r>
+        <w:rPr>
+          <w:rFonts w:ascii="Consolas" w:eastAsia="Times New Roman" w:hAnsi="Consolas" w:cs="Times New Roman"/>
+          <w:color w:val="8B949E"/>
+          <w:kern w:val="0"/>
+          <w:sz w:val="21"/>
+          <w:szCs w:val="21"/>
+          <w:lang w:eastAsia="tr-TR"/>
+          <w14:ligatures w14:val="none"/>
+        </w:rPr>
+        <w:t>// let numberAboveZero = false;</w:t>
+      </w:r>
+    </w:p>
+    <w:p>
+      <w:pPr>
+        <w:shd w:val="clear" w:color="auto" w:fill="121314"/>
+        <w:spacing w:after="0" w:line="285" w:lineRule="atLeast"/>
+        <w:rPr>
+          <w:rFonts w:ascii="Consolas" w:eastAsia="Times New Roman" w:hAnsi="Consolas" w:cs="Times New Roman"/>
+          <w:color w:val="BBBEBF"/>
+          <w:kern w:val="0"/>
+          <w:sz w:val="21"/>
+          <w:szCs w:val="21"/>
+          <w:lang w:eastAsia="tr-TR"/>
+          <w14:ligatures w14:val="none"/>
+        </w:rPr>
+      </w:pPr>
+      <w:r>
+        <w:rPr>
+          <w:rFonts w:ascii="Consolas" w:eastAsia="Times New Roman" w:hAnsi="Consolas" w:cs="Times New Roman"/>
+          <w:color w:val="FF7B72"/>
+          <w:kern w:val="0"/>
+          <w:sz w:val="21"/>
+          <w:szCs w:val="21"/>
+          <w:lang w:eastAsia="tr-TR"/>
+          <w14:ligatures w14:val="none"/>
+        </w:rPr>
+        <w:t>let</w:t>
+      </w:r>
+      <w:r>
+        <w:rPr>
+          <w:rFonts w:ascii="Consolas" w:eastAsia="Times New Roman" w:hAnsi="Consolas" w:cs="Times New Roman"/>
+          <w:color w:val="BBBEBF"/>
+          <w:kern w:val="0"/>
+          <w:sz w:val="21"/>
+          <w:szCs w:val="21"/>
+          <w:lang w:eastAsia="tr-TR"/>
+          <w14:ligatures w14:val="none"/>
+        </w:rPr>
+        <w:t xml:space="preserve"> </w:t>
+      </w:r>
+      <w:r>
+        <w:rPr>
+          <w:rFonts w:ascii="Consolas" w:eastAsia="Times New Roman" w:hAnsi="Consolas" w:cs="Times New Roman"/>
+          <w:color w:val="C9D1D9"/>
+          <w:kern w:val="0"/>
+          <w:sz w:val="21"/>
+          <w:szCs w:val="21"/>
+          <w:lang w:eastAsia="tr-TR"/>
+          <w14:ligatures w14:val="none"/>
+        </w:rPr>
+        <w:t>numberAboveZero</w:t>
+      </w:r>
+      <w:r>
+        <w:rPr>
+          <w:rFonts w:ascii="Consolas" w:eastAsia="Times New Roman" w:hAnsi="Consolas" w:cs="Times New Roman"/>
+          <w:color w:val="BBBEBF"/>
+          <w:kern w:val="0"/>
+          <w:sz w:val="21"/>
+          <w:szCs w:val="21"/>
+          <w:lang w:eastAsia="tr-TR"/>
+          <w14:ligatures w14:val="none"/>
+        </w:rPr>
+        <w:t xml:space="preserve"> </w:t>
+      </w:r>
+      <w:r>
+        <w:rPr>
+          <w:rFonts w:ascii="Consolas" w:eastAsia="Times New Roman" w:hAnsi="Consolas" w:cs="Times New Roman"/>
+          <w:color w:val="D4D4D4"/>
+          <w:kern w:val="0"/>
+          <w:sz w:val="21"/>
+          <w:szCs w:val="21"/>
+          <w:lang w:eastAsia="tr-TR"/>
+          <w14:ligatures w14:val="none"/>
+        </w:rPr>
+        <w:t>:</w:t>
+      </w:r>
+      <w:r>
+        <w:rPr>
+          <w:rFonts w:ascii="Consolas" w:eastAsia="Times New Roman" w:hAnsi="Consolas" w:cs="Times New Roman"/>
+          <w:color w:val="BBBEBF"/>
+          <w:kern w:val="0"/>
+          <w:sz w:val="21"/>
+          <w:szCs w:val="21"/>
+          <w:lang w:eastAsia="tr-TR"/>
+          <w14:ligatures w14:val="none"/>
+        </w:rPr>
+        <w:t xml:space="preserve"> </w:t>
+      </w:r>
+      <w:r>
+        <w:rPr>
+          <w:rFonts w:ascii="Consolas" w:eastAsia="Times New Roman" w:hAnsi="Consolas" w:cs="Times New Roman"/>
+          <w:color w:val="4EC9B0"/>
+          <w:kern w:val="0"/>
+          <w:sz w:val="21"/>
+          <w:szCs w:val="21"/>
+          <w:lang w:eastAsia="tr-TR"/>
+          <w14:ligatures w14:val="none"/>
+        </w:rPr>
+        <w:t>number</w:t>
+      </w:r>
+      <w:r>
+        <w:rPr>
+          <w:rFonts w:ascii="Consolas" w:eastAsia="Times New Roman" w:hAnsi="Consolas" w:cs="Times New Roman"/>
+          <w:color w:val="BBBEBF"/>
+          <w:kern w:val="0"/>
+          <w:sz w:val="21"/>
+          <w:szCs w:val="21"/>
+          <w:lang w:eastAsia="tr-TR"/>
+          <w14:ligatures w14:val="none"/>
+        </w:rPr>
+        <w:t xml:space="preserve"> </w:t>
+      </w:r>
+      <w:r>
+        <w:rPr>
+          <w:rFonts w:ascii="Consolas" w:eastAsia="Times New Roman" w:hAnsi="Consolas" w:cs="Times New Roman"/>
+          <w:color w:val="D4D4D4"/>
+          <w:kern w:val="0"/>
+          <w:sz w:val="21"/>
+          <w:szCs w:val="21"/>
+          <w:lang w:eastAsia="tr-TR"/>
+          <w14:ligatures w14:val="none"/>
+        </w:rPr>
+        <w:t>|</w:t>
+      </w:r>
+      <w:r>
+        <w:rPr>
+          <w:rFonts w:ascii="Consolas" w:eastAsia="Times New Roman" w:hAnsi="Consolas" w:cs="Times New Roman"/>
+          <w:color w:val="BBBEBF"/>
+          <w:kern w:val="0"/>
+          <w:sz w:val="21"/>
+          <w:szCs w:val="21"/>
+          <w:lang w:eastAsia="tr-TR"/>
+          <w14:ligatures w14:val="none"/>
+        </w:rPr>
+        <w:t xml:space="preserve"> </w:t>
+      </w:r>
+      <w:r>
+        <w:rPr>
+          <w:rFonts w:ascii="Consolas" w:eastAsia="Times New Roman" w:hAnsi="Consolas" w:cs="Times New Roman"/>
+          <w:color w:val="4EC9B0"/>
+          <w:kern w:val="0"/>
+          <w:sz w:val="21"/>
+          <w:szCs w:val="21"/>
+          <w:lang w:eastAsia="tr-TR"/>
+          <w14:ligatures w14:val="none"/>
+        </w:rPr>
+        <w:t>boolean</w:t>
+      </w:r>
+      <w:r>
+        <w:rPr>
+          <w:rFonts w:ascii="Consolas" w:eastAsia="Times New Roman" w:hAnsi="Consolas" w:cs="Times New Roman"/>
+          <w:color w:val="BBBEBF"/>
+          <w:kern w:val="0"/>
+          <w:sz w:val="21"/>
+          <w:szCs w:val="21"/>
+          <w:lang w:eastAsia="tr-TR"/>
+          <w14:ligatures w14:val="none"/>
+        </w:rPr>
+        <w:t xml:space="preserve"> </w:t>
+      </w:r>
+      <w:r>
+        <w:rPr>
+          <w:rFonts w:ascii="Consolas" w:eastAsia="Times New Roman" w:hAnsi="Consolas" w:cs="Times New Roman"/>
+          <w:color w:val="D4D4D4"/>
+          <w:kern w:val="0"/>
+          <w:sz w:val="21"/>
+          <w:szCs w:val="21"/>
+          <w:lang w:eastAsia="tr-TR"/>
+          <w14:ligatures w14:val="none"/>
+        </w:rPr>
+        <w:t>=</w:t>
+      </w:r>
+      <w:r>
+        <w:rPr>
+          <w:rFonts w:ascii="Consolas" w:eastAsia="Times New Roman" w:hAnsi="Consolas" w:cs="Times New Roman"/>
+          <w:color w:val="BBBEBF"/>
+          <w:kern w:val="0"/>
+          <w:sz w:val="21"/>
+          <w:szCs w:val="21"/>
+          <w:lang w:eastAsia="tr-TR"/>
+          <w14:ligatures w14:val="none"/>
+        </w:rPr>
+        <w:t xml:space="preserve"> </w:t>
+      </w:r>
+      <w:r>
+        <w:rPr>
+          <w:rFonts w:ascii="Consolas" w:eastAsia="Times New Roman" w:hAnsi="Consolas" w:cs="Times New Roman"/>
+          <w:color w:val="569CD6"/>
+          <w:kern w:val="0"/>
+          <w:sz w:val="21"/>
+          <w:szCs w:val="21"/>
+          <w:lang w:eastAsia="tr-TR"/>
+          <w14:ligatures w14:val="none"/>
+        </w:rPr>
+        <w:t>false</w:t>
+      </w:r>
+      <w:r>
+        <w:rPr>
+          <w:rFonts w:ascii="Consolas" w:eastAsia="Times New Roman" w:hAnsi="Consolas" w:cs="Times New Roman"/>
+          <w:color w:val="BBBEBF"/>
+          <w:kern w:val="0"/>
+          <w:sz w:val="21"/>
+          <w:szCs w:val="21"/>
+          <w:lang w:eastAsia="tr-TR"/>
+          <w14:ligatures w14:val="none"/>
+        </w:rPr>
+        <w:t>;</w:t>
+      </w:r>
+    </w:p>
+    <w:p>
+      <w:pPr>
+        <w:shd w:val="clear" w:color="auto" w:fill="121314"/>
+        <w:spacing w:after="0" w:line="285" w:lineRule="atLeast"/>
+        <w:rPr>
+          <w:rFonts w:ascii="Consolas" w:eastAsia="Times New Roman" w:hAnsi="Consolas" w:cs="Times New Roman"/>
+          <w:color w:val="BBBEBF"/>
+          <w:kern w:val="0"/>
+          <w:sz w:val="21"/>
+          <w:szCs w:val="21"/>
+          <w:lang w:eastAsia="tr-TR"/>
+          <w14:ligatures w14:val="none"/>
+        </w:rPr>
+      </w:pPr>
+    </w:p>
+    <w:p>
+      <w:pPr>
+        <w:shd w:val="clear" w:color="auto" w:fill="121314"/>
+        <w:spacing w:after="0" w:line="285" w:lineRule="atLeast"/>
+        <w:rPr>
+          <w:rFonts w:ascii="Consolas" w:eastAsia="Times New Roman" w:hAnsi="Consolas" w:cs="Times New Roman"/>
+          <w:color w:val="BBBEBF"/>
+          <w:kern w:val="0"/>
+          <w:sz w:val="21"/>
+          <w:szCs w:val="21"/>
+          <w:lang w:eastAsia="tr-TR"/>
+          <w14:ligatures w14:val="none"/>
+        </w:rPr>
+      </w:pPr>
+      <w:r>
+        <w:rPr>
+          <w:rFonts w:ascii="Consolas" w:eastAsia="Times New Roman" w:hAnsi="Consolas" w:cs="Times New Roman"/>
+          <w:color w:val="C586C0"/>
+          <w:kern w:val="0"/>
+          <w:sz w:val="21"/>
+          <w:szCs w:val="21"/>
+          <w:lang w:eastAsia="tr-TR"/>
+          <w14:ligatures w14:val="none"/>
+        </w:rPr>
+        <w:t>for</w:t>
+      </w:r>
+      <w:r>
+        <w:rPr>
+          <w:rFonts w:ascii="Consolas" w:eastAsia="Times New Roman" w:hAnsi="Consolas" w:cs="Times New Roman"/>
+          <w:color w:val="BBBEBF"/>
+          <w:kern w:val="0"/>
+          <w:sz w:val="21"/>
+          <w:szCs w:val="21"/>
+          <w:lang w:eastAsia="tr-TR"/>
+          <w14:ligatures w14:val="none"/>
+        </w:rPr>
+        <w:t>(</w:t>
+      </w:r>
+      <w:r>
+        <w:rPr>
+          <w:rFonts w:ascii="Consolas" w:eastAsia="Times New Roman" w:hAnsi="Consolas" w:cs="Times New Roman"/>
+          <w:color w:val="FF7B72"/>
+          <w:kern w:val="0"/>
+          <w:sz w:val="21"/>
+          <w:szCs w:val="21"/>
+          <w:lang w:eastAsia="tr-TR"/>
+          <w14:ligatures w14:val="none"/>
+        </w:rPr>
+        <w:t>let</w:t>
+      </w:r>
+      <w:r>
+        <w:rPr>
+          <w:rFonts w:ascii="Consolas" w:eastAsia="Times New Roman" w:hAnsi="Consolas" w:cs="Times New Roman"/>
+          <w:color w:val="BBBEBF"/>
+          <w:kern w:val="0"/>
+          <w:sz w:val="21"/>
+          <w:szCs w:val="21"/>
+          <w:lang w:eastAsia="tr-TR"/>
+          <w14:ligatures w14:val="none"/>
+        </w:rPr>
+        <w:t xml:space="preserve"> </w:t>
+      </w:r>
+      <w:r>
+        <w:rPr>
+          <w:rFonts w:ascii="Consolas" w:eastAsia="Times New Roman" w:hAnsi="Consolas" w:cs="Times New Roman"/>
+          <w:color w:val="C9D1D9"/>
+          <w:kern w:val="0"/>
+          <w:sz w:val="21"/>
+          <w:szCs w:val="21"/>
+          <w:lang w:eastAsia="tr-TR"/>
+          <w14:ligatures w14:val="none"/>
+        </w:rPr>
+        <w:t>i</w:t>
+      </w:r>
+      <w:r>
+        <w:rPr>
+          <w:rFonts w:ascii="Consolas" w:eastAsia="Times New Roman" w:hAnsi="Consolas" w:cs="Times New Roman"/>
+          <w:color w:val="BBBEBF"/>
+          <w:kern w:val="0"/>
+          <w:sz w:val="21"/>
+          <w:szCs w:val="21"/>
+          <w:lang w:eastAsia="tr-TR"/>
+          <w14:ligatures w14:val="none"/>
+        </w:rPr>
+        <w:t xml:space="preserve"> </w:t>
+      </w:r>
+      <w:r>
+        <w:rPr>
+          <w:rFonts w:ascii="Consolas" w:eastAsia="Times New Roman" w:hAnsi="Consolas" w:cs="Times New Roman"/>
+          <w:color w:val="D4D4D4"/>
+          <w:kern w:val="0"/>
+          <w:sz w:val="21"/>
+          <w:szCs w:val="21"/>
+          <w:lang w:eastAsia="tr-TR"/>
+          <w14:ligatures w14:val="none"/>
+        </w:rPr>
+        <w:t>=</w:t>
+      </w:r>
+      <w:r>
+        <w:rPr>
+          <w:rFonts w:ascii="Consolas" w:eastAsia="Times New Roman" w:hAnsi="Consolas" w:cs="Times New Roman"/>
+          <w:color w:val="BBBEBF"/>
+          <w:kern w:val="0"/>
+          <w:sz w:val="21"/>
+          <w:szCs w:val="21"/>
+          <w:lang w:eastAsia="tr-TR"/>
+          <w14:ligatures w14:val="none"/>
+        </w:rPr>
+        <w:t xml:space="preserve"> </w:t>
+      </w:r>
+      <w:r>
+        <w:rPr>
+          <w:rFonts w:ascii="Consolas" w:eastAsia="Times New Roman" w:hAnsi="Consolas" w:cs="Times New Roman"/>
+          <w:color w:val="B5CEA8"/>
+          <w:kern w:val="0"/>
+          <w:sz w:val="21"/>
+          <w:szCs w:val="21"/>
+          <w:lang w:eastAsia="tr-TR"/>
+          <w14:ligatures w14:val="none"/>
+        </w:rPr>
+        <w:t>0</w:t>
+      </w:r>
+      <w:r>
+        <w:rPr>
+          <w:rFonts w:ascii="Consolas" w:eastAsia="Times New Roman" w:hAnsi="Consolas" w:cs="Times New Roman"/>
+          <w:color w:val="BBBEBF"/>
+          <w:kern w:val="0"/>
+          <w:sz w:val="21"/>
+          <w:szCs w:val="21"/>
+          <w:lang w:eastAsia="tr-TR"/>
+          <w14:ligatures w14:val="none"/>
+        </w:rPr>
+        <w:t>;</w:t>
+      </w:r>
+      <w:r>
+        <w:rPr>
+          <w:rFonts w:ascii="Consolas" w:eastAsia="Times New Roman" w:hAnsi="Consolas" w:cs="Times New Roman"/>
+          <w:color w:val="C9D1D9"/>
+          <w:kern w:val="0"/>
+          <w:sz w:val="21"/>
+          <w:szCs w:val="21"/>
+          <w:lang w:eastAsia="tr-TR"/>
+          <w14:ligatures w14:val="none"/>
+        </w:rPr>
+        <w:t>i</w:t>
+      </w:r>
+      <w:r>
+        <w:rPr>
+          <w:rFonts w:ascii="Consolas" w:eastAsia="Times New Roman" w:hAnsi="Consolas" w:cs="Times New Roman"/>
+          <w:color w:val="D4D4D4"/>
+          <w:kern w:val="0"/>
+          <w:sz w:val="21"/>
+          <w:szCs w:val="21"/>
+          <w:lang w:eastAsia="tr-TR"/>
+          <w14:ligatures w14:val="none"/>
+        </w:rPr>
+        <w:t>&lt;</w:t>
+      </w:r>
+      <w:r>
+        <w:rPr>
+          <w:rFonts w:ascii="Consolas" w:eastAsia="Times New Roman" w:hAnsi="Consolas" w:cs="Times New Roman"/>
+          <w:color w:val="C9D1D9"/>
+          <w:kern w:val="0"/>
+          <w:sz w:val="21"/>
+          <w:szCs w:val="21"/>
+          <w:lang w:eastAsia="tr-TR"/>
+          <w14:ligatures w14:val="none"/>
+        </w:rPr>
+        <w:t>numbers</w:t>
+      </w:r>
+      <w:r>
+        <w:rPr>
+          <w:rFonts w:ascii="Consolas" w:eastAsia="Times New Roman" w:hAnsi="Consolas" w:cs="Times New Roman"/>
+          <w:color w:val="BBBEBF"/>
+          <w:kern w:val="0"/>
+          <w:sz w:val="21"/>
+          <w:szCs w:val="21"/>
+          <w:lang w:eastAsia="tr-TR"/>
+          <w14:ligatures w14:val="none"/>
+        </w:rPr>
         <w:t>.</w:t>
       </w:r>
       <w:r>
         <w:rPr>
+          <w:rFonts w:ascii="Consolas" w:eastAsia="Times New Roman" w:hAnsi="Consolas" w:cs="Times New Roman"/>
+          <w:color w:val="79C0FF"/>
+          <w:kern w:val="0"/>
+          <w:sz w:val="21"/>
+          <w:szCs w:val="21"/>
+          <w:lang w:eastAsia="tr-TR"/>
+          <w14:ligatures w14:val="none"/>
+        </w:rPr>
+        <w:t>length</w:t>
+      </w:r>
+      <w:r>
+        <w:rPr>
+          <w:rFonts w:ascii="Consolas" w:eastAsia="Times New Roman" w:hAnsi="Consolas" w:cs="Times New Roman"/>
+          <w:color w:val="BBBEBF"/>
+          <w:kern w:val="0"/>
+          <w:sz w:val="21"/>
+          <w:szCs w:val="21"/>
+          <w:lang w:eastAsia="tr-TR"/>
+          <w14:ligatures w14:val="none"/>
+        </w:rPr>
+        <w:t xml:space="preserve">; </w:t>
+      </w:r>
+      <w:r>
+        <w:rPr>
+          <w:rFonts w:ascii="Consolas" w:eastAsia="Times New Roman" w:hAnsi="Consolas" w:cs="Times New Roman"/>
+          <w:color w:val="C9D1D9"/>
+          <w:kern w:val="0"/>
+          <w:sz w:val="21"/>
+          <w:szCs w:val="21"/>
+          <w:lang w:eastAsia="tr-TR"/>
+          <w14:ligatures w14:val="none"/>
+        </w:rPr>
+        <w:t>i</w:t>
+      </w:r>
+      <w:r>
+        <w:rPr>
+          <w:rFonts w:ascii="Consolas" w:eastAsia="Times New Roman" w:hAnsi="Consolas" w:cs="Times New Roman"/>
+          <w:color w:val="D4D4D4"/>
+          <w:kern w:val="0"/>
+          <w:sz w:val="21"/>
+          <w:szCs w:val="21"/>
+          <w:lang w:eastAsia="tr-TR"/>
+          <w14:ligatures w14:val="none"/>
+        </w:rPr>
+        <w:t>++</w:t>
+      </w:r>
+      <w:r>
+        <w:rPr>
+          <w:rFonts w:ascii="Consolas" w:eastAsia="Times New Roman" w:hAnsi="Consolas" w:cs="Times New Roman"/>
+          <w:color w:val="BBBEBF"/>
+          <w:kern w:val="0"/>
+          <w:sz w:val="21"/>
+          <w:szCs w:val="21"/>
+          <w:lang w:eastAsia="tr-TR"/>
+          <w14:ligatures w14:val="none"/>
+        </w:rPr>
+        <w:t>)</w:t>
+      </w:r>
+    </w:p>
+    <w:p>
+      <w:pPr>
+        <w:shd w:val="clear" w:color="auto" w:fill="121314"/>
+        <w:spacing w:after="0" w:line="285" w:lineRule="atLeast"/>
+        <w:rPr>
+          <w:rFonts w:ascii="Consolas" w:eastAsia="Times New Roman" w:hAnsi="Consolas" w:cs="Times New Roman"/>
+          <w:color w:val="BBBEBF"/>
+          <w:kern w:val="0"/>
+          <w:sz w:val="21"/>
+          <w:szCs w:val="21"/>
+          <w:lang w:eastAsia="tr-TR"/>
+          <w14:ligatures w14:val="none"/>
+        </w:rPr>
+      </w:pPr>
+      <w:r>
+        <w:rPr>
+          <w:rFonts w:ascii="Consolas" w:eastAsia="Times New Roman" w:hAnsi="Consolas" w:cs="Times New Roman"/>
+          <w:color w:val="C9D1D9"/>
+          <w:kern w:val="0"/>
+          <w:sz w:val="21"/>
+          <w:szCs w:val="21"/>
+          <w:lang w:eastAsia="tr-TR"/>
+          <w14:ligatures w14:val="none"/>
+        </w:rPr>
+        <w:t>{</w:t>
+      </w:r>
+    </w:p>
+    <w:p>
+      <w:pPr>
+        <w:shd w:val="clear" w:color="auto" w:fill="121314"/>
+        <w:spacing w:after="0" w:line="285" w:lineRule="atLeast"/>
+        <w:rPr>
+          <w:rFonts w:ascii="Consolas" w:eastAsia="Times New Roman" w:hAnsi="Consolas" w:cs="Times New Roman"/>
+          <w:color w:val="BBBEBF"/>
+          <w:kern w:val="0"/>
+          <w:sz w:val="21"/>
+          <w:szCs w:val="21"/>
+          <w:lang w:eastAsia="tr-TR"/>
+          <w14:ligatures w14:val="none"/>
+        </w:rPr>
+      </w:pPr>
+      <w:r>
+        <w:rPr>
+          <w:rFonts w:ascii="Consolas" w:eastAsia="Times New Roman" w:hAnsi="Consolas" w:cs="Times New Roman"/>
+          <w:color w:val="C9D1D9"/>
+          <w:kern w:val="0"/>
+          <w:sz w:val="21"/>
+          <w:szCs w:val="21"/>
+          <w:lang w:eastAsia="tr-TR"/>
+          <w14:ligatures w14:val="none"/>
+        </w:rPr>
+        <w:t xml:space="preserve">    </w:t>
+      </w:r>
+      <w:r>
+        <w:rPr>
+          <w:rFonts w:ascii="Consolas" w:eastAsia="Times New Roman" w:hAnsi="Consolas" w:cs="Times New Roman"/>
+          <w:color w:val="C586C0"/>
+          <w:kern w:val="0"/>
+          <w:sz w:val="21"/>
+          <w:szCs w:val="21"/>
+          <w:lang w:eastAsia="tr-TR"/>
+          <w14:ligatures w14:val="none"/>
+        </w:rPr>
+        <w:t>if</w:t>
+      </w:r>
+      <w:r>
+        <w:rPr>
+          <w:rFonts w:ascii="Consolas" w:eastAsia="Times New Roman" w:hAnsi="Consolas" w:cs="Times New Roman"/>
+          <w:color w:val="C9D1D9"/>
+          <w:kern w:val="0"/>
+          <w:sz w:val="21"/>
+          <w:szCs w:val="21"/>
+          <w:lang w:eastAsia="tr-TR"/>
+          <w14:ligatures w14:val="none"/>
+        </w:rPr>
+        <w:t xml:space="preserve">(numbers[i] </w:t>
+      </w:r>
+      <w:r>
+        <w:rPr>
+          <w:rFonts w:ascii="Consolas" w:eastAsia="Times New Roman" w:hAnsi="Consolas" w:cs="Times New Roman"/>
+          <w:color w:val="D4D4D4"/>
+          <w:kern w:val="0"/>
+          <w:sz w:val="21"/>
+          <w:szCs w:val="21"/>
+          <w:lang w:eastAsia="tr-TR"/>
+          <w14:ligatures w14:val="none"/>
+        </w:rPr>
+        <w:t>&gt;</w:t>
+      </w:r>
+      <w:r>
+        <w:rPr>
+          <w:rFonts w:ascii="Consolas" w:eastAsia="Times New Roman" w:hAnsi="Consolas" w:cs="Times New Roman"/>
+          <w:color w:val="C9D1D9"/>
+          <w:kern w:val="0"/>
+          <w:sz w:val="21"/>
+          <w:szCs w:val="21"/>
+          <w:lang w:eastAsia="tr-TR"/>
+          <w14:ligatures w14:val="none"/>
+        </w:rPr>
+        <w:t xml:space="preserve"> </w:t>
+      </w:r>
+      <w:r>
+        <w:rPr>
+          <w:rFonts w:ascii="Consolas" w:eastAsia="Times New Roman" w:hAnsi="Consolas" w:cs="Times New Roman"/>
+          <w:color w:val="B5CEA8"/>
+          <w:kern w:val="0"/>
+          <w:sz w:val="21"/>
+          <w:szCs w:val="21"/>
+          <w:lang w:eastAsia="tr-TR"/>
+          <w14:ligatures w14:val="none"/>
+        </w:rPr>
+        <w:t>0</w:t>
+      </w:r>
+      <w:r>
+        <w:rPr>
+          <w:rFonts w:ascii="Consolas" w:eastAsia="Times New Roman" w:hAnsi="Consolas" w:cs="Times New Roman"/>
+          <w:color w:val="C9D1D9"/>
+          <w:kern w:val="0"/>
+          <w:sz w:val="21"/>
+          <w:szCs w:val="21"/>
+          <w:lang w:eastAsia="tr-TR"/>
+          <w14:ligatures w14:val="none"/>
+        </w:rPr>
+        <w:t xml:space="preserve"> )</w:t>
+      </w:r>
+    </w:p>
+    <w:p>
+      <w:pPr>
+        <w:shd w:val="clear" w:color="auto" w:fill="121314"/>
+        <w:spacing w:after="0" w:line="285" w:lineRule="atLeast"/>
+        <w:rPr>
+          <w:rFonts w:ascii="Consolas" w:eastAsia="Times New Roman" w:hAnsi="Consolas" w:cs="Times New Roman"/>
+          <w:color w:val="BBBEBF"/>
+          <w:kern w:val="0"/>
+          <w:sz w:val="21"/>
+          <w:szCs w:val="21"/>
+          <w:lang w:eastAsia="tr-TR"/>
+          <w14:ligatures w14:val="none"/>
+        </w:rPr>
+      </w:pPr>
+      <w:r>
+        <w:rPr>
+          <w:rFonts w:ascii="Consolas" w:eastAsia="Times New Roman" w:hAnsi="Consolas" w:cs="Times New Roman"/>
+          <w:color w:val="C9D1D9"/>
+          <w:kern w:val="0"/>
+          <w:sz w:val="21"/>
+          <w:szCs w:val="21"/>
+          <w:lang w:eastAsia="tr-TR"/>
+          <w14:ligatures w14:val="none"/>
+        </w:rPr>
+        <w:t>    {</w:t>
+      </w:r>
+    </w:p>
+    <w:p>
+      <w:pPr>
+        <w:shd w:val="clear" w:color="auto" w:fill="121314"/>
+        <w:spacing w:after="0" w:line="285" w:lineRule="atLeast"/>
+        <w:rPr>
+          <w:rFonts w:ascii="Consolas" w:eastAsia="Times New Roman" w:hAnsi="Consolas" w:cs="Times New Roman"/>
+          <w:color w:val="BBBEBF"/>
+          <w:kern w:val="0"/>
+          <w:sz w:val="21"/>
+          <w:szCs w:val="21"/>
+          <w:lang w:eastAsia="tr-TR"/>
+          <w14:ligatures w14:val="none"/>
+        </w:rPr>
+      </w:pPr>
+      <w:r>
+        <w:rPr>
+          <w:rFonts w:ascii="Consolas" w:eastAsia="Times New Roman" w:hAnsi="Consolas" w:cs="Times New Roman"/>
+          <w:color w:val="C9D1D9"/>
+          <w:kern w:val="0"/>
+          <w:sz w:val="21"/>
+          <w:szCs w:val="21"/>
+          <w:lang w:eastAsia="tr-TR"/>
+          <w14:ligatures w14:val="none"/>
+        </w:rPr>
+        <w:t xml:space="preserve">        numberAboveZero </w:t>
+      </w:r>
+      <w:r>
+        <w:rPr>
+          <w:rFonts w:ascii="Consolas" w:eastAsia="Times New Roman" w:hAnsi="Consolas" w:cs="Times New Roman"/>
+          <w:color w:val="D4D4D4"/>
+          <w:kern w:val="0"/>
+          <w:sz w:val="21"/>
+          <w:szCs w:val="21"/>
+          <w:lang w:eastAsia="tr-TR"/>
+          <w14:ligatures w14:val="none"/>
+        </w:rPr>
+        <w:t>=</w:t>
+      </w:r>
+      <w:r>
+        <w:rPr>
+          <w:rFonts w:ascii="Consolas" w:eastAsia="Times New Roman" w:hAnsi="Consolas" w:cs="Times New Roman"/>
+          <w:color w:val="C9D1D9"/>
+          <w:kern w:val="0"/>
+          <w:sz w:val="21"/>
+          <w:szCs w:val="21"/>
+          <w:lang w:eastAsia="tr-TR"/>
+          <w14:ligatures w14:val="none"/>
+        </w:rPr>
+        <w:t xml:space="preserve"> numbers[i];</w:t>
+      </w:r>
+    </w:p>
+    <w:p>
+      <w:pPr>
+        <w:shd w:val="clear" w:color="auto" w:fill="121314"/>
+        <w:spacing w:after="0" w:line="285" w:lineRule="atLeast"/>
+        <w:rPr>
+          <w:rFonts w:ascii="Consolas" w:eastAsia="Times New Roman" w:hAnsi="Consolas" w:cs="Times New Roman"/>
+          <w:color w:val="BBBEBF"/>
+          <w:kern w:val="0"/>
+          <w:sz w:val="21"/>
+          <w:szCs w:val="21"/>
+          <w:lang w:eastAsia="tr-TR"/>
+          <w14:ligatures w14:val="none"/>
+        </w:rPr>
+      </w:pPr>
+      <w:r>
+        <w:rPr>
+          <w:rFonts w:ascii="Consolas" w:eastAsia="Times New Roman" w:hAnsi="Consolas" w:cs="Times New Roman"/>
+          <w:color w:val="C9D1D9"/>
+          <w:kern w:val="0"/>
+          <w:sz w:val="21"/>
+          <w:szCs w:val="21"/>
+          <w:lang w:eastAsia="tr-TR"/>
+          <w14:ligatures w14:val="none"/>
+        </w:rPr>
+        <w:t>    }</w:t>
+      </w:r>
+    </w:p>
+    <w:p>
+      <w:pPr>
+        <w:shd w:val="clear" w:color="auto" w:fill="121314"/>
+        <w:spacing w:after="0" w:line="285" w:lineRule="atLeast"/>
+        <w:rPr>
+          <w:rFonts w:ascii="Consolas" w:eastAsia="Times New Roman" w:hAnsi="Consolas" w:cs="Times New Roman"/>
+          <w:color w:val="BBBEBF"/>
+          <w:kern w:val="0"/>
+          <w:sz w:val="21"/>
+          <w:szCs w:val="21"/>
+          <w:lang w:eastAsia="tr-TR"/>
+          <w14:ligatures w14:val="none"/>
+        </w:rPr>
+      </w:pPr>
+      <w:r>
+        <w:rPr>
+          <w:rFonts w:ascii="Consolas" w:eastAsia="Times New Roman" w:hAnsi="Consolas" w:cs="Times New Roman"/>
+          <w:color w:val="C9D1D9"/>
+          <w:kern w:val="0"/>
+          <w:sz w:val="21"/>
+          <w:szCs w:val="21"/>
+          <w:lang w:eastAsia="tr-TR"/>
+          <w14:ligatures w14:val="none"/>
+        </w:rPr>
+        <w:t>}</w:t>
+      </w:r>
+    </w:p>
+    <w:p>
+      <w:pPr>
+        <w:jc w:val="both"/>
+        <w:rPr>
+          <w:rFonts w:ascii="Lucida Console" w:hAnsi="Lucida Console"/>
+        </w:rPr>
+      </w:pPr>
+    </w:p>
+    <w:p>
+      <w:pPr>
+        <w:jc w:val="both"/>
+        <w:rPr>
           <w:rFonts w:ascii="Lucida Console" w:hAnsi="Lucida Console"/>
           <w:b/>
         </w:rPr>
-        <w:t xml:space="preserve"> type inference </w:t>
+      </w:pPr>
+      <w:r>
+        <w:rPr>
+          <w:rFonts w:ascii="Lucida Console" w:hAnsi="Lucida Console"/>
+          <w:b/>
+        </w:rPr>
+        <w:lastRenderedPageBreak/>
+        <w:t>.9. type annotations for functions</w:t>
       </w:r>
     </w:p>
     <w:p>
@@ -5037,17 +6211,428 @@
     </w:p>
     <w:p>
       <w:pPr>
+        <w:shd w:val="clear" w:color="auto" w:fill="121314"/>
+        <w:spacing w:after="0" w:line="285" w:lineRule="atLeast"/>
+        <w:rPr>
+          <w:rFonts w:ascii="Consolas" w:eastAsia="Times New Roman" w:hAnsi="Consolas" w:cs="Times New Roman"/>
+          <w:color w:val="BBBEBF"/>
+          <w:kern w:val="0"/>
+          <w:sz w:val="21"/>
+          <w:szCs w:val="21"/>
+          <w:lang w:eastAsia="tr-TR"/>
+          <w14:ligatures w14:val="none"/>
+        </w:rPr>
+      </w:pPr>
+      <w:r>
+        <w:rPr>
+          <w:rFonts w:ascii="Consolas" w:eastAsia="Times New Roman" w:hAnsi="Consolas" w:cs="Times New Roman"/>
+          <w:color w:val="FF7B72"/>
+          <w:kern w:val="0"/>
+          <w:sz w:val="21"/>
+          <w:szCs w:val="21"/>
+          <w:lang w:eastAsia="tr-TR"/>
+          <w14:ligatures w14:val="none"/>
+        </w:rPr>
+        <w:t>const</w:t>
+      </w:r>
+      <w:r>
+        <w:rPr>
+          <w:rFonts w:ascii="Consolas" w:eastAsia="Times New Roman" w:hAnsi="Consolas" w:cs="Times New Roman"/>
+          <w:color w:val="BBBEBF"/>
+          <w:kern w:val="0"/>
+          <w:sz w:val="21"/>
+          <w:szCs w:val="21"/>
+          <w:lang w:eastAsia="tr-TR"/>
+          <w14:ligatures w14:val="none"/>
+        </w:rPr>
+        <w:t xml:space="preserve"> </w:t>
+      </w:r>
+      <w:r>
+        <w:rPr>
+          <w:rFonts w:ascii="Consolas" w:eastAsia="Times New Roman" w:hAnsi="Consolas" w:cs="Times New Roman"/>
+          <w:color w:val="D2A8FF"/>
+          <w:kern w:val="0"/>
+          <w:sz w:val="21"/>
+          <w:szCs w:val="21"/>
+          <w:lang w:eastAsia="tr-TR"/>
+          <w14:ligatures w14:val="none"/>
+        </w:rPr>
+        <w:t>add</w:t>
+      </w:r>
+      <w:r>
+        <w:rPr>
+          <w:rFonts w:ascii="Consolas" w:eastAsia="Times New Roman" w:hAnsi="Consolas" w:cs="Times New Roman"/>
+          <w:color w:val="BBBEBF"/>
+          <w:kern w:val="0"/>
+          <w:sz w:val="21"/>
+          <w:szCs w:val="21"/>
+          <w:lang w:eastAsia="tr-TR"/>
+          <w14:ligatures w14:val="none"/>
+        </w:rPr>
+        <w:t xml:space="preserve"> </w:t>
+      </w:r>
+      <w:r>
+        <w:rPr>
+          <w:rFonts w:ascii="Consolas" w:eastAsia="Times New Roman" w:hAnsi="Consolas" w:cs="Times New Roman"/>
+          <w:color w:val="D4D4D4"/>
+          <w:kern w:val="0"/>
+          <w:sz w:val="21"/>
+          <w:szCs w:val="21"/>
+          <w:lang w:eastAsia="tr-TR"/>
+          <w14:ligatures w14:val="none"/>
+        </w:rPr>
+        <w:t>=</w:t>
+      </w:r>
+      <w:r>
+        <w:rPr>
+          <w:rFonts w:ascii="Consolas" w:eastAsia="Times New Roman" w:hAnsi="Consolas" w:cs="Times New Roman"/>
+          <w:color w:val="BBBEBF"/>
+          <w:kern w:val="0"/>
+          <w:sz w:val="21"/>
+          <w:szCs w:val="21"/>
+          <w:lang w:eastAsia="tr-TR"/>
+          <w14:ligatures w14:val="none"/>
+        </w:rPr>
+        <w:t xml:space="preserve"> (</w:t>
+      </w:r>
+      <w:r>
+        <w:rPr>
+          <w:rFonts w:ascii="Consolas" w:eastAsia="Times New Roman" w:hAnsi="Consolas" w:cs="Times New Roman"/>
+          <w:color w:val="FFA657"/>
+          <w:kern w:val="0"/>
+          <w:sz w:val="21"/>
+          <w:szCs w:val="21"/>
+          <w:lang w:eastAsia="tr-TR"/>
+          <w14:ligatures w14:val="none"/>
+        </w:rPr>
+        <w:t>a</w:t>
+      </w:r>
+      <w:r>
+        <w:rPr>
+          <w:rFonts w:ascii="Consolas" w:eastAsia="Times New Roman" w:hAnsi="Consolas" w:cs="Times New Roman"/>
+          <w:color w:val="D4D4D4"/>
+          <w:kern w:val="0"/>
+          <w:sz w:val="21"/>
+          <w:szCs w:val="21"/>
+          <w:lang w:eastAsia="tr-TR"/>
+          <w14:ligatures w14:val="none"/>
+        </w:rPr>
+        <w:t>:</w:t>
+      </w:r>
+      <w:r>
+        <w:rPr>
+          <w:rFonts w:ascii="Consolas" w:eastAsia="Times New Roman" w:hAnsi="Consolas" w:cs="Times New Roman"/>
+          <w:color w:val="BBBEBF"/>
+          <w:kern w:val="0"/>
+          <w:sz w:val="21"/>
+          <w:szCs w:val="21"/>
+          <w:lang w:eastAsia="tr-TR"/>
+          <w14:ligatures w14:val="none"/>
+        </w:rPr>
+        <w:t xml:space="preserve"> </w:t>
+      </w:r>
+      <w:r>
+        <w:rPr>
+          <w:rFonts w:ascii="Consolas" w:eastAsia="Times New Roman" w:hAnsi="Consolas" w:cs="Times New Roman"/>
+          <w:color w:val="4EC9B0"/>
+          <w:kern w:val="0"/>
+          <w:sz w:val="21"/>
+          <w:szCs w:val="21"/>
+          <w:lang w:eastAsia="tr-TR"/>
+          <w14:ligatures w14:val="none"/>
+        </w:rPr>
+        <w:t>number</w:t>
+      </w:r>
+      <w:r>
+        <w:rPr>
+          <w:rFonts w:ascii="Consolas" w:eastAsia="Times New Roman" w:hAnsi="Consolas" w:cs="Times New Roman"/>
+          <w:color w:val="BBBEBF"/>
+          <w:kern w:val="0"/>
+          <w:sz w:val="21"/>
+          <w:szCs w:val="21"/>
+          <w:lang w:eastAsia="tr-TR"/>
+          <w14:ligatures w14:val="none"/>
+        </w:rPr>
+        <w:t xml:space="preserve"> ,</w:t>
+      </w:r>
+      <w:r>
+        <w:rPr>
+          <w:rFonts w:ascii="Consolas" w:eastAsia="Times New Roman" w:hAnsi="Consolas" w:cs="Times New Roman"/>
+          <w:color w:val="FFA657"/>
+          <w:kern w:val="0"/>
+          <w:sz w:val="21"/>
+          <w:szCs w:val="21"/>
+          <w:lang w:eastAsia="tr-TR"/>
+          <w14:ligatures w14:val="none"/>
+        </w:rPr>
+        <w:t>b</w:t>
+      </w:r>
+      <w:r>
+        <w:rPr>
+          <w:rFonts w:ascii="Consolas" w:eastAsia="Times New Roman" w:hAnsi="Consolas" w:cs="Times New Roman"/>
+          <w:color w:val="D4D4D4"/>
+          <w:kern w:val="0"/>
+          <w:sz w:val="21"/>
+          <w:szCs w:val="21"/>
+          <w:lang w:eastAsia="tr-TR"/>
+          <w14:ligatures w14:val="none"/>
+        </w:rPr>
+        <w:t>:</w:t>
+      </w:r>
+      <w:r>
+        <w:rPr>
+          <w:rFonts w:ascii="Consolas" w:eastAsia="Times New Roman" w:hAnsi="Consolas" w:cs="Times New Roman"/>
+          <w:color w:val="BBBEBF"/>
+          <w:kern w:val="0"/>
+          <w:sz w:val="21"/>
+          <w:szCs w:val="21"/>
+          <w:lang w:eastAsia="tr-TR"/>
+          <w14:ligatures w14:val="none"/>
+        </w:rPr>
+        <w:t xml:space="preserve"> </w:t>
+      </w:r>
+      <w:r>
+        <w:rPr>
+          <w:rFonts w:ascii="Consolas" w:eastAsia="Times New Roman" w:hAnsi="Consolas" w:cs="Times New Roman"/>
+          <w:color w:val="4EC9B0"/>
+          <w:kern w:val="0"/>
+          <w:sz w:val="21"/>
+          <w:szCs w:val="21"/>
+          <w:lang w:eastAsia="tr-TR"/>
+          <w14:ligatures w14:val="none"/>
+        </w:rPr>
+        <w:t>number</w:t>
+      </w:r>
+      <w:r>
+        <w:rPr>
+          <w:rFonts w:ascii="Consolas" w:eastAsia="Times New Roman" w:hAnsi="Consolas" w:cs="Times New Roman"/>
+          <w:color w:val="BBBEBF"/>
+          <w:kern w:val="0"/>
+          <w:sz w:val="21"/>
+          <w:szCs w:val="21"/>
+          <w:lang w:eastAsia="tr-TR"/>
+          <w14:ligatures w14:val="none"/>
+        </w:rPr>
+        <w:t>)</w:t>
+      </w:r>
+      <w:r>
+        <w:rPr>
+          <w:rFonts w:ascii="Consolas" w:eastAsia="Times New Roman" w:hAnsi="Consolas" w:cs="Times New Roman"/>
+          <w:color w:val="D4D4D4"/>
+          <w:kern w:val="0"/>
+          <w:sz w:val="21"/>
+          <w:szCs w:val="21"/>
+          <w:lang w:eastAsia="tr-TR"/>
+          <w14:ligatures w14:val="none"/>
+        </w:rPr>
+        <w:t>:</w:t>
+      </w:r>
+      <w:r>
+        <w:rPr>
+          <w:rFonts w:ascii="Consolas" w:eastAsia="Times New Roman" w:hAnsi="Consolas" w:cs="Times New Roman"/>
+          <w:color w:val="BBBEBF"/>
+          <w:kern w:val="0"/>
+          <w:sz w:val="21"/>
+          <w:szCs w:val="21"/>
+          <w:lang w:eastAsia="tr-TR"/>
+          <w14:ligatures w14:val="none"/>
+        </w:rPr>
+        <w:t xml:space="preserve"> </w:t>
+      </w:r>
+      <w:r>
+        <w:rPr>
+          <w:rFonts w:ascii="Consolas" w:eastAsia="Times New Roman" w:hAnsi="Consolas" w:cs="Times New Roman"/>
+          <w:color w:val="4EC9B0"/>
+          <w:kern w:val="0"/>
+          <w:sz w:val="21"/>
+          <w:szCs w:val="21"/>
+          <w:lang w:eastAsia="tr-TR"/>
+          <w14:ligatures w14:val="none"/>
+        </w:rPr>
+        <w:t>number</w:t>
+      </w:r>
+      <w:r>
+        <w:rPr>
+          <w:rFonts w:ascii="Consolas" w:eastAsia="Times New Roman" w:hAnsi="Consolas" w:cs="Times New Roman"/>
+          <w:color w:val="BBBEBF"/>
+          <w:kern w:val="0"/>
+          <w:sz w:val="21"/>
+          <w:szCs w:val="21"/>
+          <w:lang w:eastAsia="tr-TR"/>
+          <w14:ligatures w14:val="none"/>
+        </w:rPr>
+        <w:t xml:space="preserve"> </w:t>
+      </w:r>
+      <w:r>
+        <w:rPr>
+          <w:rFonts w:ascii="Consolas" w:eastAsia="Times New Roman" w:hAnsi="Consolas" w:cs="Times New Roman"/>
+          <w:color w:val="FF7B72"/>
+          <w:kern w:val="0"/>
+          <w:sz w:val="21"/>
+          <w:szCs w:val="21"/>
+          <w:lang w:eastAsia="tr-TR"/>
+          <w14:ligatures w14:val="none"/>
+        </w:rPr>
+        <w:t>=&gt;</w:t>
+      </w:r>
+      <w:r>
+        <w:rPr>
+          <w:rFonts w:ascii="Consolas" w:eastAsia="Times New Roman" w:hAnsi="Consolas" w:cs="Times New Roman"/>
+          <w:color w:val="BBBEBF"/>
+          <w:kern w:val="0"/>
+          <w:sz w:val="21"/>
+          <w:szCs w:val="21"/>
+          <w:lang w:eastAsia="tr-TR"/>
+          <w14:ligatures w14:val="none"/>
+        </w:rPr>
+        <w:t xml:space="preserve"> </w:t>
+      </w:r>
+      <w:r>
+        <w:rPr>
+          <w:rFonts w:ascii="Consolas" w:eastAsia="Times New Roman" w:hAnsi="Consolas" w:cs="Times New Roman"/>
+          <w:color w:val="C9D1D9"/>
+          <w:kern w:val="0"/>
+          <w:sz w:val="21"/>
+          <w:szCs w:val="21"/>
+          <w:lang w:eastAsia="tr-TR"/>
+          <w14:ligatures w14:val="none"/>
+        </w:rPr>
+        <w:t>{</w:t>
+      </w:r>
+    </w:p>
+    <w:p>
+      <w:pPr>
+        <w:shd w:val="clear" w:color="auto" w:fill="121314"/>
+        <w:spacing w:after="0" w:line="285" w:lineRule="atLeast"/>
+        <w:rPr>
+          <w:rFonts w:ascii="Consolas" w:eastAsia="Times New Roman" w:hAnsi="Consolas" w:cs="Times New Roman"/>
+          <w:color w:val="BBBEBF"/>
+          <w:kern w:val="0"/>
+          <w:sz w:val="21"/>
+          <w:szCs w:val="21"/>
+          <w:lang w:eastAsia="tr-TR"/>
+          <w14:ligatures w14:val="none"/>
+        </w:rPr>
+      </w:pPr>
+      <w:r>
+        <w:rPr>
+          <w:rFonts w:ascii="Consolas" w:eastAsia="Times New Roman" w:hAnsi="Consolas" w:cs="Times New Roman"/>
+          <w:color w:val="C9D1D9"/>
+          <w:kern w:val="0"/>
+          <w:sz w:val="21"/>
+          <w:szCs w:val="21"/>
+          <w:lang w:eastAsia="tr-TR"/>
+          <w14:ligatures w14:val="none"/>
+        </w:rPr>
+        <w:t xml:space="preserve">    </w:t>
+      </w:r>
+      <w:r>
+        <w:rPr>
+          <w:rFonts w:ascii="Consolas" w:eastAsia="Times New Roman" w:hAnsi="Consolas" w:cs="Times New Roman"/>
+          <w:color w:val="C586C0"/>
+          <w:kern w:val="0"/>
+          <w:sz w:val="21"/>
+          <w:szCs w:val="21"/>
+          <w:lang w:eastAsia="tr-TR"/>
+          <w14:ligatures w14:val="none"/>
+        </w:rPr>
+        <w:t>return</w:t>
+      </w:r>
+      <w:r>
+        <w:rPr>
+          <w:rFonts w:ascii="Consolas" w:eastAsia="Times New Roman" w:hAnsi="Consolas" w:cs="Times New Roman"/>
+          <w:color w:val="C9D1D9"/>
+          <w:kern w:val="0"/>
+          <w:sz w:val="21"/>
+          <w:szCs w:val="21"/>
+          <w:lang w:eastAsia="tr-TR"/>
+          <w14:ligatures w14:val="none"/>
+        </w:rPr>
+        <w:t xml:space="preserve"> </w:t>
+      </w:r>
+      <w:r>
+        <w:rPr>
+          <w:rFonts w:ascii="Consolas" w:eastAsia="Times New Roman" w:hAnsi="Consolas" w:cs="Times New Roman"/>
+          <w:color w:val="FFA657"/>
+          <w:kern w:val="0"/>
+          <w:sz w:val="21"/>
+          <w:szCs w:val="21"/>
+          <w:lang w:eastAsia="tr-TR"/>
+          <w14:ligatures w14:val="none"/>
+        </w:rPr>
+        <w:t>a</w:t>
+      </w:r>
+      <w:r>
+        <w:rPr>
+          <w:rFonts w:ascii="Consolas" w:eastAsia="Times New Roman" w:hAnsi="Consolas" w:cs="Times New Roman"/>
+          <w:color w:val="D4D4D4"/>
+          <w:kern w:val="0"/>
+          <w:sz w:val="21"/>
+          <w:szCs w:val="21"/>
+          <w:lang w:eastAsia="tr-TR"/>
+          <w14:ligatures w14:val="none"/>
+        </w:rPr>
+        <w:t>+</w:t>
+      </w:r>
+      <w:r>
+        <w:rPr>
+          <w:rFonts w:ascii="Consolas" w:eastAsia="Times New Roman" w:hAnsi="Consolas" w:cs="Times New Roman"/>
+          <w:color w:val="FFA657"/>
+          <w:kern w:val="0"/>
+          <w:sz w:val="21"/>
+          <w:szCs w:val="21"/>
+          <w:lang w:eastAsia="tr-TR"/>
+          <w14:ligatures w14:val="none"/>
+        </w:rPr>
+        <w:t>b</w:t>
+      </w:r>
+      <w:r>
+        <w:rPr>
+          <w:rFonts w:ascii="Consolas" w:eastAsia="Times New Roman" w:hAnsi="Consolas" w:cs="Times New Roman"/>
+          <w:color w:val="C9D1D9"/>
+          <w:kern w:val="0"/>
+          <w:sz w:val="21"/>
+          <w:szCs w:val="21"/>
+          <w:lang w:eastAsia="tr-TR"/>
+          <w14:ligatures w14:val="none"/>
+        </w:rPr>
+        <w:t>;</w:t>
+      </w:r>
+    </w:p>
+    <w:p>
+      <w:pPr>
+        <w:shd w:val="clear" w:color="auto" w:fill="121314"/>
+        <w:spacing w:after="0" w:line="285" w:lineRule="atLeast"/>
+        <w:rPr>
+          <w:rFonts w:ascii="Consolas" w:eastAsia="Times New Roman" w:hAnsi="Consolas" w:cs="Times New Roman"/>
+          <w:color w:val="BBBEBF"/>
+          <w:kern w:val="0"/>
+          <w:sz w:val="21"/>
+          <w:szCs w:val="21"/>
+          <w:lang w:eastAsia="tr-TR"/>
+          <w14:ligatures w14:val="none"/>
+        </w:rPr>
+      </w:pPr>
+      <w:r>
+        <w:rPr>
+          <w:rFonts w:ascii="Consolas" w:eastAsia="Times New Roman" w:hAnsi="Consolas" w:cs="Times New Roman"/>
+          <w:color w:val="C9D1D9"/>
+          <w:kern w:val="0"/>
+          <w:sz w:val="21"/>
+          <w:szCs w:val="21"/>
+          <w:lang w:eastAsia="tr-TR"/>
+          <w14:ligatures w14:val="none"/>
+        </w:rPr>
+        <w:t>}</w:t>
+      </w:r>
+    </w:p>
+    <w:p>
+      <w:pPr>
         <w:jc w:val="both"/>
         <w:rPr>
           <w:rFonts w:ascii="Lucida Console" w:hAnsi="Lucida Console"/>
         </w:rPr>
       </w:pPr>
-      <w:r>
-        <w:rPr>
-          <w:rFonts w:ascii="Lucida Console" w:hAnsi="Lucida Console"/>
-        </w:rPr>
-        <w:t xml:space="preserve">if initialization and declaration is on the same line, typescript can infer variable’s type. </w:t>
-      </w:r>
     </w:p>
     <w:p>
       <w:pPr>
@@ -5056,6 +6641,12 @@
           <w:rFonts w:ascii="Lucida Console" w:hAnsi="Lucida Console"/>
         </w:rPr>
       </w:pPr>
+      <w:r>
+        <w:rPr>
+          <w:rFonts w:ascii="Lucida Console" w:hAnsi="Lucida Console"/>
+        </w:rPr>
+        <w:t>const myFunction (a: type, b: type) : returnType =&gt; {}</w:t>
+      </w:r>
     </w:p>
     <w:p>
       <w:pPr>
@@ -5064,12 +6655,6 @@
           <w:rFonts w:ascii="Lucida Console" w:hAnsi="Lucida Console"/>
         </w:rPr>
       </w:pPr>
-      <w:r>
-        <w:rPr>
-          <w:rFonts w:ascii="Lucida Console" w:hAnsi="Lucida Console"/>
-        </w:rPr>
-        <w:t>const color = ‘red’ -&gt; string</w:t>
-      </w:r>
     </w:p>
     <w:p>
       <w:pPr>
@@ -5078,12 +6663,1795 @@
           <w:rFonts w:ascii="Lucida Console" w:hAnsi="Lucida Console"/>
         </w:rPr>
       </w:pPr>
+      <w:r>
+        <w:rPr>
+          <w:rFonts w:ascii="Lucida Console" w:hAnsi="Lucida Console"/>
+        </w:rPr>
+        <w:t>return type can be inferred by typescript but return type should always be defined</w:t>
+      </w:r>
     </w:p>
     <w:p>
       <w:pPr>
         <w:jc w:val="both"/>
         <w:rPr>
           <w:rFonts w:ascii="Lucida Console" w:hAnsi="Lucida Console"/>
+        </w:rPr>
+      </w:pPr>
+      <w:r>
+        <w:rPr>
+          <w:rFonts w:ascii="Lucida Console" w:hAnsi="Lucida Console"/>
+        </w:rPr>
+        <w:t>edge case:</w:t>
+      </w:r>
+    </w:p>
+    <w:p>
+      <w:pPr>
+        <w:jc w:val="both"/>
+        <w:rPr>
+          <w:rFonts w:ascii="Lucida Console" w:hAnsi="Lucida Console"/>
+        </w:rPr>
+      </w:pPr>
+      <w:r>
+        <w:rPr>
+          <w:rFonts w:ascii="Lucida Console" w:hAnsi="Lucida Console"/>
+        </w:rPr>
+        <w:drawing>
+          <wp:inline distT="0" distB="0" distL="0" distR="0" wp14:anchorId="5F8956E7" wp14:editId="32D7CB1D">
+            <wp:extent cx="4305901" cy="1352739"/>
+            <wp:effectExtent l="0" t="0" r="0" b="0"/>
+            <wp:docPr id="1" name="Resim 1"/>
+            <wp:cNvGraphicFramePr>
+              <a:graphicFrameLocks xmlns:a="http://schemas.openxmlformats.org/drawingml/2006/main" noChangeAspect="1"/>
+            </wp:cNvGraphicFramePr>
+            <a:graphic xmlns:a="http://schemas.openxmlformats.org/drawingml/2006/main">
+              <a:graphicData uri="http://schemas.openxmlformats.org/drawingml/2006/picture">
+                <pic:pic xmlns:pic="http://schemas.openxmlformats.org/drawingml/2006/picture">
+                  <pic:nvPicPr>
+                    <pic:cNvPr id="1" name=""/>
+                    <pic:cNvPicPr/>
+                  </pic:nvPicPr>
+                  <pic:blipFill>
+                    <a:blip r:embed="rId5"/>
+                    <a:stretch>
+                      <a:fillRect/>
+                    </a:stretch>
+                  </pic:blipFill>
+                  <pic:spPr>
+                    <a:xfrm>
+                      <a:off x="0" y="0"/>
+                      <a:ext cx="4305901" cy="1352739"/>
+                    </a:xfrm>
+                    <a:prstGeom prst="rect">
+                      <a:avLst/>
+                    </a:prstGeom>
+                  </pic:spPr>
+                </pic:pic>
+              </a:graphicData>
+            </a:graphic>
+          </wp:inline>
+        </w:drawing>
+      </w:r>
+    </w:p>
+    <w:p>
+      <w:pPr>
+        <w:jc w:val="both"/>
+        <w:rPr>
+          <w:rFonts w:ascii="Lucida Console" w:hAnsi="Lucida Console"/>
+        </w:rPr>
+      </w:pPr>
+      <w:r>
+        <w:rPr>
+          <w:rFonts w:ascii="Lucida Console" w:hAnsi="Lucida Console"/>
+        </w:rPr>
+        <w:t xml:space="preserve">return statement is missing but since return type is not defined typescript can not tell its an error and infers return type as void </w:t>
+      </w:r>
+    </w:p>
+    <w:p>
+      <w:pPr>
+        <w:jc w:val="both"/>
+        <w:rPr>
+          <w:rFonts w:ascii="Lucida Console" w:hAnsi="Lucida Console"/>
+        </w:rPr>
+      </w:pPr>
+    </w:p>
+    <w:p>
+      <w:pPr>
+        <w:shd w:val="clear" w:color="auto" w:fill="121314"/>
+        <w:spacing w:after="0" w:line="285" w:lineRule="atLeast"/>
+        <w:rPr>
+          <w:rFonts w:ascii="Consolas" w:eastAsia="Times New Roman" w:hAnsi="Consolas" w:cs="Times New Roman"/>
+          <w:color w:val="BBBEBF"/>
+          <w:kern w:val="0"/>
+          <w:sz w:val="21"/>
+          <w:szCs w:val="21"/>
+          <w:lang w:eastAsia="tr-TR"/>
+          <w14:ligatures w14:val="none"/>
+        </w:rPr>
+      </w:pPr>
+      <w:r>
+        <w:rPr>
+          <w:rFonts w:ascii="Consolas" w:eastAsia="Times New Roman" w:hAnsi="Consolas" w:cs="Times New Roman"/>
+          <w:color w:val="FF7B72"/>
+          <w:kern w:val="0"/>
+          <w:sz w:val="21"/>
+          <w:szCs w:val="21"/>
+          <w:lang w:eastAsia="tr-TR"/>
+          <w14:ligatures w14:val="none"/>
+        </w:rPr>
+        <w:t>const</w:t>
+      </w:r>
+      <w:r>
+        <w:rPr>
+          <w:rFonts w:ascii="Consolas" w:eastAsia="Times New Roman" w:hAnsi="Consolas" w:cs="Times New Roman"/>
+          <w:color w:val="BBBEBF"/>
+          <w:kern w:val="0"/>
+          <w:sz w:val="21"/>
+          <w:szCs w:val="21"/>
+          <w:lang w:eastAsia="tr-TR"/>
+          <w14:ligatures w14:val="none"/>
+        </w:rPr>
+        <w:t xml:space="preserve"> </w:t>
+      </w:r>
+      <w:r>
+        <w:rPr>
+          <w:rFonts w:ascii="Consolas" w:eastAsia="Times New Roman" w:hAnsi="Consolas" w:cs="Times New Roman"/>
+          <w:color w:val="D2A8FF"/>
+          <w:kern w:val="0"/>
+          <w:sz w:val="21"/>
+          <w:szCs w:val="21"/>
+          <w:lang w:eastAsia="tr-TR"/>
+          <w14:ligatures w14:val="none"/>
+        </w:rPr>
+        <w:t>neverReturns</w:t>
+      </w:r>
+      <w:r>
+        <w:rPr>
+          <w:rFonts w:ascii="Consolas" w:eastAsia="Times New Roman" w:hAnsi="Consolas" w:cs="Times New Roman"/>
+          <w:color w:val="BBBEBF"/>
+          <w:kern w:val="0"/>
+          <w:sz w:val="21"/>
+          <w:szCs w:val="21"/>
+          <w:lang w:eastAsia="tr-TR"/>
+          <w14:ligatures w14:val="none"/>
+        </w:rPr>
+        <w:t xml:space="preserve"> </w:t>
+      </w:r>
+      <w:r>
+        <w:rPr>
+          <w:rFonts w:ascii="Consolas" w:eastAsia="Times New Roman" w:hAnsi="Consolas" w:cs="Times New Roman"/>
+          <w:color w:val="D4D4D4"/>
+          <w:kern w:val="0"/>
+          <w:sz w:val="21"/>
+          <w:szCs w:val="21"/>
+          <w:lang w:eastAsia="tr-TR"/>
+          <w14:ligatures w14:val="none"/>
+        </w:rPr>
+        <w:t>=</w:t>
+      </w:r>
+      <w:r>
+        <w:rPr>
+          <w:rFonts w:ascii="Consolas" w:eastAsia="Times New Roman" w:hAnsi="Consolas" w:cs="Times New Roman"/>
+          <w:color w:val="BBBEBF"/>
+          <w:kern w:val="0"/>
+          <w:sz w:val="21"/>
+          <w:szCs w:val="21"/>
+          <w:lang w:eastAsia="tr-TR"/>
+          <w14:ligatures w14:val="none"/>
+        </w:rPr>
+        <w:t xml:space="preserve"> (</w:t>
+      </w:r>
+      <w:r>
+        <w:rPr>
+          <w:rFonts w:ascii="Consolas" w:eastAsia="Times New Roman" w:hAnsi="Consolas" w:cs="Times New Roman"/>
+          <w:color w:val="FFA657"/>
+          <w:kern w:val="0"/>
+          <w:sz w:val="21"/>
+          <w:szCs w:val="21"/>
+          <w:lang w:eastAsia="tr-TR"/>
+          <w14:ligatures w14:val="none"/>
+        </w:rPr>
+        <w:t>message</w:t>
+      </w:r>
+      <w:r>
+        <w:rPr>
+          <w:rFonts w:ascii="Consolas" w:eastAsia="Times New Roman" w:hAnsi="Consolas" w:cs="Times New Roman"/>
+          <w:color w:val="D4D4D4"/>
+          <w:kern w:val="0"/>
+          <w:sz w:val="21"/>
+          <w:szCs w:val="21"/>
+          <w:lang w:eastAsia="tr-TR"/>
+          <w14:ligatures w14:val="none"/>
+        </w:rPr>
+        <w:t>:</w:t>
+      </w:r>
+      <w:r>
+        <w:rPr>
+          <w:rFonts w:ascii="Consolas" w:eastAsia="Times New Roman" w:hAnsi="Consolas" w:cs="Times New Roman"/>
+          <w:color w:val="BBBEBF"/>
+          <w:kern w:val="0"/>
+          <w:sz w:val="21"/>
+          <w:szCs w:val="21"/>
+          <w:lang w:eastAsia="tr-TR"/>
+          <w14:ligatures w14:val="none"/>
+        </w:rPr>
+        <w:t xml:space="preserve"> </w:t>
+      </w:r>
+      <w:r>
+        <w:rPr>
+          <w:rFonts w:ascii="Consolas" w:eastAsia="Times New Roman" w:hAnsi="Consolas" w:cs="Times New Roman"/>
+          <w:color w:val="4EC9B0"/>
+          <w:kern w:val="0"/>
+          <w:sz w:val="21"/>
+          <w:szCs w:val="21"/>
+          <w:lang w:eastAsia="tr-TR"/>
+          <w14:ligatures w14:val="none"/>
+        </w:rPr>
+        <w:t>string</w:t>
+      </w:r>
+      <w:r>
+        <w:rPr>
+          <w:rFonts w:ascii="Consolas" w:eastAsia="Times New Roman" w:hAnsi="Consolas" w:cs="Times New Roman"/>
+          <w:color w:val="BBBEBF"/>
+          <w:kern w:val="0"/>
+          <w:sz w:val="21"/>
+          <w:szCs w:val="21"/>
+          <w:lang w:eastAsia="tr-TR"/>
+          <w14:ligatures w14:val="none"/>
+        </w:rPr>
+        <w:t xml:space="preserve"> ) </w:t>
+      </w:r>
+      <w:r>
+        <w:rPr>
+          <w:rFonts w:ascii="Consolas" w:eastAsia="Times New Roman" w:hAnsi="Consolas" w:cs="Times New Roman"/>
+          <w:color w:val="D4D4D4"/>
+          <w:kern w:val="0"/>
+          <w:sz w:val="21"/>
+          <w:szCs w:val="21"/>
+          <w:lang w:eastAsia="tr-TR"/>
+          <w14:ligatures w14:val="none"/>
+        </w:rPr>
+        <w:t>:</w:t>
+      </w:r>
+      <w:r>
+        <w:rPr>
+          <w:rFonts w:ascii="Consolas" w:eastAsia="Times New Roman" w:hAnsi="Consolas" w:cs="Times New Roman"/>
+          <w:color w:val="BBBEBF"/>
+          <w:kern w:val="0"/>
+          <w:sz w:val="21"/>
+          <w:szCs w:val="21"/>
+          <w:lang w:eastAsia="tr-TR"/>
+          <w14:ligatures w14:val="none"/>
+        </w:rPr>
+        <w:t xml:space="preserve"> </w:t>
+      </w:r>
+      <w:r>
+        <w:rPr>
+          <w:rFonts w:ascii="Consolas" w:eastAsia="Times New Roman" w:hAnsi="Consolas" w:cs="Times New Roman"/>
+          <w:color w:val="4EC9B0"/>
+          <w:kern w:val="0"/>
+          <w:sz w:val="21"/>
+          <w:szCs w:val="21"/>
+          <w:lang w:eastAsia="tr-TR"/>
+          <w14:ligatures w14:val="none"/>
+        </w:rPr>
+        <w:t>never</w:t>
+      </w:r>
+      <w:r>
+        <w:rPr>
+          <w:rFonts w:ascii="Consolas" w:eastAsia="Times New Roman" w:hAnsi="Consolas" w:cs="Times New Roman"/>
+          <w:color w:val="BBBEBF"/>
+          <w:kern w:val="0"/>
+          <w:sz w:val="21"/>
+          <w:szCs w:val="21"/>
+          <w:lang w:eastAsia="tr-TR"/>
+          <w14:ligatures w14:val="none"/>
+        </w:rPr>
+        <w:t xml:space="preserve"> </w:t>
+      </w:r>
+      <w:r>
+        <w:rPr>
+          <w:rFonts w:ascii="Consolas" w:eastAsia="Times New Roman" w:hAnsi="Consolas" w:cs="Times New Roman"/>
+          <w:color w:val="FF7B72"/>
+          <w:kern w:val="0"/>
+          <w:sz w:val="21"/>
+          <w:szCs w:val="21"/>
+          <w:lang w:eastAsia="tr-TR"/>
+          <w14:ligatures w14:val="none"/>
+        </w:rPr>
+        <w:t>=&gt;</w:t>
+      </w:r>
+      <w:r>
+        <w:rPr>
+          <w:rFonts w:ascii="Consolas" w:eastAsia="Times New Roman" w:hAnsi="Consolas" w:cs="Times New Roman"/>
+          <w:color w:val="BBBEBF"/>
+          <w:kern w:val="0"/>
+          <w:sz w:val="21"/>
+          <w:szCs w:val="21"/>
+          <w:lang w:eastAsia="tr-TR"/>
+          <w14:ligatures w14:val="none"/>
+        </w:rPr>
+        <w:t xml:space="preserve"> </w:t>
+      </w:r>
+      <w:r>
+        <w:rPr>
+          <w:rFonts w:ascii="Consolas" w:eastAsia="Times New Roman" w:hAnsi="Consolas" w:cs="Times New Roman"/>
+          <w:color w:val="C9D1D9"/>
+          <w:kern w:val="0"/>
+          <w:sz w:val="21"/>
+          <w:szCs w:val="21"/>
+          <w:lang w:eastAsia="tr-TR"/>
+          <w14:ligatures w14:val="none"/>
+        </w:rPr>
+        <w:t>{</w:t>
+      </w:r>
+    </w:p>
+    <w:p>
+      <w:pPr>
+        <w:shd w:val="clear" w:color="auto" w:fill="121314"/>
+        <w:spacing w:after="0" w:line="285" w:lineRule="atLeast"/>
+        <w:rPr>
+          <w:rFonts w:ascii="Consolas" w:eastAsia="Times New Roman" w:hAnsi="Consolas" w:cs="Times New Roman"/>
+          <w:color w:val="BBBEBF"/>
+          <w:kern w:val="0"/>
+          <w:sz w:val="21"/>
+          <w:szCs w:val="21"/>
+          <w:lang w:eastAsia="tr-TR"/>
+          <w14:ligatures w14:val="none"/>
+        </w:rPr>
+      </w:pPr>
+      <w:r>
+        <w:rPr>
+          <w:rFonts w:ascii="Consolas" w:eastAsia="Times New Roman" w:hAnsi="Consolas" w:cs="Times New Roman"/>
+          <w:color w:val="C9D1D9"/>
+          <w:kern w:val="0"/>
+          <w:sz w:val="21"/>
+          <w:szCs w:val="21"/>
+          <w:lang w:eastAsia="tr-TR"/>
+          <w14:ligatures w14:val="none"/>
+        </w:rPr>
+        <w:t xml:space="preserve">    </w:t>
+      </w:r>
+      <w:r>
+        <w:rPr>
+          <w:rFonts w:ascii="Consolas" w:eastAsia="Times New Roman" w:hAnsi="Consolas" w:cs="Times New Roman"/>
+          <w:color w:val="C586C0"/>
+          <w:kern w:val="0"/>
+          <w:sz w:val="21"/>
+          <w:szCs w:val="21"/>
+          <w:lang w:eastAsia="tr-TR"/>
+          <w14:ligatures w14:val="none"/>
+        </w:rPr>
+        <w:t>throw</w:t>
+      </w:r>
+      <w:r>
+        <w:rPr>
+          <w:rFonts w:ascii="Consolas" w:eastAsia="Times New Roman" w:hAnsi="Consolas" w:cs="Times New Roman"/>
+          <w:color w:val="C9D1D9"/>
+          <w:kern w:val="0"/>
+          <w:sz w:val="21"/>
+          <w:szCs w:val="21"/>
+          <w:lang w:eastAsia="tr-TR"/>
+          <w14:ligatures w14:val="none"/>
+        </w:rPr>
+        <w:t xml:space="preserve"> </w:t>
+      </w:r>
+      <w:r>
+        <w:rPr>
+          <w:rFonts w:ascii="Consolas" w:eastAsia="Times New Roman" w:hAnsi="Consolas" w:cs="Times New Roman"/>
+          <w:color w:val="569CD6"/>
+          <w:kern w:val="0"/>
+          <w:sz w:val="21"/>
+          <w:szCs w:val="21"/>
+          <w:lang w:eastAsia="tr-TR"/>
+          <w14:ligatures w14:val="none"/>
+        </w:rPr>
+        <w:t>new</w:t>
+      </w:r>
+      <w:r>
+        <w:rPr>
+          <w:rFonts w:ascii="Consolas" w:eastAsia="Times New Roman" w:hAnsi="Consolas" w:cs="Times New Roman"/>
+          <w:color w:val="C9D1D9"/>
+          <w:kern w:val="0"/>
+          <w:sz w:val="21"/>
+          <w:szCs w:val="21"/>
+          <w:lang w:eastAsia="tr-TR"/>
+          <w14:ligatures w14:val="none"/>
+        </w:rPr>
+        <w:t xml:space="preserve"> </w:t>
+      </w:r>
+      <w:r>
+        <w:rPr>
+          <w:rFonts w:ascii="Consolas" w:eastAsia="Times New Roman" w:hAnsi="Consolas" w:cs="Times New Roman"/>
+          <w:color w:val="4EC9B0"/>
+          <w:kern w:val="0"/>
+          <w:sz w:val="21"/>
+          <w:szCs w:val="21"/>
+          <w:lang w:eastAsia="tr-TR"/>
+          <w14:ligatures w14:val="none"/>
+        </w:rPr>
+        <w:t>Error</w:t>
+      </w:r>
+      <w:r>
+        <w:rPr>
+          <w:rFonts w:ascii="Consolas" w:eastAsia="Times New Roman" w:hAnsi="Consolas" w:cs="Times New Roman"/>
+          <w:color w:val="C9D1D9"/>
+          <w:kern w:val="0"/>
+          <w:sz w:val="21"/>
+          <w:szCs w:val="21"/>
+          <w:lang w:eastAsia="tr-TR"/>
+          <w14:ligatures w14:val="none"/>
+        </w:rPr>
+        <w:t>(</w:t>
+      </w:r>
+      <w:r>
+        <w:rPr>
+          <w:rFonts w:ascii="Consolas" w:eastAsia="Times New Roman" w:hAnsi="Consolas" w:cs="Times New Roman"/>
+          <w:color w:val="A5D6FF"/>
+          <w:kern w:val="0"/>
+          <w:sz w:val="21"/>
+          <w:szCs w:val="21"/>
+          <w:lang w:eastAsia="tr-TR"/>
+          <w14:ligatures w14:val="none"/>
+        </w:rPr>
+        <w:t>"dumbo"</w:t>
+      </w:r>
+      <w:r>
+        <w:rPr>
+          <w:rFonts w:ascii="Consolas" w:eastAsia="Times New Roman" w:hAnsi="Consolas" w:cs="Times New Roman"/>
+          <w:color w:val="C9D1D9"/>
+          <w:kern w:val="0"/>
+          <w:sz w:val="21"/>
+          <w:szCs w:val="21"/>
+          <w:lang w:eastAsia="tr-TR"/>
+          <w14:ligatures w14:val="none"/>
+        </w:rPr>
+        <w:t>);</w:t>
+      </w:r>
+    </w:p>
+    <w:p>
+      <w:pPr>
+        <w:shd w:val="clear" w:color="auto" w:fill="121314"/>
+        <w:spacing w:after="0" w:line="285" w:lineRule="atLeast"/>
+        <w:rPr>
+          <w:rFonts w:ascii="Consolas" w:eastAsia="Times New Roman" w:hAnsi="Consolas" w:cs="Times New Roman"/>
+          <w:color w:val="BBBEBF"/>
+          <w:kern w:val="0"/>
+          <w:sz w:val="21"/>
+          <w:szCs w:val="21"/>
+          <w:lang w:eastAsia="tr-TR"/>
+          <w14:ligatures w14:val="none"/>
+        </w:rPr>
+      </w:pPr>
+      <w:r>
+        <w:rPr>
+          <w:rFonts w:ascii="Consolas" w:eastAsia="Times New Roman" w:hAnsi="Consolas" w:cs="Times New Roman"/>
+          <w:color w:val="C9D1D9"/>
+          <w:kern w:val="0"/>
+          <w:sz w:val="21"/>
+          <w:szCs w:val="21"/>
+          <w:lang w:eastAsia="tr-TR"/>
+          <w14:ligatures w14:val="none"/>
+        </w:rPr>
+        <w:t>}</w:t>
+      </w:r>
+    </w:p>
+    <w:p>
+      <w:pPr>
+        <w:jc w:val="both"/>
+        <w:rPr>
+          <w:rFonts w:ascii="Lucida Console" w:hAnsi="Lucida Console"/>
+        </w:rPr>
+      </w:pPr>
+    </w:p>
+    <w:p>
+      <w:pPr>
+        <w:jc w:val="both"/>
+        <w:rPr>
+          <w:rFonts w:ascii="Lucida Console" w:hAnsi="Lucida Console"/>
+        </w:rPr>
+      </w:pPr>
+      <w:r>
+        <w:rPr>
+          <w:rFonts w:ascii="Lucida Console" w:hAnsi="Lucida Console"/>
+        </w:rPr>
+        <w:t>there is a return type that is “never” which indicates function should not reach to the end of it at all.</w:t>
+      </w:r>
+    </w:p>
+    <w:p>
+      <w:pPr>
+        <w:jc w:val="both"/>
+        <w:rPr>
+          <w:rFonts w:ascii="Lucida Console" w:hAnsi="Lucida Console"/>
+        </w:rPr>
+      </w:pPr>
+      <w:r>
+        <w:rPr>
+          <w:rFonts w:ascii="Lucida Console" w:hAnsi="Lucida Console"/>
+        </w:rPr>
+        <w:t>???</w:t>
+      </w:r>
+    </w:p>
+    <w:p>
+      <w:pPr>
+        <w:jc w:val="both"/>
+        <w:rPr>
+          <w:rFonts w:ascii="Lucida Console" w:hAnsi="Lucida Console"/>
+        </w:rPr>
+      </w:pPr>
+    </w:p>
+    <w:p>
+      <w:pPr>
+        <w:shd w:val="clear" w:color="auto" w:fill="121314"/>
+        <w:spacing w:after="0" w:line="285" w:lineRule="atLeast"/>
+        <w:rPr>
+          <w:rFonts w:ascii="Consolas" w:eastAsia="Times New Roman" w:hAnsi="Consolas" w:cs="Times New Roman"/>
+          <w:color w:val="BBBEBF"/>
+          <w:kern w:val="0"/>
+          <w:sz w:val="21"/>
+          <w:szCs w:val="21"/>
+          <w:lang w:eastAsia="tr-TR"/>
+          <w14:ligatures w14:val="none"/>
+        </w:rPr>
+      </w:pPr>
+      <w:r>
+        <w:rPr>
+          <w:rFonts w:ascii="Consolas" w:eastAsia="Times New Roman" w:hAnsi="Consolas" w:cs="Times New Roman"/>
+          <w:color w:val="FF7B72"/>
+          <w:kern w:val="0"/>
+          <w:sz w:val="21"/>
+          <w:szCs w:val="21"/>
+          <w:lang w:eastAsia="tr-TR"/>
+          <w14:ligatures w14:val="none"/>
+        </w:rPr>
+        <w:t>const</w:t>
+      </w:r>
+      <w:r>
+        <w:rPr>
+          <w:rFonts w:ascii="Consolas" w:eastAsia="Times New Roman" w:hAnsi="Consolas" w:cs="Times New Roman"/>
+          <w:color w:val="BBBEBF"/>
+          <w:kern w:val="0"/>
+          <w:sz w:val="21"/>
+          <w:szCs w:val="21"/>
+          <w:lang w:eastAsia="tr-TR"/>
+          <w14:ligatures w14:val="none"/>
+        </w:rPr>
+        <w:t xml:space="preserve"> </w:t>
+      </w:r>
+      <w:r>
+        <w:rPr>
+          <w:rFonts w:ascii="Consolas" w:eastAsia="Times New Roman" w:hAnsi="Consolas" w:cs="Times New Roman"/>
+          <w:color w:val="D2A8FF"/>
+          <w:kern w:val="0"/>
+          <w:sz w:val="21"/>
+          <w:szCs w:val="21"/>
+          <w:lang w:eastAsia="tr-TR"/>
+          <w14:ligatures w14:val="none"/>
+        </w:rPr>
+        <w:t>logWeather</w:t>
+      </w:r>
+      <w:r>
+        <w:rPr>
+          <w:rFonts w:ascii="Consolas" w:eastAsia="Times New Roman" w:hAnsi="Consolas" w:cs="Times New Roman"/>
+          <w:color w:val="BBBEBF"/>
+          <w:kern w:val="0"/>
+          <w:sz w:val="21"/>
+          <w:szCs w:val="21"/>
+          <w:lang w:eastAsia="tr-TR"/>
+          <w14:ligatures w14:val="none"/>
+        </w:rPr>
+        <w:t xml:space="preserve"> </w:t>
+      </w:r>
+      <w:r>
+        <w:rPr>
+          <w:rFonts w:ascii="Consolas" w:eastAsia="Times New Roman" w:hAnsi="Consolas" w:cs="Times New Roman"/>
+          <w:color w:val="D4D4D4"/>
+          <w:kern w:val="0"/>
+          <w:sz w:val="21"/>
+          <w:szCs w:val="21"/>
+          <w:lang w:eastAsia="tr-TR"/>
+          <w14:ligatures w14:val="none"/>
+        </w:rPr>
+        <w:t>=</w:t>
+      </w:r>
+      <w:r>
+        <w:rPr>
+          <w:rFonts w:ascii="Consolas" w:eastAsia="Times New Roman" w:hAnsi="Consolas" w:cs="Times New Roman"/>
+          <w:color w:val="BBBEBF"/>
+          <w:kern w:val="0"/>
+          <w:sz w:val="21"/>
+          <w:szCs w:val="21"/>
+          <w:lang w:eastAsia="tr-TR"/>
+          <w14:ligatures w14:val="none"/>
+        </w:rPr>
+        <w:t xml:space="preserve"> (</w:t>
+      </w:r>
+      <w:r>
+        <w:rPr>
+          <w:rFonts w:ascii="Consolas" w:eastAsia="Times New Roman" w:hAnsi="Consolas" w:cs="Times New Roman"/>
+          <w:color w:val="FFA657"/>
+          <w:kern w:val="0"/>
+          <w:sz w:val="21"/>
+          <w:szCs w:val="21"/>
+          <w:lang w:eastAsia="tr-TR"/>
+          <w14:ligatures w14:val="none"/>
+        </w:rPr>
+        <w:t>forecast</w:t>
+      </w:r>
+      <w:r>
+        <w:rPr>
+          <w:rFonts w:ascii="Consolas" w:eastAsia="Times New Roman" w:hAnsi="Consolas" w:cs="Times New Roman"/>
+          <w:color w:val="BBBEBF"/>
+          <w:kern w:val="0"/>
+          <w:sz w:val="21"/>
+          <w:szCs w:val="21"/>
+          <w:lang w:eastAsia="tr-TR"/>
+          <w14:ligatures w14:val="none"/>
+        </w:rPr>
+        <w:t xml:space="preserve"> </w:t>
+      </w:r>
+      <w:r>
+        <w:rPr>
+          <w:rFonts w:ascii="Consolas" w:eastAsia="Times New Roman" w:hAnsi="Consolas" w:cs="Times New Roman"/>
+          <w:color w:val="D4D4D4"/>
+          <w:kern w:val="0"/>
+          <w:sz w:val="21"/>
+          <w:szCs w:val="21"/>
+          <w:lang w:eastAsia="tr-TR"/>
+          <w14:ligatures w14:val="none"/>
+        </w:rPr>
+        <w:t>:</w:t>
+      </w:r>
+      <w:r>
+        <w:rPr>
+          <w:rFonts w:ascii="Consolas" w:eastAsia="Times New Roman" w:hAnsi="Consolas" w:cs="Times New Roman"/>
+          <w:color w:val="BBBEBF"/>
+          <w:kern w:val="0"/>
+          <w:sz w:val="21"/>
+          <w:szCs w:val="21"/>
+          <w:lang w:eastAsia="tr-TR"/>
+          <w14:ligatures w14:val="none"/>
+        </w:rPr>
+        <w:t xml:space="preserve"> {</w:t>
+      </w:r>
+      <w:r>
+        <w:rPr>
+          <w:rFonts w:ascii="Consolas" w:eastAsia="Times New Roman" w:hAnsi="Consolas" w:cs="Times New Roman"/>
+          <w:color w:val="C9D1D9"/>
+          <w:kern w:val="0"/>
+          <w:sz w:val="21"/>
+          <w:szCs w:val="21"/>
+          <w:lang w:eastAsia="tr-TR"/>
+          <w14:ligatures w14:val="none"/>
+        </w:rPr>
+        <w:t>date</w:t>
+      </w:r>
+      <w:r>
+        <w:rPr>
+          <w:rFonts w:ascii="Consolas" w:eastAsia="Times New Roman" w:hAnsi="Consolas" w:cs="Times New Roman"/>
+          <w:color w:val="BBBEBF"/>
+          <w:kern w:val="0"/>
+          <w:sz w:val="21"/>
+          <w:szCs w:val="21"/>
+          <w:lang w:eastAsia="tr-TR"/>
+          <w14:ligatures w14:val="none"/>
+        </w:rPr>
+        <w:t xml:space="preserve"> </w:t>
+      </w:r>
+      <w:r>
+        <w:rPr>
+          <w:rFonts w:ascii="Consolas" w:eastAsia="Times New Roman" w:hAnsi="Consolas" w:cs="Times New Roman"/>
+          <w:color w:val="D4D4D4"/>
+          <w:kern w:val="0"/>
+          <w:sz w:val="21"/>
+          <w:szCs w:val="21"/>
+          <w:lang w:eastAsia="tr-TR"/>
+          <w14:ligatures w14:val="none"/>
+        </w:rPr>
+        <w:t>:</w:t>
+      </w:r>
+      <w:r>
+        <w:rPr>
+          <w:rFonts w:ascii="Consolas" w:eastAsia="Times New Roman" w:hAnsi="Consolas" w:cs="Times New Roman"/>
+          <w:color w:val="BBBEBF"/>
+          <w:kern w:val="0"/>
+          <w:sz w:val="21"/>
+          <w:szCs w:val="21"/>
+          <w:lang w:eastAsia="tr-TR"/>
+          <w14:ligatures w14:val="none"/>
+        </w:rPr>
+        <w:t xml:space="preserve"> </w:t>
+      </w:r>
+      <w:r>
+        <w:rPr>
+          <w:rFonts w:ascii="Consolas" w:eastAsia="Times New Roman" w:hAnsi="Consolas" w:cs="Times New Roman"/>
+          <w:color w:val="4EC9B0"/>
+          <w:kern w:val="0"/>
+          <w:sz w:val="21"/>
+          <w:szCs w:val="21"/>
+          <w:lang w:eastAsia="tr-TR"/>
+          <w14:ligatures w14:val="none"/>
+        </w:rPr>
+        <w:t>Date</w:t>
+      </w:r>
+      <w:r>
+        <w:rPr>
+          <w:rFonts w:ascii="Consolas" w:eastAsia="Times New Roman" w:hAnsi="Consolas" w:cs="Times New Roman"/>
+          <w:color w:val="BBBEBF"/>
+          <w:kern w:val="0"/>
+          <w:sz w:val="21"/>
+          <w:szCs w:val="21"/>
+          <w:lang w:eastAsia="tr-TR"/>
+          <w14:ligatures w14:val="none"/>
+        </w:rPr>
+        <w:t xml:space="preserve">, </w:t>
+      </w:r>
+      <w:r>
+        <w:rPr>
+          <w:rFonts w:ascii="Consolas" w:eastAsia="Times New Roman" w:hAnsi="Consolas" w:cs="Times New Roman"/>
+          <w:color w:val="C9D1D9"/>
+          <w:kern w:val="0"/>
+          <w:sz w:val="21"/>
+          <w:szCs w:val="21"/>
+          <w:lang w:eastAsia="tr-TR"/>
+          <w14:ligatures w14:val="none"/>
+        </w:rPr>
+        <w:t>weather</w:t>
+      </w:r>
+      <w:r>
+        <w:rPr>
+          <w:rFonts w:ascii="Consolas" w:eastAsia="Times New Roman" w:hAnsi="Consolas" w:cs="Times New Roman"/>
+          <w:color w:val="D4D4D4"/>
+          <w:kern w:val="0"/>
+          <w:sz w:val="21"/>
+          <w:szCs w:val="21"/>
+          <w:lang w:eastAsia="tr-TR"/>
+          <w14:ligatures w14:val="none"/>
+        </w:rPr>
+        <w:t>:</w:t>
+      </w:r>
+      <w:r>
+        <w:rPr>
+          <w:rFonts w:ascii="Consolas" w:eastAsia="Times New Roman" w:hAnsi="Consolas" w:cs="Times New Roman"/>
+          <w:color w:val="BBBEBF"/>
+          <w:kern w:val="0"/>
+          <w:sz w:val="21"/>
+          <w:szCs w:val="21"/>
+          <w:lang w:eastAsia="tr-TR"/>
+          <w14:ligatures w14:val="none"/>
+        </w:rPr>
+        <w:t xml:space="preserve"> </w:t>
+      </w:r>
+      <w:r>
+        <w:rPr>
+          <w:rFonts w:ascii="Consolas" w:eastAsia="Times New Roman" w:hAnsi="Consolas" w:cs="Times New Roman"/>
+          <w:color w:val="4EC9B0"/>
+          <w:kern w:val="0"/>
+          <w:sz w:val="21"/>
+          <w:szCs w:val="21"/>
+          <w:lang w:eastAsia="tr-TR"/>
+          <w14:ligatures w14:val="none"/>
+        </w:rPr>
+        <w:t>string</w:t>
+      </w:r>
+      <w:r>
+        <w:rPr>
+          <w:rFonts w:ascii="Consolas" w:eastAsia="Times New Roman" w:hAnsi="Consolas" w:cs="Times New Roman"/>
+          <w:color w:val="BBBEBF"/>
+          <w:kern w:val="0"/>
+          <w:sz w:val="21"/>
+          <w:szCs w:val="21"/>
+          <w:lang w:eastAsia="tr-TR"/>
+          <w14:ligatures w14:val="none"/>
+        </w:rPr>
+        <w:t>})</w:t>
+      </w:r>
+      <w:r>
+        <w:rPr>
+          <w:rFonts w:ascii="Consolas" w:eastAsia="Times New Roman" w:hAnsi="Consolas" w:cs="Times New Roman"/>
+          <w:color w:val="D4D4D4"/>
+          <w:kern w:val="0"/>
+          <w:sz w:val="21"/>
+          <w:szCs w:val="21"/>
+          <w:lang w:eastAsia="tr-TR"/>
+          <w14:ligatures w14:val="none"/>
+        </w:rPr>
+        <w:t>:</w:t>
+      </w:r>
+      <w:r>
+        <w:rPr>
+          <w:rFonts w:ascii="Consolas" w:eastAsia="Times New Roman" w:hAnsi="Consolas" w:cs="Times New Roman"/>
+          <w:color w:val="4EC9B0"/>
+          <w:kern w:val="0"/>
+          <w:sz w:val="21"/>
+          <w:szCs w:val="21"/>
+          <w:lang w:eastAsia="tr-TR"/>
+          <w14:ligatures w14:val="none"/>
+        </w:rPr>
+        <w:t>void</w:t>
+      </w:r>
+      <w:r>
+        <w:rPr>
+          <w:rFonts w:ascii="Consolas" w:eastAsia="Times New Roman" w:hAnsi="Consolas" w:cs="Times New Roman"/>
+          <w:color w:val="BBBEBF"/>
+          <w:kern w:val="0"/>
+          <w:sz w:val="21"/>
+          <w:szCs w:val="21"/>
+          <w:lang w:eastAsia="tr-TR"/>
+          <w14:ligatures w14:val="none"/>
+        </w:rPr>
+        <w:t xml:space="preserve"> </w:t>
+      </w:r>
+      <w:r>
+        <w:rPr>
+          <w:rFonts w:ascii="Consolas" w:eastAsia="Times New Roman" w:hAnsi="Consolas" w:cs="Times New Roman"/>
+          <w:color w:val="FF7B72"/>
+          <w:kern w:val="0"/>
+          <w:sz w:val="21"/>
+          <w:szCs w:val="21"/>
+          <w:lang w:eastAsia="tr-TR"/>
+          <w14:ligatures w14:val="none"/>
+        </w:rPr>
+        <w:t>=&gt;</w:t>
+      </w:r>
+      <w:r>
+        <w:rPr>
+          <w:rFonts w:ascii="Consolas" w:eastAsia="Times New Roman" w:hAnsi="Consolas" w:cs="Times New Roman"/>
+          <w:color w:val="BBBEBF"/>
+          <w:kern w:val="0"/>
+          <w:sz w:val="21"/>
+          <w:szCs w:val="21"/>
+          <w:lang w:eastAsia="tr-TR"/>
+          <w14:ligatures w14:val="none"/>
+        </w:rPr>
+        <w:t xml:space="preserve"> </w:t>
+      </w:r>
+      <w:r>
+        <w:rPr>
+          <w:rFonts w:ascii="Consolas" w:eastAsia="Times New Roman" w:hAnsi="Consolas" w:cs="Times New Roman"/>
+          <w:color w:val="C9D1D9"/>
+          <w:kern w:val="0"/>
+          <w:sz w:val="21"/>
+          <w:szCs w:val="21"/>
+          <w:lang w:eastAsia="tr-TR"/>
+          <w14:ligatures w14:val="none"/>
+        </w:rPr>
+        <w:t>{</w:t>
+      </w:r>
+    </w:p>
+    <w:p>
+      <w:pPr>
+        <w:shd w:val="clear" w:color="auto" w:fill="121314"/>
+        <w:spacing w:after="0" w:line="285" w:lineRule="atLeast"/>
+        <w:rPr>
+          <w:rFonts w:ascii="Consolas" w:eastAsia="Times New Roman" w:hAnsi="Consolas" w:cs="Times New Roman"/>
+          <w:color w:val="BBBEBF"/>
+          <w:kern w:val="0"/>
+          <w:sz w:val="21"/>
+          <w:szCs w:val="21"/>
+          <w:lang w:eastAsia="tr-TR"/>
+          <w14:ligatures w14:val="none"/>
+        </w:rPr>
+      </w:pPr>
+      <w:r>
+        <w:rPr>
+          <w:rFonts w:ascii="Consolas" w:eastAsia="Times New Roman" w:hAnsi="Consolas" w:cs="Times New Roman"/>
+          <w:color w:val="C9D1D9"/>
+          <w:kern w:val="0"/>
+          <w:sz w:val="21"/>
+          <w:szCs w:val="21"/>
+          <w:lang w:eastAsia="tr-TR"/>
+          <w14:ligatures w14:val="none"/>
+        </w:rPr>
+        <w:t xml:space="preserve">    </w:t>
+      </w:r>
+      <w:r>
+        <w:rPr>
+          <w:rFonts w:ascii="Consolas" w:eastAsia="Times New Roman" w:hAnsi="Consolas" w:cs="Times New Roman"/>
+          <w:color w:val="79C0FF"/>
+          <w:kern w:val="0"/>
+          <w:sz w:val="21"/>
+          <w:szCs w:val="21"/>
+          <w:lang w:eastAsia="tr-TR"/>
+          <w14:ligatures w14:val="none"/>
+        </w:rPr>
+        <w:t>console</w:t>
+      </w:r>
+      <w:r>
+        <w:rPr>
+          <w:rFonts w:ascii="Consolas" w:eastAsia="Times New Roman" w:hAnsi="Consolas" w:cs="Times New Roman"/>
+          <w:color w:val="C9D1D9"/>
+          <w:kern w:val="0"/>
+          <w:sz w:val="21"/>
+          <w:szCs w:val="21"/>
+          <w:lang w:eastAsia="tr-TR"/>
+          <w14:ligatures w14:val="none"/>
+        </w:rPr>
+        <w:t>.</w:t>
+      </w:r>
+      <w:r>
+        <w:rPr>
+          <w:rFonts w:ascii="Consolas" w:eastAsia="Times New Roman" w:hAnsi="Consolas" w:cs="Times New Roman"/>
+          <w:color w:val="D2A8FF"/>
+          <w:kern w:val="0"/>
+          <w:sz w:val="21"/>
+          <w:szCs w:val="21"/>
+          <w:lang w:eastAsia="tr-TR"/>
+          <w14:ligatures w14:val="none"/>
+        </w:rPr>
+        <w:t>log</w:t>
+      </w:r>
+      <w:r>
+        <w:rPr>
+          <w:rFonts w:ascii="Consolas" w:eastAsia="Times New Roman" w:hAnsi="Consolas" w:cs="Times New Roman"/>
+          <w:color w:val="C9D1D9"/>
+          <w:kern w:val="0"/>
+          <w:sz w:val="21"/>
+          <w:szCs w:val="21"/>
+          <w:lang w:eastAsia="tr-TR"/>
+          <w14:ligatures w14:val="none"/>
+        </w:rPr>
+        <w:t>(</w:t>
+      </w:r>
+      <w:r>
+        <w:rPr>
+          <w:rFonts w:ascii="Consolas" w:eastAsia="Times New Roman" w:hAnsi="Consolas" w:cs="Times New Roman"/>
+          <w:color w:val="FFA657"/>
+          <w:kern w:val="0"/>
+          <w:sz w:val="21"/>
+          <w:szCs w:val="21"/>
+          <w:lang w:eastAsia="tr-TR"/>
+          <w14:ligatures w14:val="none"/>
+        </w:rPr>
+        <w:t>forecast</w:t>
+      </w:r>
+      <w:r>
+        <w:rPr>
+          <w:rFonts w:ascii="Consolas" w:eastAsia="Times New Roman" w:hAnsi="Consolas" w:cs="Times New Roman"/>
+          <w:color w:val="C9D1D9"/>
+          <w:kern w:val="0"/>
+          <w:sz w:val="21"/>
+          <w:szCs w:val="21"/>
+          <w:lang w:eastAsia="tr-TR"/>
+          <w14:ligatures w14:val="none"/>
+        </w:rPr>
+        <w:t>.date);</w:t>
+      </w:r>
+    </w:p>
+    <w:p>
+      <w:pPr>
+        <w:shd w:val="clear" w:color="auto" w:fill="121314"/>
+        <w:spacing w:after="0" w:line="285" w:lineRule="atLeast"/>
+        <w:rPr>
+          <w:rFonts w:ascii="Consolas" w:eastAsia="Times New Roman" w:hAnsi="Consolas" w:cs="Times New Roman"/>
+          <w:color w:val="BBBEBF"/>
+          <w:kern w:val="0"/>
+          <w:sz w:val="21"/>
+          <w:szCs w:val="21"/>
+          <w:lang w:eastAsia="tr-TR"/>
+          <w14:ligatures w14:val="none"/>
+        </w:rPr>
+      </w:pPr>
+      <w:r>
+        <w:rPr>
+          <w:rFonts w:ascii="Consolas" w:eastAsia="Times New Roman" w:hAnsi="Consolas" w:cs="Times New Roman"/>
+          <w:color w:val="C9D1D9"/>
+          <w:kern w:val="0"/>
+          <w:sz w:val="21"/>
+          <w:szCs w:val="21"/>
+          <w:lang w:eastAsia="tr-TR"/>
+          <w14:ligatures w14:val="none"/>
+        </w:rPr>
+        <w:t xml:space="preserve">    </w:t>
+      </w:r>
+      <w:r>
+        <w:rPr>
+          <w:rFonts w:ascii="Consolas" w:eastAsia="Times New Roman" w:hAnsi="Consolas" w:cs="Times New Roman"/>
+          <w:color w:val="79C0FF"/>
+          <w:kern w:val="0"/>
+          <w:sz w:val="21"/>
+          <w:szCs w:val="21"/>
+          <w:lang w:eastAsia="tr-TR"/>
+          <w14:ligatures w14:val="none"/>
+        </w:rPr>
+        <w:t>console</w:t>
+      </w:r>
+      <w:r>
+        <w:rPr>
+          <w:rFonts w:ascii="Consolas" w:eastAsia="Times New Roman" w:hAnsi="Consolas" w:cs="Times New Roman"/>
+          <w:color w:val="C9D1D9"/>
+          <w:kern w:val="0"/>
+          <w:sz w:val="21"/>
+          <w:szCs w:val="21"/>
+          <w:lang w:eastAsia="tr-TR"/>
+          <w14:ligatures w14:val="none"/>
+        </w:rPr>
+        <w:t>.</w:t>
+      </w:r>
+      <w:r>
+        <w:rPr>
+          <w:rFonts w:ascii="Consolas" w:eastAsia="Times New Roman" w:hAnsi="Consolas" w:cs="Times New Roman"/>
+          <w:color w:val="D2A8FF"/>
+          <w:kern w:val="0"/>
+          <w:sz w:val="21"/>
+          <w:szCs w:val="21"/>
+          <w:lang w:eastAsia="tr-TR"/>
+          <w14:ligatures w14:val="none"/>
+        </w:rPr>
+        <w:t>log</w:t>
+      </w:r>
+      <w:r>
+        <w:rPr>
+          <w:rFonts w:ascii="Consolas" w:eastAsia="Times New Roman" w:hAnsi="Consolas" w:cs="Times New Roman"/>
+          <w:color w:val="C9D1D9"/>
+          <w:kern w:val="0"/>
+          <w:sz w:val="21"/>
+          <w:szCs w:val="21"/>
+          <w:lang w:eastAsia="tr-TR"/>
+          <w14:ligatures w14:val="none"/>
+        </w:rPr>
+        <w:t>(</w:t>
+      </w:r>
+      <w:r>
+        <w:rPr>
+          <w:rFonts w:ascii="Consolas" w:eastAsia="Times New Roman" w:hAnsi="Consolas" w:cs="Times New Roman"/>
+          <w:color w:val="FFA657"/>
+          <w:kern w:val="0"/>
+          <w:sz w:val="21"/>
+          <w:szCs w:val="21"/>
+          <w:lang w:eastAsia="tr-TR"/>
+          <w14:ligatures w14:val="none"/>
+        </w:rPr>
+        <w:t>forecast</w:t>
+      </w:r>
+      <w:r>
+        <w:rPr>
+          <w:rFonts w:ascii="Consolas" w:eastAsia="Times New Roman" w:hAnsi="Consolas" w:cs="Times New Roman"/>
+          <w:color w:val="C9D1D9"/>
+          <w:kern w:val="0"/>
+          <w:sz w:val="21"/>
+          <w:szCs w:val="21"/>
+          <w:lang w:eastAsia="tr-TR"/>
+          <w14:ligatures w14:val="none"/>
+        </w:rPr>
+        <w:t>.weather);</w:t>
+      </w:r>
+    </w:p>
+    <w:p>
+      <w:pPr>
+        <w:shd w:val="clear" w:color="auto" w:fill="121314"/>
+        <w:spacing w:after="0" w:line="285" w:lineRule="atLeast"/>
+        <w:rPr>
+          <w:rFonts w:ascii="Consolas" w:eastAsia="Times New Roman" w:hAnsi="Consolas" w:cs="Times New Roman"/>
+          <w:color w:val="BBBEBF"/>
+          <w:kern w:val="0"/>
+          <w:sz w:val="21"/>
+          <w:szCs w:val="21"/>
+          <w:lang w:eastAsia="tr-TR"/>
+          <w14:ligatures w14:val="none"/>
+        </w:rPr>
+      </w:pPr>
+      <w:r>
+        <w:rPr>
+          <w:rFonts w:ascii="Consolas" w:eastAsia="Times New Roman" w:hAnsi="Consolas" w:cs="Times New Roman"/>
+          <w:color w:val="C9D1D9"/>
+          <w:kern w:val="0"/>
+          <w:sz w:val="21"/>
+          <w:szCs w:val="21"/>
+          <w:lang w:eastAsia="tr-TR"/>
+          <w14:ligatures w14:val="none"/>
+        </w:rPr>
+        <w:t>}</w:t>
+      </w:r>
+    </w:p>
+    <w:p>
+      <w:pPr>
+        <w:shd w:val="clear" w:color="auto" w:fill="121314"/>
+        <w:spacing w:after="0" w:line="285" w:lineRule="atLeast"/>
+        <w:rPr>
+          <w:rFonts w:ascii="Consolas" w:eastAsia="Times New Roman" w:hAnsi="Consolas" w:cs="Times New Roman"/>
+          <w:color w:val="BBBEBF"/>
+          <w:kern w:val="0"/>
+          <w:sz w:val="21"/>
+          <w:szCs w:val="21"/>
+          <w:lang w:eastAsia="tr-TR"/>
+          <w14:ligatures w14:val="none"/>
+        </w:rPr>
+      </w:pPr>
+    </w:p>
+    <w:p>
+      <w:pPr>
+        <w:shd w:val="clear" w:color="auto" w:fill="121314"/>
+        <w:spacing w:after="0" w:line="285" w:lineRule="atLeast"/>
+        <w:rPr>
+          <w:rFonts w:ascii="Consolas" w:eastAsia="Times New Roman" w:hAnsi="Consolas" w:cs="Times New Roman"/>
+          <w:color w:val="BBBEBF"/>
+          <w:kern w:val="0"/>
+          <w:sz w:val="21"/>
+          <w:szCs w:val="21"/>
+          <w:lang w:eastAsia="tr-TR"/>
+          <w14:ligatures w14:val="none"/>
+        </w:rPr>
+      </w:pPr>
+      <w:r>
+        <w:rPr>
+          <w:rFonts w:ascii="Consolas" w:eastAsia="Times New Roman" w:hAnsi="Consolas" w:cs="Times New Roman"/>
+          <w:color w:val="FF7B72"/>
+          <w:kern w:val="0"/>
+          <w:sz w:val="21"/>
+          <w:szCs w:val="21"/>
+          <w:lang w:eastAsia="tr-TR"/>
+          <w14:ligatures w14:val="none"/>
+        </w:rPr>
+        <w:t>const</w:t>
+      </w:r>
+      <w:r>
+        <w:rPr>
+          <w:rFonts w:ascii="Consolas" w:eastAsia="Times New Roman" w:hAnsi="Consolas" w:cs="Times New Roman"/>
+          <w:color w:val="BBBEBF"/>
+          <w:kern w:val="0"/>
+          <w:sz w:val="21"/>
+          <w:szCs w:val="21"/>
+          <w:lang w:eastAsia="tr-TR"/>
+          <w14:ligatures w14:val="none"/>
+        </w:rPr>
+        <w:t xml:space="preserve"> </w:t>
+      </w:r>
+      <w:r>
+        <w:rPr>
+          <w:rFonts w:ascii="Consolas" w:eastAsia="Times New Roman" w:hAnsi="Consolas" w:cs="Times New Roman"/>
+          <w:color w:val="D2A8FF"/>
+          <w:kern w:val="0"/>
+          <w:sz w:val="21"/>
+          <w:szCs w:val="21"/>
+          <w:lang w:eastAsia="tr-TR"/>
+          <w14:ligatures w14:val="none"/>
+        </w:rPr>
+        <w:t>logWeather2</w:t>
+      </w:r>
+      <w:r>
+        <w:rPr>
+          <w:rFonts w:ascii="Consolas" w:eastAsia="Times New Roman" w:hAnsi="Consolas" w:cs="Times New Roman"/>
+          <w:color w:val="BBBEBF"/>
+          <w:kern w:val="0"/>
+          <w:sz w:val="21"/>
+          <w:szCs w:val="21"/>
+          <w:lang w:eastAsia="tr-TR"/>
+          <w14:ligatures w14:val="none"/>
+        </w:rPr>
+        <w:t xml:space="preserve"> </w:t>
+      </w:r>
+      <w:r>
+        <w:rPr>
+          <w:rFonts w:ascii="Consolas" w:eastAsia="Times New Roman" w:hAnsi="Consolas" w:cs="Times New Roman"/>
+          <w:color w:val="D4D4D4"/>
+          <w:kern w:val="0"/>
+          <w:sz w:val="21"/>
+          <w:szCs w:val="21"/>
+          <w:lang w:eastAsia="tr-TR"/>
+          <w14:ligatures w14:val="none"/>
+        </w:rPr>
+        <w:t>=</w:t>
+      </w:r>
+      <w:r>
+        <w:rPr>
+          <w:rFonts w:ascii="Consolas" w:eastAsia="Times New Roman" w:hAnsi="Consolas" w:cs="Times New Roman"/>
+          <w:color w:val="BBBEBF"/>
+          <w:kern w:val="0"/>
+          <w:sz w:val="21"/>
+          <w:szCs w:val="21"/>
+          <w:lang w:eastAsia="tr-TR"/>
+          <w14:ligatures w14:val="none"/>
+        </w:rPr>
+        <w:t xml:space="preserve"> ({</w:t>
+      </w:r>
+      <w:r>
+        <w:rPr>
+          <w:rFonts w:ascii="Consolas" w:eastAsia="Times New Roman" w:hAnsi="Consolas" w:cs="Times New Roman"/>
+          <w:color w:val="FFA657"/>
+          <w:kern w:val="0"/>
+          <w:sz w:val="21"/>
+          <w:szCs w:val="21"/>
+          <w:lang w:eastAsia="tr-TR"/>
+          <w14:ligatures w14:val="none"/>
+        </w:rPr>
+        <w:t>date</w:t>
+      </w:r>
+      <w:r>
+        <w:rPr>
+          <w:rFonts w:ascii="Consolas" w:eastAsia="Times New Roman" w:hAnsi="Consolas" w:cs="Times New Roman"/>
+          <w:color w:val="BBBEBF"/>
+          <w:kern w:val="0"/>
+          <w:sz w:val="21"/>
+          <w:szCs w:val="21"/>
+          <w:lang w:eastAsia="tr-TR"/>
+          <w14:ligatures w14:val="none"/>
+        </w:rPr>
+        <w:t>,</w:t>
+      </w:r>
+      <w:r>
+        <w:rPr>
+          <w:rFonts w:ascii="Consolas" w:eastAsia="Times New Roman" w:hAnsi="Consolas" w:cs="Times New Roman"/>
+          <w:color w:val="FFA657"/>
+          <w:kern w:val="0"/>
+          <w:sz w:val="21"/>
+          <w:szCs w:val="21"/>
+          <w:lang w:eastAsia="tr-TR"/>
+          <w14:ligatures w14:val="none"/>
+        </w:rPr>
+        <w:t>weather</w:t>
+      </w:r>
+      <w:r>
+        <w:rPr>
+          <w:rFonts w:ascii="Consolas" w:eastAsia="Times New Roman" w:hAnsi="Consolas" w:cs="Times New Roman"/>
+          <w:color w:val="BBBEBF"/>
+          <w:kern w:val="0"/>
+          <w:sz w:val="21"/>
+          <w:szCs w:val="21"/>
+          <w:lang w:eastAsia="tr-TR"/>
+          <w14:ligatures w14:val="none"/>
+        </w:rPr>
+        <w:t xml:space="preserve">} </w:t>
+      </w:r>
+      <w:r>
+        <w:rPr>
+          <w:rFonts w:ascii="Consolas" w:eastAsia="Times New Roman" w:hAnsi="Consolas" w:cs="Times New Roman"/>
+          <w:color w:val="D4D4D4"/>
+          <w:kern w:val="0"/>
+          <w:sz w:val="21"/>
+          <w:szCs w:val="21"/>
+          <w:lang w:eastAsia="tr-TR"/>
+          <w14:ligatures w14:val="none"/>
+        </w:rPr>
+        <w:t>:</w:t>
+      </w:r>
+      <w:r>
+        <w:rPr>
+          <w:rFonts w:ascii="Consolas" w:eastAsia="Times New Roman" w:hAnsi="Consolas" w:cs="Times New Roman"/>
+          <w:color w:val="BBBEBF"/>
+          <w:kern w:val="0"/>
+          <w:sz w:val="21"/>
+          <w:szCs w:val="21"/>
+          <w:lang w:eastAsia="tr-TR"/>
+          <w14:ligatures w14:val="none"/>
+        </w:rPr>
+        <w:t xml:space="preserve"> {</w:t>
+      </w:r>
+      <w:r>
+        <w:rPr>
+          <w:rFonts w:ascii="Consolas" w:eastAsia="Times New Roman" w:hAnsi="Consolas" w:cs="Times New Roman"/>
+          <w:color w:val="C9D1D9"/>
+          <w:kern w:val="0"/>
+          <w:sz w:val="21"/>
+          <w:szCs w:val="21"/>
+          <w:lang w:eastAsia="tr-TR"/>
+          <w14:ligatures w14:val="none"/>
+        </w:rPr>
+        <w:t>date</w:t>
+      </w:r>
+      <w:r>
+        <w:rPr>
+          <w:rFonts w:ascii="Consolas" w:eastAsia="Times New Roman" w:hAnsi="Consolas" w:cs="Times New Roman"/>
+          <w:color w:val="BBBEBF"/>
+          <w:kern w:val="0"/>
+          <w:sz w:val="21"/>
+          <w:szCs w:val="21"/>
+          <w:lang w:eastAsia="tr-TR"/>
+          <w14:ligatures w14:val="none"/>
+        </w:rPr>
+        <w:t xml:space="preserve"> </w:t>
+      </w:r>
+      <w:r>
+        <w:rPr>
+          <w:rFonts w:ascii="Consolas" w:eastAsia="Times New Roman" w:hAnsi="Consolas" w:cs="Times New Roman"/>
+          <w:color w:val="D4D4D4"/>
+          <w:kern w:val="0"/>
+          <w:sz w:val="21"/>
+          <w:szCs w:val="21"/>
+          <w:lang w:eastAsia="tr-TR"/>
+          <w14:ligatures w14:val="none"/>
+        </w:rPr>
+        <w:t>:</w:t>
+      </w:r>
+      <w:r>
+        <w:rPr>
+          <w:rFonts w:ascii="Consolas" w:eastAsia="Times New Roman" w:hAnsi="Consolas" w:cs="Times New Roman"/>
+          <w:color w:val="BBBEBF"/>
+          <w:kern w:val="0"/>
+          <w:sz w:val="21"/>
+          <w:szCs w:val="21"/>
+          <w:lang w:eastAsia="tr-TR"/>
+          <w14:ligatures w14:val="none"/>
+        </w:rPr>
+        <w:t xml:space="preserve"> </w:t>
+      </w:r>
+      <w:r>
+        <w:rPr>
+          <w:rFonts w:ascii="Consolas" w:eastAsia="Times New Roman" w:hAnsi="Consolas" w:cs="Times New Roman"/>
+          <w:color w:val="4EC9B0"/>
+          <w:kern w:val="0"/>
+          <w:sz w:val="21"/>
+          <w:szCs w:val="21"/>
+          <w:lang w:eastAsia="tr-TR"/>
+          <w14:ligatures w14:val="none"/>
+        </w:rPr>
+        <w:t>Date</w:t>
+      </w:r>
+      <w:r>
+        <w:rPr>
+          <w:rFonts w:ascii="Consolas" w:eastAsia="Times New Roman" w:hAnsi="Consolas" w:cs="Times New Roman"/>
+          <w:color w:val="BBBEBF"/>
+          <w:kern w:val="0"/>
+          <w:sz w:val="21"/>
+          <w:szCs w:val="21"/>
+          <w:lang w:eastAsia="tr-TR"/>
+          <w14:ligatures w14:val="none"/>
+        </w:rPr>
+        <w:t xml:space="preserve">, </w:t>
+      </w:r>
+      <w:r>
+        <w:rPr>
+          <w:rFonts w:ascii="Consolas" w:eastAsia="Times New Roman" w:hAnsi="Consolas" w:cs="Times New Roman"/>
+          <w:color w:val="C9D1D9"/>
+          <w:kern w:val="0"/>
+          <w:sz w:val="21"/>
+          <w:szCs w:val="21"/>
+          <w:lang w:eastAsia="tr-TR"/>
+          <w14:ligatures w14:val="none"/>
+        </w:rPr>
+        <w:t>weather</w:t>
+      </w:r>
+      <w:r>
+        <w:rPr>
+          <w:rFonts w:ascii="Consolas" w:eastAsia="Times New Roman" w:hAnsi="Consolas" w:cs="Times New Roman"/>
+          <w:color w:val="D4D4D4"/>
+          <w:kern w:val="0"/>
+          <w:sz w:val="21"/>
+          <w:szCs w:val="21"/>
+          <w:lang w:eastAsia="tr-TR"/>
+          <w14:ligatures w14:val="none"/>
+        </w:rPr>
+        <w:t>:</w:t>
+      </w:r>
+      <w:r>
+        <w:rPr>
+          <w:rFonts w:ascii="Consolas" w:eastAsia="Times New Roman" w:hAnsi="Consolas" w:cs="Times New Roman"/>
+          <w:color w:val="BBBEBF"/>
+          <w:kern w:val="0"/>
+          <w:sz w:val="21"/>
+          <w:szCs w:val="21"/>
+          <w:lang w:eastAsia="tr-TR"/>
+          <w14:ligatures w14:val="none"/>
+        </w:rPr>
+        <w:t xml:space="preserve"> </w:t>
+      </w:r>
+      <w:r>
+        <w:rPr>
+          <w:rFonts w:ascii="Consolas" w:eastAsia="Times New Roman" w:hAnsi="Consolas" w:cs="Times New Roman"/>
+          <w:color w:val="4EC9B0"/>
+          <w:kern w:val="0"/>
+          <w:sz w:val="21"/>
+          <w:szCs w:val="21"/>
+          <w:lang w:eastAsia="tr-TR"/>
+          <w14:ligatures w14:val="none"/>
+        </w:rPr>
+        <w:t>string</w:t>
+      </w:r>
+      <w:r>
+        <w:rPr>
+          <w:rFonts w:ascii="Consolas" w:eastAsia="Times New Roman" w:hAnsi="Consolas" w:cs="Times New Roman"/>
+          <w:color w:val="BBBEBF"/>
+          <w:kern w:val="0"/>
+          <w:sz w:val="21"/>
+          <w:szCs w:val="21"/>
+          <w:lang w:eastAsia="tr-TR"/>
+          <w14:ligatures w14:val="none"/>
+        </w:rPr>
+        <w:t>})</w:t>
+      </w:r>
+      <w:r>
+        <w:rPr>
+          <w:rFonts w:ascii="Consolas" w:eastAsia="Times New Roman" w:hAnsi="Consolas" w:cs="Times New Roman"/>
+          <w:color w:val="D4D4D4"/>
+          <w:kern w:val="0"/>
+          <w:sz w:val="21"/>
+          <w:szCs w:val="21"/>
+          <w:lang w:eastAsia="tr-TR"/>
+          <w14:ligatures w14:val="none"/>
+        </w:rPr>
+        <w:t>:</w:t>
+      </w:r>
+      <w:r>
+        <w:rPr>
+          <w:rFonts w:ascii="Consolas" w:eastAsia="Times New Roman" w:hAnsi="Consolas" w:cs="Times New Roman"/>
+          <w:color w:val="4EC9B0"/>
+          <w:kern w:val="0"/>
+          <w:sz w:val="21"/>
+          <w:szCs w:val="21"/>
+          <w:lang w:eastAsia="tr-TR"/>
+          <w14:ligatures w14:val="none"/>
+        </w:rPr>
+        <w:t>void</w:t>
+      </w:r>
+      <w:r>
+        <w:rPr>
+          <w:rFonts w:ascii="Consolas" w:eastAsia="Times New Roman" w:hAnsi="Consolas" w:cs="Times New Roman"/>
+          <w:color w:val="BBBEBF"/>
+          <w:kern w:val="0"/>
+          <w:sz w:val="21"/>
+          <w:szCs w:val="21"/>
+          <w:lang w:eastAsia="tr-TR"/>
+          <w14:ligatures w14:val="none"/>
+        </w:rPr>
+        <w:t xml:space="preserve"> </w:t>
+      </w:r>
+      <w:r>
+        <w:rPr>
+          <w:rFonts w:ascii="Consolas" w:eastAsia="Times New Roman" w:hAnsi="Consolas" w:cs="Times New Roman"/>
+          <w:color w:val="FF7B72"/>
+          <w:kern w:val="0"/>
+          <w:sz w:val="21"/>
+          <w:szCs w:val="21"/>
+          <w:lang w:eastAsia="tr-TR"/>
+          <w14:ligatures w14:val="none"/>
+        </w:rPr>
+        <w:t>=&gt;</w:t>
+      </w:r>
+      <w:r>
+        <w:rPr>
+          <w:rFonts w:ascii="Consolas" w:eastAsia="Times New Roman" w:hAnsi="Consolas" w:cs="Times New Roman"/>
+          <w:color w:val="BBBEBF"/>
+          <w:kern w:val="0"/>
+          <w:sz w:val="21"/>
+          <w:szCs w:val="21"/>
+          <w:lang w:eastAsia="tr-TR"/>
+          <w14:ligatures w14:val="none"/>
+        </w:rPr>
+        <w:t xml:space="preserve"> </w:t>
+      </w:r>
+      <w:r>
+        <w:rPr>
+          <w:rFonts w:ascii="Consolas" w:eastAsia="Times New Roman" w:hAnsi="Consolas" w:cs="Times New Roman"/>
+          <w:color w:val="C9D1D9"/>
+          <w:kern w:val="0"/>
+          <w:sz w:val="21"/>
+          <w:szCs w:val="21"/>
+          <w:lang w:eastAsia="tr-TR"/>
+          <w14:ligatures w14:val="none"/>
+        </w:rPr>
+        <w:t>{</w:t>
+      </w:r>
+    </w:p>
+    <w:p>
+      <w:pPr>
+        <w:shd w:val="clear" w:color="auto" w:fill="121314"/>
+        <w:spacing w:after="0" w:line="285" w:lineRule="atLeast"/>
+        <w:rPr>
+          <w:rFonts w:ascii="Consolas" w:eastAsia="Times New Roman" w:hAnsi="Consolas" w:cs="Times New Roman"/>
+          <w:color w:val="BBBEBF"/>
+          <w:kern w:val="0"/>
+          <w:sz w:val="21"/>
+          <w:szCs w:val="21"/>
+          <w:lang w:eastAsia="tr-TR"/>
+          <w14:ligatures w14:val="none"/>
+        </w:rPr>
+      </w:pPr>
+      <w:r>
+        <w:rPr>
+          <w:rFonts w:ascii="Consolas" w:eastAsia="Times New Roman" w:hAnsi="Consolas" w:cs="Times New Roman"/>
+          <w:color w:val="C9D1D9"/>
+          <w:kern w:val="0"/>
+          <w:sz w:val="21"/>
+          <w:szCs w:val="21"/>
+          <w:lang w:eastAsia="tr-TR"/>
+          <w14:ligatures w14:val="none"/>
+        </w:rPr>
+        <w:t xml:space="preserve">    </w:t>
+      </w:r>
+      <w:r>
+        <w:rPr>
+          <w:rFonts w:ascii="Consolas" w:eastAsia="Times New Roman" w:hAnsi="Consolas" w:cs="Times New Roman"/>
+          <w:color w:val="79C0FF"/>
+          <w:kern w:val="0"/>
+          <w:sz w:val="21"/>
+          <w:szCs w:val="21"/>
+          <w:lang w:eastAsia="tr-TR"/>
+          <w14:ligatures w14:val="none"/>
+        </w:rPr>
+        <w:t>console</w:t>
+      </w:r>
+      <w:r>
+        <w:rPr>
+          <w:rFonts w:ascii="Consolas" w:eastAsia="Times New Roman" w:hAnsi="Consolas" w:cs="Times New Roman"/>
+          <w:color w:val="C9D1D9"/>
+          <w:kern w:val="0"/>
+          <w:sz w:val="21"/>
+          <w:szCs w:val="21"/>
+          <w:lang w:eastAsia="tr-TR"/>
+          <w14:ligatures w14:val="none"/>
+        </w:rPr>
+        <w:t>.</w:t>
+      </w:r>
+      <w:r>
+        <w:rPr>
+          <w:rFonts w:ascii="Consolas" w:eastAsia="Times New Roman" w:hAnsi="Consolas" w:cs="Times New Roman"/>
+          <w:color w:val="D2A8FF"/>
+          <w:kern w:val="0"/>
+          <w:sz w:val="21"/>
+          <w:szCs w:val="21"/>
+          <w:lang w:eastAsia="tr-TR"/>
+          <w14:ligatures w14:val="none"/>
+        </w:rPr>
+        <w:t>log</w:t>
+      </w:r>
+      <w:r>
+        <w:rPr>
+          <w:rFonts w:ascii="Consolas" w:eastAsia="Times New Roman" w:hAnsi="Consolas" w:cs="Times New Roman"/>
+          <w:color w:val="C9D1D9"/>
+          <w:kern w:val="0"/>
+          <w:sz w:val="21"/>
+          <w:szCs w:val="21"/>
+          <w:lang w:eastAsia="tr-TR"/>
+          <w14:ligatures w14:val="none"/>
+        </w:rPr>
+        <w:t>(</w:t>
+      </w:r>
+      <w:r>
+        <w:rPr>
+          <w:rFonts w:ascii="Consolas" w:eastAsia="Times New Roman" w:hAnsi="Consolas" w:cs="Times New Roman"/>
+          <w:color w:val="FFA657"/>
+          <w:kern w:val="0"/>
+          <w:sz w:val="21"/>
+          <w:szCs w:val="21"/>
+          <w:lang w:eastAsia="tr-TR"/>
+          <w14:ligatures w14:val="none"/>
+        </w:rPr>
+        <w:t>date</w:t>
+      </w:r>
+      <w:r>
+        <w:rPr>
+          <w:rFonts w:ascii="Consolas" w:eastAsia="Times New Roman" w:hAnsi="Consolas" w:cs="Times New Roman"/>
+          <w:color w:val="C9D1D9"/>
+          <w:kern w:val="0"/>
+          <w:sz w:val="21"/>
+          <w:szCs w:val="21"/>
+          <w:lang w:eastAsia="tr-TR"/>
+          <w14:ligatures w14:val="none"/>
+        </w:rPr>
+        <w:t>);</w:t>
+      </w:r>
+    </w:p>
+    <w:p>
+      <w:pPr>
+        <w:shd w:val="clear" w:color="auto" w:fill="121314"/>
+        <w:spacing w:after="0" w:line="285" w:lineRule="atLeast"/>
+        <w:rPr>
+          <w:rFonts w:ascii="Consolas" w:eastAsia="Times New Roman" w:hAnsi="Consolas" w:cs="Times New Roman"/>
+          <w:color w:val="BBBEBF"/>
+          <w:kern w:val="0"/>
+          <w:sz w:val="21"/>
+          <w:szCs w:val="21"/>
+          <w:lang w:eastAsia="tr-TR"/>
+          <w14:ligatures w14:val="none"/>
+        </w:rPr>
+      </w:pPr>
+      <w:r>
+        <w:rPr>
+          <w:rFonts w:ascii="Consolas" w:eastAsia="Times New Roman" w:hAnsi="Consolas" w:cs="Times New Roman"/>
+          <w:color w:val="C9D1D9"/>
+          <w:kern w:val="0"/>
+          <w:sz w:val="21"/>
+          <w:szCs w:val="21"/>
+          <w:lang w:eastAsia="tr-TR"/>
+          <w14:ligatures w14:val="none"/>
+        </w:rPr>
+        <w:t xml:space="preserve">    </w:t>
+      </w:r>
+      <w:r>
+        <w:rPr>
+          <w:rFonts w:ascii="Consolas" w:eastAsia="Times New Roman" w:hAnsi="Consolas" w:cs="Times New Roman"/>
+          <w:color w:val="79C0FF"/>
+          <w:kern w:val="0"/>
+          <w:sz w:val="21"/>
+          <w:szCs w:val="21"/>
+          <w:lang w:eastAsia="tr-TR"/>
+          <w14:ligatures w14:val="none"/>
+        </w:rPr>
+        <w:t>console</w:t>
+      </w:r>
+      <w:r>
+        <w:rPr>
+          <w:rFonts w:ascii="Consolas" w:eastAsia="Times New Roman" w:hAnsi="Consolas" w:cs="Times New Roman"/>
+          <w:color w:val="C9D1D9"/>
+          <w:kern w:val="0"/>
+          <w:sz w:val="21"/>
+          <w:szCs w:val="21"/>
+          <w:lang w:eastAsia="tr-TR"/>
+          <w14:ligatures w14:val="none"/>
+        </w:rPr>
+        <w:t>.</w:t>
+      </w:r>
+      <w:r>
+        <w:rPr>
+          <w:rFonts w:ascii="Consolas" w:eastAsia="Times New Roman" w:hAnsi="Consolas" w:cs="Times New Roman"/>
+          <w:color w:val="D2A8FF"/>
+          <w:kern w:val="0"/>
+          <w:sz w:val="21"/>
+          <w:szCs w:val="21"/>
+          <w:lang w:eastAsia="tr-TR"/>
+          <w14:ligatures w14:val="none"/>
+        </w:rPr>
+        <w:t>log</w:t>
+      </w:r>
+      <w:r>
+        <w:rPr>
+          <w:rFonts w:ascii="Consolas" w:eastAsia="Times New Roman" w:hAnsi="Consolas" w:cs="Times New Roman"/>
+          <w:color w:val="C9D1D9"/>
+          <w:kern w:val="0"/>
+          <w:sz w:val="21"/>
+          <w:szCs w:val="21"/>
+          <w:lang w:eastAsia="tr-TR"/>
+          <w14:ligatures w14:val="none"/>
+        </w:rPr>
+        <w:t>(</w:t>
+      </w:r>
+      <w:r>
+        <w:rPr>
+          <w:rFonts w:ascii="Consolas" w:eastAsia="Times New Roman" w:hAnsi="Consolas" w:cs="Times New Roman"/>
+          <w:color w:val="FFA657"/>
+          <w:kern w:val="0"/>
+          <w:sz w:val="21"/>
+          <w:szCs w:val="21"/>
+          <w:lang w:eastAsia="tr-TR"/>
+          <w14:ligatures w14:val="none"/>
+        </w:rPr>
+        <w:t>weather</w:t>
+      </w:r>
+      <w:r>
+        <w:rPr>
+          <w:rFonts w:ascii="Consolas" w:eastAsia="Times New Roman" w:hAnsi="Consolas" w:cs="Times New Roman"/>
+          <w:color w:val="C9D1D9"/>
+          <w:kern w:val="0"/>
+          <w:sz w:val="21"/>
+          <w:szCs w:val="21"/>
+          <w:lang w:eastAsia="tr-TR"/>
+          <w14:ligatures w14:val="none"/>
+        </w:rPr>
+        <w:t>);</w:t>
+      </w:r>
+    </w:p>
+    <w:p>
+      <w:pPr>
+        <w:shd w:val="clear" w:color="auto" w:fill="121314"/>
+        <w:spacing w:after="0" w:line="285" w:lineRule="atLeast"/>
+        <w:rPr>
+          <w:rFonts w:ascii="Consolas" w:eastAsia="Times New Roman" w:hAnsi="Consolas" w:cs="Times New Roman"/>
+          <w:color w:val="BBBEBF"/>
+          <w:kern w:val="0"/>
+          <w:sz w:val="21"/>
+          <w:szCs w:val="21"/>
+          <w:lang w:eastAsia="tr-TR"/>
+          <w14:ligatures w14:val="none"/>
+        </w:rPr>
+      </w:pPr>
+      <w:r>
+        <w:rPr>
+          <w:rFonts w:ascii="Consolas" w:eastAsia="Times New Roman" w:hAnsi="Consolas" w:cs="Times New Roman"/>
+          <w:color w:val="C9D1D9"/>
+          <w:kern w:val="0"/>
+          <w:sz w:val="21"/>
+          <w:szCs w:val="21"/>
+          <w:lang w:eastAsia="tr-TR"/>
+          <w14:ligatures w14:val="none"/>
+        </w:rPr>
+        <w:t>}</w:t>
+      </w:r>
+    </w:p>
+    <w:p>
+      <w:pPr>
+        <w:jc w:val="both"/>
+        <w:rPr>
+          <w:rFonts w:ascii="Lucida Console" w:hAnsi="Lucida Console"/>
+        </w:rPr>
+      </w:pPr>
+      <w:r>
+        <w:rPr>
+          <w:rFonts w:ascii="Lucida Console" w:hAnsi="Lucida Console"/>
+        </w:rPr>
+        <w:t>object deconstructring with typescript</w:t>
+      </w:r>
+    </w:p>
+    <w:p>
+      <w:pPr>
+        <w:jc w:val="both"/>
+        <w:rPr>
+          <w:rFonts w:ascii="Lucida Console" w:hAnsi="Lucida Console"/>
+        </w:rPr>
+      </w:pPr>
+    </w:p>
+    <w:p>
+      <w:pPr>
+        <w:jc w:val="both"/>
+        <w:rPr>
+          <w:rFonts w:ascii="Lucida Console" w:hAnsi="Lucida Console"/>
+        </w:rPr>
+      </w:pPr>
+    </w:p>
+    <w:p>
+      <w:pPr>
+        <w:jc w:val="both"/>
+        <w:rPr>
+          <w:rFonts w:ascii="Lucida Console" w:hAnsi="Lucida Console"/>
+        </w:rPr>
+      </w:pPr>
+      <w:r>
+        <w:rPr>
+          <w:rFonts w:ascii="Lucida Console" w:hAnsi="Lucida Console"/>
+        </w:rPr>
+        <w:lastRenderedPageBreak/>
+        <w:drawing>
+          <wp:inline distT="0" distB="0" distL="0" distR="0" wp14:anchorId="43B2EC7D" wp14:editId="03DB9E05">
+            <wp:extent cx="5760720" cy="1544320"/>
+            <wp:effectExtent l="0" t="0" r="0" b="0"/>
+            <wp:docPr id="2" name="Resim 2"/>
+            <wp:cNvGraphicFramePr>
+              <a:graphicFrameLocks xmlns:a="http://schemas.openxmlformats.org/drawingml/2006/main" noChangeAspect="1"/>
+            </wp:cNvGraphicFramePr>
+            <a:graphic xmlns:a="http://schemas.openxmlformats.org/drawingml/2006/main">
+              <a:graphicData uri="http://schemas.openxmlformats.org/drawingml/2006/picture">
+                <pic:pic xmlns:pic="http://schemas.openxmlformats.org/drawingml/2006/picture">
+                  <pic:nvPicPr>
+                    <pic:cNvPr id="1" name=""/>
+                    <pic:cNvPicPr/>
+                  </pic:nvPicPr>
+                  <pic:blipFill>
+                    <a:blip r:embed="rId6"/>
+                    <a:stretch>
+                      <a:fillRect/>
+                    </a:stretch>
+                  </pic:blipFill>
+                  <pic:spPr>
+                    <a:xfrm>
+                      <a:off x="0" y="0"/>
+                      <a:ext cx="5760720" cy="1544320"/>
+                    </a:xfrm>
+                    <a:prstGeom prst="rect">
+                      <a:avLst/>
+                    </a:prstGeom>
+                  </pic:spPr>
+                </pic:pic>
+              </a:graphicData>
+            </a:graphic>
+          </wp:inline>
+        </w:drawing>
+      </w:r>
+    </w:p>
+    <w:p>
+      <w:pPr>
+        <w:jc w:val="both"/>
+        <w:rPr>
+          <w:rFonts w:ascii="Lucida Console" w:hAnsi="Lucida Console"/>
+        </w:rPr>
+      </w:pPr>
+      <w:r>
+        <w:rPr>
+          <w:rFonts w:ascii="Lucida Console" w:hAnsi="Lucida Console"/>
+        </w:rPr>
+        <w:t xml:space="preserve">object deconstructing with chained objects </w:t>
+      </w:r>
+    </w:p>
+    <w:p>
+      <w:pPr>
+        <w:jc w:val="both"/>
+        <w:rPr>
+          <w:rFonts w:ascii="Lucida Console" w:hAnsi="Lucida Console"/>
+        </w:rPr>
+      </w:pPr>
+    </w:p>
+    <w:p>
+      <w:pPr>
+        <w:jc w:val="both"/>
+        <w:rPr>
+          <w:rFonts w:ascii="Lucida Console" w:hAnsi="Lucida Console"/>
           <w:b/>
         </w:rPr>
       </w:pPr>
@@ -5092,7 +8460,7 @@
           <w:rFonts w:ascii="Lucida Console" w:hAnsi="Lucida Console"/>
           <w:b/>
         </w:rPr>
-        <w:t xml:space="preserve">..when to use type annotations: </w:t>
+        <w:t xml:space="preserve">.10. arrays </w:t>
       </w:r>
     </w:p>
     <w:p>
@@ -5102,12 +8470,6 @@
           <w:rFonts w:ascii="Lucida Console" w:hAnsi="Lucida Console"/>
         </w:rPr>
       </w:pPr>
-      <w:r>
-        <w:rPr>
-          <w:rFonts w:ascii="Lucida Console" w:hAnsi="Lucida Console"/>
-        </w:rPr>
-        <w:t>- when a function returns ‘any’ value and return type needs to be clarified</w:t>
-      </w:r>
     </w:p>
     <w:p>
       <w:pPr>
@@ -5120,7 +8482,886 @@
         <w:rPr>
           <w:rFonts w:ascii="Lucida Console" w:hAnsi="Lucida Console"/>
         </w:rPr>
-        <w:t>- declaring a variable in one line and initializing later</w:t>
+        <w:t xml:space="preserve">by default arrays contain variables with type of any without any explicit declaration or inference. since it is not convenient to use any type, arrays can be annotated for type of variables it can hold. </w:t>
+      </w:r>
+    </w:p>
+    <w:p>
+      <w:pPr>
+        <w:shd w:val="clear" w:color="auto" w:fill="121314"/>
+        <w:spacing w:after="0" w:line="285" w:lineRule="atLeast"/>
+        <w:rPr>
+          <w:rFonts w:ascii="Consolas" w:eastAsia="Times New Roman" w:hAnsi="Consolas" w:cs="Times New Roman"/>
+          <w:color w:val="BBBEBF"/>
+          <w:kern w:val="0"/>
+          <w:sz w:val="21"/>
+          <w:szCs w:val="21"/>
+          <w:lang w:eastAsia="tr-TR"/>
+          <w14:ligatures w14:val="none"/>
+        </w:rPr>
+      </w:pPr>
+    </w:p>
+    <w:p>
+      <w:pPr>
+        <w:shd w:val="clear" w:color="auto" w:fill="121314"/>
+        <w:spacing w:after="0" w:line="285" w:lineRule="atLeast"/>
+        <w:rPr>
+          <w:rFonts w:ascii="Consolas" w:eastAsia="Times New Roman" w:hAnsi="Consolas" w:cs="Times New Roman"/>
+          <w:color w:val="BBBEBF"/>
+          <w:kern w:val="0"/>
+          <w:sz w:val="21"/>
+          <w:szCs w:val="21"/>
+          <w:lang w:eastAsia="tr-TR"/>
+          <w14:ligatures w14:val="none"/>
+        </w:rPr>
+      </w:pPr>
+      <w:r>
+        <w:rPr>
+          <w:rFonts w:ascii="Consolas" w:eastAsia="Times New Roman" w:hAnsi="Consolas" w:cs="Times New Roman"/>
+          <w:color w:val="FF7B72"/>
+          <w:kern w:val="0"/>
+          <w:sz w:val="21"/>
+          <w:szCs w:val="21"/>
+          <w:lang w:eastAsia="tr-TR"/>
+          <w14:ligatures w14:val="none"/>
+        </w:rPr>
+        <w:t>const</w:t>
+      </w:r>
+      <w:r>
+        <w:rPr>
+          <w:rFonts w:ascii="Consolas" w:eastAsia="Times New Roman" w:hAnsi="Consolas" w:cs="Times New Roman"/>
+          <w:color w:val="BBBEBF"/>
+          <w:kern w:val="0"/>
+          <w:sz w:val="21"/>
+          <w:szCs w:val="21"/>
+          <w:lang w:eastAsia="tr-TR"/>
+          <w14:ligatures w14:val="none"/>
+        </w:rPr>
+        <w:t xml:space="preserve"> </w:t>
+      </w:r>
+      <w:r>
+        <w:rPr>
+          <w:rFonts w:ascii="Consolas" w:eastAsia="Times New Roman" w:hAnsi="Consolas" w:cs="Times New Roman"/>
+          <w:color w:val="79C0FF"/>
+          <w:kern w:val="0"/>
+          <w:sz w:val="21"/>
+          <w:szCs w:val="21"/>
+          <w:lang w:eastAsia="tr-TR"/>
+          <w14:ligatures w14:val="none"/>
+        </w:rPr>
+        <w:t>carMakers</w:t>
+      </w:r>
+      <w:r>
+        <w:rPr>
+          <w:rFonts w:ascii="Consolas" w:eastAsia="Times New Roman" w:hAnsi="Consolas" w:cs="Times New Roman"/>
+          <w:color w:val="D4D4D4"/>
+          <w:kern w:val="0"/>
+          <w:sz w:val="21"/>
+          <w:szCs w:val="21"/>
+          <w:lang w:eastAsia="tr-TR"/>
+          <w14:ligatures w14:val="none"/>
+        </w:rPr>
+        <w:t>:</w:t>
+      </w:r>
+      <w:r>
+        <w:rPr>
+          <w:rFonts w:ascii="Consolas" w:eastAsia="Times New Roman" w:hAnsi="Consolas" w:cs="Times New Roman"/>
+          <w:color w:val="BBBEBF"/>
+          <w:kern w:val="0"/>
+          <w:sz w:val="21"/>
+          <w:szCs w:val="21"/>
+          <w:lang w:eastAsia="tr-TR"/>
+          <w14:ligatures w14:val="none"/>
+        </w:rPr>
+        <w:t xml:space="preserve"> </w:t>
+      </w:r>
+      <w:r>
+        <w:rPr>
+          <w:rFonts w:ascii="Consolas" w:eastAsia="Times New Roman" w:hAnsi="Consolas" w:cs="Times New Roman"/>
+          <w:color w:val="4EC9B0"/>
+          <w:kern w:val="0"/>
+          <w:sz w:val="21"/>
+          <w:szCs w:val="21"/>
+          <w:lang w:eastAsia="tr-TR"/>
+          <w14:ligatures w14:val="none"/>
+        </w:rPr>
+        <w:t>string</w:t>
+      </w:r>
+      <w:r>
+        <w:rPr>
+          <w:rFonts w:ascii="Consolas" w:eastAsia="Times New Roman" w:hAnsi="Consolas" w:cs="Times New Roman"/>
+          <w:color w:val="BBBEBF"/>
+          <w:kern w:val="0"/>
+          <w:sz w:val="21"/>
+          <w:szCs w:val="21"/>
+          <w:lang w:eastAsia="tr-TR"/>
+          <w14:ligatures w14:val="none"/>
+        </w:rPr>
+        <w:t xml:space="preserve">[] </w:t>
+      </w:r>
+      <w:r>
+        <w:rPr>
+          <w:rFonts w:ascii="Consolas" w:eastAsia="Times New Roman" w:hAnsi="Consolas" w:cs="Times New Roman"/>
+          <w:color w:val="D4D4D4"/>
+          <w:kern w:val="0"/>
+          <w:sz w:val="21"/>
+          <w:szCs w:val="21"/>
+          <w:lang w:eastAsia="tr-TR"/>
+          <w14:ligatures w14:val="none"/>
+        </w:rPr>
+        <w:t>=</w:t>
+      </w:r>
+      <w:r>
+        <w:rPr>
+          <w:rFonts w:ascii="Consolas" w:eastAsia="Times New Roman" w:hAnsi="Consolas" w:cs="Times New Roman"/>
+          <w:color w:val="BBBEBF"/>
+          <w:kern w:val="0"/>
+          <w:sz w:val="21"/>
+          <w:szCs w:val="21"/>
+          <w:lang w:eastAsia="tr-TR"/>
+          <w14:ligatures w14:val="none"/>
+        </w:rPr>
+        <w:t xml:space="preserve"> [</w:t>
+      </w:r>
+      <w:r>
+        <w:rPr>
+          <w:rFonts w:ascii="Consolas" w:eastAsia="Times New Roman" w:hAnsi="Consolas" w:cs="Times New Roman"/>
+          <w:color w:val="A5D6FF"/>
+          <w:kern w:val="0"/>
+          <w:sz w:val="21"/>
+          <w:szCs w:val="21"/>
+          <w:lang w:eastAsia="tr-TR"/>
+          <w14:ligatures w14:val="none"/>
+        </w:rPr>
+        <w:t>'ford'</w:t>
+      </w:r>
+      <w:r>
+        <w:rPr>
+          <w:rFonts w:ascii="Consolas" w:eastAsia="Times New Roman" w:hAnsi="Consolas" w:cs="Times New Roman"/>
+          <w:color w:val="BBBEBF"/>
+          <w:kern w:val="0"/>
+          <w:sz w:val="21"/>
+          <w:szCs w:val="21"/>
+          <w:lang w:eastAsia="tr-TR"/>
+          <w14:ligatures w14:val="none"/>
+        </w:rPr>
+        <w:t>,</w:t>
+      </w:r>
+      <w:r>
+        <w:rPr>
+          <w:rFonts w:ascii="Consolas" w:eastAsia="Times New Roman" w:hAnsi="Consolas" w:cs="Times New Roman"/>
+          <w:color w:val="A5D6FF"/>
+          <w:kern w:val="0"/>
+          <w:sz w:val="21"/>
+          <w:szCs w:val="21"/>
+          <w:lang w:eastAsia="tr-TR"/>
+          <w14:ligatures w14:val="none"/>
+        </w:rPr>
+        <w:t>'toyota'</w:t>
+      </w:r>
+      <w:r>
+        <w:rPr>
+          <w:rFonts w:ascii="Consolas" w:eastAsia="Times New Roman" w:hAnsi="Consolas" w:cs="Times New Roman"/>
+          <w:color w:val="BBBEBF"/>
+          <w:kern w:val="0"/>
+          <w:sz w:val="21"/>
+          <w:szCs w:val="21"/>
+          <w:lang w:eastAsia="tr-TR"/>
+          <w14:ligatures w14:val="none"/>
+        </w:rPr>
+        <w:t>,</w:t>
+      </w:r>
+      <w:r>
+        <w:rPr>
+          <w:rFonts w:ascii="Consolas" w:eastAsia="Times New Roman" w:hAnsi="Consolas" w:cs="Times New Roman"/>
+          <w:color w:val="A5D6FF"/>
+          <w:kern w:val="0"/>
+          <w:sz w:val="21"/>
+          <w:szCs w:val="21"/>
+          <w:lang w:eastAsia="tr-TR"/>
+          <w14:ligatures w14:val="none"/>
+        </w:rPr>
+        <w:t>'honda'</w:t>
+      </w:r>
+      <w:r>
+        <w:rPr>
+          <w:rFonts w:ascii="Consolas" w:eastAsia="Times New Roman" w:hAnsi="Consolas" w:cs="Times New Roman"/>
+          <w:color w:val="BBBEBF"/>
+          <w:kern w:val="0"/>
+          <w:sz w:val="21"/>
+          <w:szCs w:val="21"/>
+          <w:lang w:eastAsia="tr-TR"/>
+          <w14:ligatures w14:val="none"/>
+        </w:rPr>
+        <w:t>];</w:t>
+      </w:r>
+    </w:p>
+    <w:p>
+      <w:pPr>
+        <w:shd w:val="clear" w:color="auto" w:fill="121314"/>
+        <w:spacing w:after="0" w:line="285" w:lineRule="atLeast"/>
+        <w:rPr>
+          <w:rFonts w:ascii="Consolas" w:eastAsia="Times New Roman" w:hAnsi="Consolas" w:cs="Times New Roman"/>
+          <w:color w:val="BBBEBF"/>
+          <w:kern w:val="0"/>
+          <w:sz w:val="21"/>
+          <w:szCs w:val="21"/>
+          <w:lang w:eastAsia="tr-TR"/>
+          <w14:ligatures w14:val="none"/>
+        </w:rPr>
+      </w:pPr>
+    </w:p>
+    <w:p>
+      <w:pPr>
+        <w:shd w:val="clear" w:color="auto" w:fill="121314"/>
+        <w:spacing w:after="0" w:line="285" w:lineRule="atLeast"/>
+        <w:rPr>
+          <w:rFonts w:ascii="Consolas" w:eastAsia="Times New Roman" w:hAnsi="Consolas" w:cs="Times New Roman"/>
+          <w:color w:val="BBBEBF"/>
+          <w:kern w:val="0"/>
+          <w:sz w:val="21"/>
+          <w:szCs w:val="21"/>
+          <w:lang w:eastAsia="tr-TR"/>
+          <w14:ligatures w14:val="none"/>
+        </w:rPr>
+      </w:pPr>
+      <w:r>
+        <w:rPr>
+          <w:rFonts w:ascii="Consolas" w:eastAsia="Times New Roman" w:hAnsi="Consolas" w:cs="Times New Roman"/>
+          <w:color w:val="8B949E"/>
+          <w:kern w:val="0"/>
+          <w:sz w:val="21"/>
+          <w:szCs w:val="21"/>
+          <w:lang w:eastAsia="tr-TR"/>
+          <w14:ligatures w14:val="none"/>
+        </w:rPr>
+        <w:t>//any type array</w:t>
+      </w:r>
+    </w:p>
+    <w:p>
+      <w:pPr>
+        <w:shd w:val="clear" w:color="auto" w:fill="121314"/>
+        <w:spacing w:after="0" w:line="285" w:lineRule="atLeast"/>
+        <w:rPr>
+          <w:rFonts w:ascii="Consolas" w:eastAsia="Times New Roman" w:hAnsi="Consolas" w:cs="Times New Roman"/>
+          <w:color w:val="BBBEBF"/>
+          <w:kern w:val="0"/>
+          <w:sz w:val="21"/>
+          <w:szCs w:val="21"/>
+          <w:lang w:eastAsia="tr-TR"/>
+          <w14:ligatures w14:val="none"/>
+        </w:rPr>
+      </w:pPr>
+      <w:r>
+        <w:rPr>
+          <w:rFonts w:ascii="Consolas" w:eastAsia="Times New Roman" w:hAnsi="Consolas" w:cs="Times New Roman"/>
+          <w:color w:val="FF7B72"/>
+          <w:kern w:val="0"/>
+          <w:sz w:val="21"/>
+          <w:szCs w:val="21"/>
+          <w:lang w:eastAsia="tr-TR"/>
+          <w14:ligatures w14:val="none"/>
+        </w:rPr>
+        <w:t>const</w:t>
+      </w:r>
+      <w:r>
+        <w:rPr>
+          <w:rFonts w:ascii="Consolas" w:eastAsia="Times New Roman" w:hAnsi="Consolas" w:cs="Times New Roman"/>
+          <w:color w:val="BBBEBF"/>
+          <w:kern w:val="0"/>
+          <w:sz w:val="21"/>
+          <w:szCs w:val="21"/>
+          <w:lang w:eastAsia="tr-TR"/>
+          <w14:ligatures w14:val="none"/>
+        </w:rPr>
+        <w:t xml:space="preserve"> </w:t>
+      </w:r>
+      <w:r>
+        <w:rPr>
+          <w:rFonts w:ascii="Consolas" w:eastAsia="Times New Roman" w:hAnsi="Consolas" w:cs="Times New Roman"/>
+          <w:color w:val="79C0FF"/>
+          <w:kern w:val="0"/>
+          <w:sz w:val="21"/>
+          <w:szCs w:val="21"/>
+          <w:lang w:eastAsia="tr-TR"/>
+          <w14:ligatures w14:val="none"/>
+        </w:rPr>
+        <w:t>cars</w:t>
+      </w:r>
+      <w:r>
+        <w:rPr>
+          <w:rFonts w:ascii="Consolas" w:eastAsia="Times New Roman" w:hAnsi="Consolas" w:cs="Times New Roman"/>
+          <w:color w:val="BBBEBF"/>
+          <w:kern w:val="0"/>
+          <w:sz w:val="21"/>
+          <w:szCs w:val="21"/>
+          <w:lang w:eastAsia="tr-TR"/>
+          <w14:ligatures w14:val="none"/>
+        </w:rPr>
+        <w:t xml:space="preserve"> </w:t>
+      </w:r>
+      <w:r>
+        <w:rPr>
+          <w:rFonts w:ascii="Consolas" w:eastAsia="Times New Roman" w:hAnsi="Consolas" w:cs="Times New Roman"/>
+          <w:color w:val="D4D4D4"/>
+          <w:kern w:val="0"/>
+          <w:sz w:val="21"/>
+          <w:szCs w:val="21"/>
+          <w:lang w:eastAsia="tr-TR"/>
+          <w14:ligatures w14:val="none"/>
+        </w:rPr>
+        <w:t>=</w:t>
+      </w:r>
+      <w:r>
+        <w:rPr>
+          <w:rFonts w:ascii="Consolas" w:eastAsia="Times New Roman" w:hAnsi="Consolas" w:cs="Times New Roman"/>
+          <w:color w:val="BBBEBF"/>
+          <w:kern w:val="0"/>
+          <w:sz w:val="21"/>
+          <w:szCs w:val="21"/>
+          <w:lang w:eastAsia="tr-TR"/>
+          <w14:ligatures w14:val="none"/>
+        </w:rPr>
+        <w:t xml:space="preserve"> [];</w:t>
+      </w:r>
+    </w:p>
+    <w:p>
+      <w:pPr>
+        <w:shd w:val="clear" w:color="auto" w:fill="121314"/>
+        <w:spacing w:after="0" w:line="285" w:lineRule="atLeast"/>
+        <w:rPr>
+          <w:rFonts w:ascii="Consolas" w:eastAsia="Times New Roman" w:hAnsi="Consolas" w:cs="Times New Roman"/>
+          <w:color w:val="BBBEBF"/>
+          <w:kern w:val="0"/>
+          <w:sz w:val="21"/>
+          <w:szCs w:val="21"/>
+          <w:lang w:eastAsia="tr-TR"/>
+          <w14:ligatures w14:val="none"/>
+        </w:rPr>
+      </w:pPr>
+    </w:p>
+    <w:p>
+      <w:pPr>
+        <w:shd w:val="clear" w:color="auto" w:fill="121314"/>
+        <w:spacing w:after="0" w:line="285" w:lineRule="atLeast"/>
+        <w:rPr>
+          <w:rFonts w:ascii="Consolas" w:eastAsia="Times New Roman" w:hAnsi="Consolas" w:cs="Times New Roman"/>
+          <w:color w:val="BBBEBF"/>
+          <w:kern w:val="0"/>
+          <w:sz w:val="21"/>
+          <w:szCs w:val="21"/>
+          <w:lang w:eastAsia="tr-TR"/>
+          <w14:ligatures w14:val="none"/>
+        </w:rPr>
+      </w:pPr>
+      <w:r>
+        <w:rPr>
+          <w:rFonts w:ascii="Consolas" w:eastAsia="Times New Roman" w:hAnsi="Consolas" w:cs="Times New Roman"/>
+          <w:color w:val="FF7B72"/>
+          <w:kern w:val="0"/>
+          <w:sz w:val="21"/>
+          <w:szCs w:val="21"/>
+          <w:lang w:eastAsia="tr-TR"/>
+          <w14:ligatures w14:val="none"/>
+        </w:rPr>
+        <w:t>const</w:t>
+      </w:r>
+      <w:r>
+        <w:rPr>
+          <w:rFonts w:ascii="Consolas" w:eastAsia="Times New Roman" w:hAnsi="Consolas" w:cs="Times New Roman"/>
+          <w:color w:val="BBBEBF"/>
+          <w:kern w:val="0"/>
+          <w:sz w:val="21"/>
+          <w:szCs w:val="21"/>
+          <w:lang w:eastAsia="tr-TR"/>
+          <w14:ligatures w14:val="none"/>
+        </w:rPr>
+        <w:t xml:space="preserve"> </w:t>
+      </w:r>
+      <w:r>
+        <w:rPr>
+          <w:rFonts w:ascii="Consolas" w:eastAsia="Times New Roman" w:hAnsi="Consolas" w:cs="Times New Roman"/>
+          <w:color w:val="79C0FF"/>
+          <w:kern w:val="0"/>
+          <w:sz w:val="21"/>
+          <w:szCs w:val="21"/>
+          <w:lang w:eastAsia="tr-TR"/>
+          <w14:ligatures w14:val="none"/>
+        </w:rPr>
+        <w:t>myCars</w:t>
+      </w:r>
+      <w:r>
+        <w:rPr>
+          <w:rFonts w:ascii="Consolas" w:eastAsia="Times New Roman" w:hAnsi="Consolas" w:cs="Times New Roman"/>
+          <w:color w:val="BBBEBF"/>
+          <w:kern w:val="0"/>
+          <w:sz w:val="21"/>
+          <w:szCs w:val="21"/>
+          <w:lang w:eastAsia="tr-TR"/>
+          <w14:ligatures w14:val="none"/>
+        </w:rPr>
+        <w:t xml:space="preserve"> </w:t>
+      </w:r>
+      <w:r>
+        <w:rPr>
+          <w:rFonts w:ascii="Consolas" w:eastAsia="Times New Roman" w:hAnsi="Consolas" w:cs="Times New Roman"/>
+          <w:color w:val="D4D4D4"/>
+          <w:kern w:val="0"/>
+          <w:sz w:val="21"/>
+          <w:szCs w:val="21"/>
+          <w:lang w:eastAsia="tr-TR"/>
+          <w14:ligatures w14:val="none"/>
+        </w:rPr>
+        <w:t>:</w:t>
+      </w:r>
+      <w:r>
+        <w:rPr>
+          <w:rFonts w:ascii="Consolas" w:eastAsia="Times New Roman" w:hAnsi="Consolas" w:cs="Times New Roman"/>
+          <w:color w:val="BBBEBF"/>
+          <w:kern w:val="0"/>
+          <w:sz w:val="21"/>
+          <w:szCs w:val="21"/>
+          <w:lang w:eastAsia="tr-TR"/>
+          <w14:ligatures w14:val="none"/>
+        </w:rPr>
+        <w:t xml:space="preserve"> </w:t>
+      </w:r>
+      <w:r>
+        <w:rPr>
+          <w:rFonts w:ascii="Consolas" w:eastAsia="Times New Roman" w:hAnsi="Consolas" w:cs="Times New Roman"/>
+          <w:color w:val="4EC9B0"/>
+          <w:kern w:val="0"/>
+          <w:sz w:val="21"/>
+          <w:szCs w:val="21"/>
+          <w:lang w:eastAsia="tr-TR"/>
+          <w14:ligatures w14:val="none"/>
+        </w:rPr>
+        <w:t>string</w:t>
+      </w:r>
+      <w:r>
+        <w:rPr>
+          <w:rFonts w:ascii="Consolas" w:eastAsia="Times New Roman" w:hAnsi="Consolas" w:cs="Times New Roman"/>
+          <w:color w:val="BBBEBF"/>
+          <w:kern w:val="0"/>
+          <w:sz w:val="21"/>
+          <w:szCs w:val="21"/>
+          <w:lang w:eastAsia="tr-TR"/>
+          <w14:ligatures w14:val="none"/>
+        </w:rPr>
+        <w:t xml:space="preserve">[] </w:t>
+      </w:r>
+      <w:r>
+        <w:rPr>
+          <w:rFonts w:ascii="Consolas" w:eastAsia="Times New Roman" w:hAnsi="Consolas" w:cs="Times New Roman"/>
+          <w:color w:val="D4D4D4"/>
+          <w:kern w:val="0"/>
+          <w:sz w:val="21"/>
+          <w:szCs w:val="21"/>
+          <w:lang w:eastAsia="tr-TR"/>
+          <w14:ligatures w14:val="none"/>
+        </w:rPr>
+        <w:t>=</w:t>
+      </w:r>
+      <w:r>
+        <w:rPr>
+          <w:rFonts w:ascii="Consolas" w:eastAsia="Times New Roman" w:hAnsi="Consolas" w:cs="Times New Roman"/>
+          <w:color w:val="BBBEBF"/>
+          <w:kern w:val="0"/>
+          <w:sz w:val="21"/>
+          <w:szCs w:val="21"/>
+          <w:lang w:eastAsia="tr-TR"/>
+          <w14:ligatures w14:val="none"/>
+        </w:rPr>
+        <w:t xml:space="preserve"> [];</w:t>
+      </w:r>
+    </w:p>
+    <w:p>
+      <w:pPr>
+        <w:shd w:val="clear" w:color="auto" w:fill="121314"/>
+        <w:spacing w:after="0" w:line="285" w:lineRule="atLeast"/>
+        <w:rPr>
+          <w:rFonts w:ascii="Consolas" w:eastAsia="Times New Roman" w:hAnsi="Consolas" w:cs="Times New Roman"/>
+          <w:color w:val="BBBEBF"/>
+          <w:kern w:val="0"/>
+          <w:sz w:val="21"/>
+          <w:szCs w:val="21"/>
+          <w:lang w:eastAsia="tr-TR"/>
+          <w14:ligatures w14:val="none"/>
+        </w:rPr>
+      </w:pPr>
+    </w:p>
+    <w:p>
+      <w:pPr>
+        <w:shd w:val="clear" w:color="auto" w:fill="121314"/>
+        <w:spacing w:after="0" w:line="285" w:lineRule="atLeast"/>
+        <w:rPr>
+          <w:rFonts w:ascii="Consolas" w:eastAsia="Times New Roman" w:hAnsi="Consolas" w:cs="Times New Roman"/>
+          <w:color w:val="BBBEBF"/>
+          <w:kern w:val="0"/>
+          <w:sz w:val="21"/>
+          <w:szCs w:val="21"/>
+          <w:lang w:eastAsia="tr-TR"/>
+          <w14:ligatures w14:val="none"/>
+        </w:rPr>
+      </w:pPr>
+      <w:r>
+        <w:rPr>
+          <w:rFonts w:ascii="Consolas" w:eastAsia="Times New Roman" w:hAnsi="Consolas" w:cs="Times New Roman"/>
+          <w:color w:val="FF7B72"/>
+          <w:kern w:val="0"/>
+          <w:sz w:val="21"/>
+          <w:szCs w:val="21"/>
+          <w:lang w:eastAsia="tr-TR"/>
+          <w14:ligatures w14:val="none"/>
+        </w:rPr>
+        <w:t>const</w:t>
+      </w:r>
+      <w:r>
+        <w:rPr>
+          <w:rFonts w:ascii="Consolas" w:eastAsia="Times New Roman" w:hAnsi="Consolas" w:cs="Times New Roman"/>
+          <w:color w:val="BBBEBF"/>
+          <w:kern w:val="0"/>
+          <w:sz w:val="21"/>
+          <w:szCs w:val="21"/>
+          <w:lang w:eastAsia="tr-TR"/>
+          <w14:ligatures w14:val="none"/>
+        </w:rPr>
+        <w:t xml:space="preserve"> </w:t>
+      </w:r>
+      <w:r>
+        <w:rPr>
+          <w:rFonts w:ascii="Consolas" w:eastAsia="Times New Roman" w:hAnsi="Consolas" w:cs="Times New Roman"/>
+          <w:color w:val="79C0FF"/>
+          <w:kern w:val="0"/>
+          <w:sz w:val="21"/>
+          <w:szCs w:val="21"/>
+          <w:lang w:eastAsia="tr-TR"/>
+          <w14:ligatures w14:val="none"/>
+        </w:rPr>
+        <w:t>carsByMakers</w:t>
+      </w:r>
+      <w:r>
+        <w:rPr>
+          <w:rFonts w:ascii="Consolas" w:eastAsia="Times New Roman" w:hAnsi="Consolas" w:cs="Times New Roman"/>
+          <w:color w:val="D4D4D4"/>
+          <w:kern w:val="0"/>
+          <w:sz w:val="21"/>
+          <w:szCs w:val="21"/>
+          <w:lang w:eastAsia="tr-TR"/>
+          <w14:ligatures w14:val="none"/>
+        </w:rPr>
+        <w:t>:</w:t>
+      </w:r>
+      <w:r>
+        <w:rPr>
+          <w:rFonts w:ascii="Consolas" w:eastAsia="Times New Roman" w:hAnsi="Consolas" w:cs="Times New Roman"/>
+          <w:color w:val="BBBEBF"/>
+          <w:kern w:val="0"/>
+          <w:sz w:val="21"/>
+          <w:szCs w:val="21"/>
+          <w:lang w:eastAsia="tr-TR"/>
+          <w14:ligatures w14:val="none"/>
+        </w:rPr>
+        <w:t xml:space="preserve"> </w:t>
+      </w:r>
+      <w:r>
+        <w:rPr>
+          <w:rFonts w:ascii="Consolas" w:eastAsia="Times New Roman" w:hAnsi="Consolas" w:cs="Times New Roman"/>
+          <w:color w:val="4EC9B0"/>
+          <w:kern w:val="0"/>
+          <w:sz w:val="21"/>
+          <w:szCs w:val="21"/>
+          <w:lang w:eastAsia="tr-TR"/>
+          <w14:ligatures w14:val="none"/>
+        </w:rPr>
+        <w:t>string</w:t>
+      </w:r>
+      <w:r>
+        <w:rPr>
+          <w:rFonts w:ascii="Consolas" w:eastAsia="Times New Roman" w:hAnsi="Consolas" w:cs="Times New Roman"/>
+          <w:color w:val="BBBEBF"/>
+          <w:kern w:val="0"/>
+          <w:sz w:val="21"/>
+          <w:szCs w:val="21"/>
+          <w:lang w:eastAsia="tr-TR"/>
+          <w14:ligatures w14:val="none"/>
+        </w:rPr>
+        <w:t xml:space="preserve">[][] </w:t>
+      </w:r>
+      <w:r>
+        <w:rPr>
+          <w:rFonts w:ascii="Consolas" w:eastAsia="Times New Roman" w:hAnsi="Consolas" w:cs="Times New Roman"/>
+          <w:color w:val="D4D4D4"/>
+          <w:kern w:val="0"/>
+          <w:sz w:val="21"/>
+          <w:szCs w:val="21"/>
+          <w:lang w:eastAsia="tr-TR"/>
+          <w14:ligatures w14:val="none"/>
+        </w:rPr>
+        <w:t>=</w:t>
+      </w:r>
+      <w:r>
+        <w:rPr>
+          <w:rFonts w:ascii="Consolas" w:eastAsia="Times New Roman" w:hAnsi="Consolas" w:cs="Times New Roman"/>
+          <w:color w:val="BBBEBF"/>
+          <w:kern w:val="0"/>
+          <w:sz w:val="21"/>
+          <w:szCs w:val="21"/>
+          <w:lang w:eastAsia="tr-TR"/>
+          <w14:ligatures w14:val="none"/>
+        </w:rPr>
+        <w:t xml:space="preserve"> [</w:t>
+      </w:r>
+    </w:p>
+    <w:p>
+      <w:pPr>
+        <w:shd w:val="clear" w:color="auto" w:fill="121314"/>
+        <w:spacing w:after="0" w:line="285" w:lineRule="atLeast"/>
+        <w:rPr>
+          <w:rFonts w:ascii="Consolas" w:eastAsia="Times New Roman" w:hAnsi="Consolas" w:cs="Times New Roman"/>
+          <w:color w:val="BBBEBF"/>
+          <w:kern w:val="0"/>
+          <w:sz w:val="21"/>
+          <w:szCs w:val="21"/>
+          <w:lang w:eastAsia="tr-TR"/>
+          <w14:ligatures w14:val="none"/>
+        </w:rPr>
+      </w:pPr>
+      <w:r>
+        <w:rPr>
+          <w:rFonts w:ascii="Consolas" w:eastAsia="Times New Roman" w:hAnsi="Consolas" w:cs="Times New Roman"/>
+          <w:color w:val="BBBEBF"/>
+          <w:kern w:val="0"/>
+          <w:sz w:val="21"/>
+          <w:szCs w:val="21"/>
+          <w:lang w:eastAsia="tr-TR"/>
+          <w14:ligatures w14:val="none"/>
+        </w:rPr>
+        <w:t>    [</w:t>
+      </w:r>
+      <w:r>
+        <w:rPr>
+          <w:rFonts w:ascii="Consolas" w:eastAsia="Times New Roman" w:hAnsi="Consolas" w:cs="Times New Roman"/>
+          <w:color w:val="A5D6FF"/>
+          <w:kern w:val="0"/>
+          <w:sz w:val="21"/>
+          <w:szCs w:val="21"/>
+          <w:lang w:eastAsia="tr-TR"/>
+          <w14:ligatures w14:val="none"/>
+        </w:rPr>
+        <w:t>'f150'</w:t>
+      </w:r>
+      <w:r>
+        <w:rPr>
+          <w:rFonts w:ascii="Consolas" w:eastAsia="Times New Roman" w:hAnsi="Consolas" w:cs="Times New Roman"/>
+          <w:color w:val="BBBEBF"/>
+          <w:kern w:val="0"/>
+          <w:sz w:val="21"/>
+          <w:szCs w:val="21"/>
+          <w:lang w:eastAsia="tr-TR"/>
+          <w14:ligatures w14:val="none"/>
+        </w:rPr>
+        <w:t>,</w:t>
+      </w:r>
+      <w:r>
+        <w:rPr>
+          <w:rFonts w:ascii="Consolas" w:eastAsia="Times New Roman" w:hAnsi="Consolas" w:cs="Times New Roman"/>
+          <w:color w:val="A5D6FF"/>
+          <w:kern w:val="0"/>
+          <w:sz w:val="21"/>
+          <w:szCs w:val="21"/>
+          <w:lang w:eastAsia="tr-TR"/>
+          <w14:ligatures w14:val="none"/>
+        </w:rPr>
+        <w:t>'focus'</w:t>
+      </w:r>
+      <w:r>
+        <w:rPr>
+          <w:rFonts w:ascii="Consolas" w:eastAsia="Times New Roman" w:hAnsi="Consolas" w:cs="Times New Roman"/>
+          <w:color w:val="BBBEBF"/>
+          <w:kern w:val="0"/>
+          <w:sz w:val="21"/>
+          <w:szCs w:val="21"/>
+          <w:lang w:eastAsia="tr-TR"/>
+          <w14:ligatures w14:val="none"/>
+        </w:rPr>
+        <w:t>],</w:t>
+      </w:r>
+    </w:p>
+    <w:p>
+      <w:pPr>
+        <w:shd w:val="clear" w:color="auto" w:fill="121314"/>
+        <w:spacing w:after="0" w:line="285" w:lineRule="atLeast"/>
+        <w:rPr>
+          <w:rFonts w:ascii="Consolas" w:eastAsia="Times New Roman" w:hAnsi="Consolas" w:cs="Times New Roman"/>
+          <w:color w:val="BBBEBF"/>
+          <w:kern w:val="0"/>
+          <w:sz w:val="21"/>
+          <w:szCs w:val="21"/>
+          <w:lang w:eastAsia="tr-TR"/>
+          <w14:ligatures w14:val="none"/>
+        </w:rPr>
+      </w:pPr>
+      <w:r>
+        <w:rPr>
+          <w:rFonts w:ascii="Consolas" w:eastAsia="Times New Roman" w:hAnsi="Consolas" w:cs="Times New Roman"/>
+          <w:color w:val="BBBEBF"/>
+          <w:kern w:val="0"/>
+          <w:sz w:val="21"/>
+          <w:szCs w:val="21"/>
+          <w:lang w:eastAsia="tr-TR"/>
+          <w14:ligatures w14:val="none"/>
+        </w:rPr>
+        <w:t>    [</w:t>
+      </w:r>
+      <w:r>
+        <w:rPr>
+          <w:rFonts w:ascii="Consolas" w:eastAsia="Times New Roman" w:hAnsi="Consolas" w:cs="Times New Roman"/>
+          <w:color w:val="A5D6FF"/>
+          <w:kern w:val="0"/>
+          <w:sz w:val="21"/>
+          <w:szCs w:val="21"/>
+          <w:lang w:eastAsia="tr-TR"/>
+          <w14:ligatures w14:val="none"/>
+        </w:rPr>
+        <w:t>'hrv'</w:t>
+      </w:r>
+      <w:r>
+        <w:rPr>
+          <w:rFonts w:ascii="Consolas" w:eastAsia="Times New Roman" w:hAnsi="Consolas" w:cs="Times New Roman"/>
+          <w:color w:val="BBBEBF"/>
+          <w:kern w:val="0"/>
+          <w:sz w:val="21"/>
+          <w:szCs w:val="21"/>
+          <w:lang w:eastAsia="tr-TR"/>
+          <w14:ligatures w14:val="none"/>
+        </w:rPr>
+        <w:t>,</w:t>
+      </w:r>
+      <w:r>
+        <w:rPr>
+          <w:rFonts w:ascii="Consolas" w:eastAsia="Times New Roman" w:hAnsi="Consolas" w:cs="Times New Roman"/>
+          <w:color w:val="A5D6FF"/>
+          <w:kern w:val="0"/>
+          <w:sz w:val="21"/>
+          <w:szCs w:val="21"/>
+          <w:lang w:eastAsia="tr-TR"/>
+          <w14:ligatures w14:val="none"/>
+        </w:rPr>
+        <w:t>'corolla'</w:t>
+      </w:r>
+      <w:r>
+        <w:rPr>
+          <w:rFonts w:ascii="Consolas" w:eastAsia="Times New Roman" w:hAnsi="Consolas" w:cs="Times New Roman"/>
+          <w:color w:val="BBBEBF"/>
+          <w:kern w:val="0"/>
+          <w:sz w:val="21"/>
+          <w:szCs w:val="21"/>
+          <w:lang w:eastAsia="tr-TR"/>
+          <w14:ligatures w14:val="none"/>
+        </w:rPr>
+        <w:t>],</w:t>
+      </w:r>
+    </w:p>
+    <w:p>
+      <w:pPr>
+        <w:shd w:val="clear" w:color="auto" w:fill="121314"/>
+        <w:spacing w:after="0" w:line="285" w:lineRule="atLeast"/>
+        <w:rPr>
+          <w:rFonts w:ascii="Consolas" w:eastAsia="Times New Roman" w:hAnsi="Consolas" w:cs="Times New Roman"/>
+          <w:color w:val="BBBEBF"/>
+          <w:kern w:val="0"/>
+          <w:sz w:val="21"/>
+          <w:szCs w:val="21"/>
+          <w:lang w:eastAsia="tr-TR"/>
+          <w14:ligatures w14:val="none"/>
+        </w:rPr>
+      </w:pPr>
+      <w:r>
+        <w:rPr>
+          <w:rFonts w:ascii="Consolas" w:eastAsia="Times New Roman" w:hAnsi="Consolas" w:cs="Times New Roman"/>
+          <w:color w:val="BBBEBF"/>
+          <w:kern w:val="0"/>
+          <w:sz w:val="21"/>
+          <w:szCs w:val="21"/>
+          <w:lang w:eastAsia="tr-TR"/>
+          <w14:ligatures w14:val="none"/>
+        </w:rPr>
+        <w:t>    [</w:t>
+      </w:r>
+      <w:r>
+        <w:rPr>
+          <w:rFonts w:ascii="Consolas" w:eastAsia="Times New Roman" w:hAnsi="Consolas" w:cs="Times New Roman"/>
+          <w:color w:val="A5D6FF"/>
+          <w:kern w:val="0"/>
+          <w:sz w:val="21"/>
+          <w:szCs w:val="21"/>
+          <w:lang w:eastAsia="tr-TR"/>
+          <w14:ligatures w14:val="none"/>
+        </w:rPr>
+        <w:t>'civic'</w:t>
+      </w:r>
+      <w:r>
+        <w:rPr>
+          <w:rFonts w:ascii="Consolas" w:eastAsia="Times New Roman" w:hAnsi="Consolas" w:cs="Times New Roman"/>
+          <w:color w:val="BBBEBF"/>
+          <w:kern w:val="0"/>
+          <w:sz w:val="21"/>
+          <w:szCs w:val="21"/>
+          <w:lang w:eastAsia="tr-TR"/>
+          <w14:ligatures w14:val="none"/>
+        </w:rPr>
+        <w:t>,</w:t>
+      </w:r>
+      <w:r>
+        <w:rPr>
+          <w:rFonts w:ascii="Consolas" w:eastAsia="Times New Roman" w:hAnsi="Consolas" w:cs="Times New Roman"/>
+          <w:color w:val="A5D6FF"/>
+          <w:kern w:val="0"/>
+          <w:sz w:val="21"/>
+          <w:szCs w:val="21"/>
+          <w:lang w:eastAsia="tr-TR"/>
+          <w14:ligatures w14:val="none"/>
+        </w:rPr>
+        <w:t>'city'</w:t>
+      </w:r>
+      <w:r>
+        <w:rPr>
+          <w:rFonts w:ascii="Consolas" w:eastAsia="Times New Roman" w:hAnsi="Consolas" w:cs="Times New Roman"/>
+          <w:color w:val="BBBEBF"/>
+          <w:kern w:val="0"/>
+          <w:sz w:val="21"/>
+          <w:szCs w:val="21"/>
+          <w:lang w:eastAsia="tr-TR"/>
+          <w14:ligatures w14:val="none"/>
+        </w:rPr>
+        <w:t>],</w:t>
+      </w:r>
+    </w:p>
+    <w:p>
+      <w:pPr>
+        <w:shd w:val="clear" w:color="auto" w:fill="121314"/>
+        <w:spacing w:after="0" w:line="285" w:lineRule="atLeast"/>
+        <w:rPr>
+          <w:rFonts w:ascii="Consolas" w:eastAsia="Times New Roman" w:hAnsi="Consolas" w:cs="Times New Roman"/>
+          <w:color w:val="BBBEBF"/>
+          <w:kern w:val="0"/>
+          <w:sz w:val="21"/>
+          <w:szCs w:val="21"/>
+          <w:lang w:eastAsia="tr-TR"/>
+          <w14:ligatures w14:val="none"/>
+        </w:rPr>
+      </w:pPr>
+      <w:r>
+        <w:rPr>
+          <w:rFonts w:ascii="Consolas" w:eastAsia="Times New Roman" w:hAnsi="Consolas" w:cs="Times New Roman"/>
+          <w:color w:val="BBBEBF"/>
+          <w:kern w:val="0"/>
+          <w:sz w:val="21"/>
+          <w:szCs w:val="21"/>
+          <w:lang w:eastAsia="tr-TR"/>
+          <w14:ligatures w14:val="none"/>
+        </w:rPr>
+        <w:t>]</w:t>
       </w:r>
     </w:p>
     <w:p>
@@ -5130,36 +9371,1800 @@
           <w:rFonts w:ascii="Lucida Console" w:hAnsi="Lucida Console"/>
         </w:rPr>
       </w:pPr>
-      <w:r>
-        <w:rPr>
-          <w:rFonts w:ascii="Lucida Console" w:hAnsi="Lucida Console"/>
-        </w:rPr>
-        <w:t>- for variables that their types should not be inferred</w:t>
+    </w:p>
+    <w:p>
+      <w:pPr>
+        <w:jc w:val="both"/>
+        <w:rPr>
+          <w:rFonts w:ascii="Lucida Console" w:hAnsi="Lucida Console"/>
+        </w:rPr>
+      </w:pPr>
+      <w:r>
+        <w:rPr>
+          <w:rFonts w:ascii="Lucida Console" w:hAnsi="Lucida Console"/>
+        </w:rPr>
+        <w:t>array map function</w:t>
+      </w:r>
+    </w:p>
+    <w:p>
+      <w:pPr>
+        <w:shd w:val="clear" w:color="auto" w:fill="121314"/>
+        <w:spacing w:after="0" w:line="285" w:lineRule="atLeast"/>
+        <w:rPr>
+          <w:rFonts w:ascii="Consolas" w:eastAsia="Times New Roman" w:hAnsi="Consolas" w:cs="Times New Roman"/>
+          <w:color w:val="BBBEBF"/>
+          <w:kern w:val="0"/>
+          <w:sz w:val="21"/>
+          <w:szCs w:val="21"/>
+          <w:lang w:eastAsia="tr-TR"/>
+          <w14:ligatures w14:val="none"/>
+        </w:rPr>
+      </w:pPr>
+      <w:r>
+        <w:rPr>
+          <w:rFonts w:ascii="Consolas" w:eastAsia="Times New Roman" w:hAnsi="Consolas" w:cs="Times New Roman"/>
+          <w:color w:val="FF7B72"/>
+          <w:kern w:val="0"/>
+          <w:sz w:val="21"/>
+          <w:szCs w:val="21"/>
+          <w:lang w:eastAsia="tr-TR"/>
+          <w14:ligatures w14:val="none"/>
+        </w:rPr>
+        <w:t>const</w:t>
+      </w:r>
+      <w:r>
+        <w:rPr>
+          <w:rFonts w:ascii="Consolas" w:eastAsia="Times New Roman" w:hAnsi="Consolas" w:cs="Times New Roman"/>
+          <w:color w:val="BBBEBF"/>
+          <w:kern w:val="0"/>
+          <w:sz w:val="21"/>
+          <w:szCs w:val="21"/>
+          <w:lang w:eastAsia="tr-TR"/>
+          <w14:ligatures w14:val="none"/>
+        </w:rPr>
+        <w:t xml:space="preserve"> </w:t>
+      </w:r>
+      <w:r>
+        <w:rPr>
+          <w:rFonts w:ascii="Consolas" w:eastAsia="Times New Roman" w:hAnsi="Consolas" w:cs="Times New Roman"/>
+          <w:color w:val="79C0FF"/>
+          <w:kern w:val="0"/>
+          <w:sz w:val="21"/>
+          <w:szCs w:val="21"/>
+          <w:lang w:eastAsia="tr-TR"/>
+          <w14:ligatures w14:val="none"/>
+        </w:rPr>
+        <w:t>upperCarMakers</w:t>
+      </w:r>
+      <w:r>
+        <w:rPr>
+          <w:rFonts w:ascii="Consolas" w:eastAsia="Times New Roman" w:hAnsi="Consolas" w:cs="Times New Roman"/>
+          <w:color w:val="BBBEBF"/>
+          <w:kern w:val="0"/>
+          <w:sz w:val="21"/>
+          <w:szCs w:val="21"/>
+          <w:lang w:eastAsia="tr-TR"/>
+          <w14:ligatures w14:val="none"/>
+        </w:rPr>
+        <w:t xml:space="preserve"> </w:t>
+      </w:r>
+      <w:r>
+        <w:rPr>
+          <w:rFonts w:ascii="Consolas" w:eastAsia="Times New Roman" w:hAnsi="Consolas" w:cs="Times New Roman"/>
+          <w:color w:val="D4D4D4"/>
+          <w:kern w:val="0"/>
+          <w:sz w:val="21"/>
+          <w:szCs w:val="21"/>
+          <w:lang w:eastAsia="tr-TR"/>
+          <w14:ligatures w14:val="none"/>
+        </w:rPr>
+        <w:t>=</w:t>
+      </w:r>
+      <w:r>
+        <w:rPr>
+          <w:rFonts w:ascii="Consolas" w:eastAsia="Times New Roman" w:hAnsi="Consolas" w:cs="Times New Roman"/>
+          <w:color w:val="BBBEBF"/>
+          <w:kern w:val="0"/>
+          <w:sz w:val="21"/>
+          <w:szCs w:val="21"/>
+          <w:lang w:eastAsia="tr-TR"/>
+          <w14:ligatures w14:val="none"/>
+        </w:rPr>
+        <w:t xml:space="preserve"> </w:t>
+      </w:r>
+      <w:r>
+        <w:rPr>
+          <w:rFonts w:ascii="Consolas" w:eastAsia="Times New Roman" w:hAnsi="Consolas" w:cs="Times New Roman"/>
+          <w:color w:val="79C0FF"/>
+          <w:kern w:val="0"/>
+          <w:sz w:val="21"/>
+          <w:szCs w:val="21"/>
+          <w:lang w:eastAsia="tr-TR"/>
+          <w14:ligatures w14:val="none"/>
+        </w:rPr>
+        <w:t>carMakers</w:t>
+      </w:r>
+      <w:r>
+        <w:rPr>
+          <w:rFonts w:ascii="Consolas" w:eastAsia="Times New Roman" w:hAnsi="Consolas" w:cs="Times New Roman"/>
+          <w:color w:val="BBBEBF"/>
+          <w:kern w:val="0"/>
+          <w:sz w:val="21"/>
+          <w:szCs w:val="21"/>
+          <w:lang w:eastAsia="tr-TR"/>
+          <w14:ligatures w14:val="none"/>
+        </w:rPr>
+        <w:t>.</w:t>
+      </w:r>
+      <w:r>
+        <w:rPr>
+          <w:rFonts w:ascii="Consolas" w:eastAsia="Times New Roman" w:hAnsi="Consolas" w:cs="Times New Roman"/>
+          <w:color w:val="D2A8FF"/>
+          <w:kern w:val="0"/>
+          <w:sz w:val="21"/>
+          <w:szCs w:val="21"/>
+          <w:lang w:eastAsia="tr-TR"/>
+          <w14:ligatures w14:val="none"/>
+        </w:rPr>
+        <w:t>map</w:t>
+      </w:r>
+      <w:r>
+        <w:rPr>
+          <w:rFonts w:ascii="Consolas" w:eastAsia="Times New Roman" w:hAnsi="Consolas" w:cs="Times New Roman"/>
+          <w:color w:val="BBBEBF"/>
+          <w:kern w:val="0"/>
+          <w:sz w:val="21"/>
+          <w:szCs w:val="21"/>
+          <w:lang w:eastAsia="tr-TR"/>
+          <w14:ligatures w14:val="none"/>
+        </w:rPr>
+        <w:t>((</w:t>
+      </w:r>
+      <w:r>
+        <w:rPr>
+          <w:rFonts w:ascii="Consolas" w:eastAsia="Times New Roman" w:hAnsi="Consolas" w:cs="Times New Roman"/>
+          <w:color w:val="FFA657"/>
+          <w:kern w:val="0"/>
+          <w:sz w:val="21"/>
+          <w:szCs w:val="21"/>
+          <w:lang w:eastAsia="tr-TR"/>
+          <w14:ligatures w14:val="none"/>
+        </w:rPr>
+        <w:t>car</w:t>
+      </w:r>
+      <w:r>
+        <w:rPr>
+          <w:rFonts w:ascii="Consolas" w:eastAsia="Times New Roman" w:hAnsi="Consolas" w:cs="Times New Roman"/>
+          <w:color w:val="D4D4D4"/>
+          <w:kern w:val="0"/>
+          <w:sz w:val="21"/>
+          <w:szCs w:val="21"/>
+          <w:lang w:eastAsia="tr-TR"/>
+          <w14:ligatures w14:val="none"/>
+        </w:rPr>
+        <w:t>:</w:t>
+      </w:r>
+      <w:r>
+        <w:rPr>
+          <w:rFonts w:ascii="Consolas" w:eastAsia="Times New Roman" w:hAnsi="Consolas" w:cs="Times New Roman"/>
+          <w:color w:val="4EC9B0"/>
+          <w:kern w:val="0"/>
+          <w:sz w:val="21"/>
+          <w:szCs w:val="21"/>
+          <w:lang w:eastAsia="tr-TR"/>
+          <w14:ligatures w14:val="none"/>
+        </w:rPr>
+        <w:t>string</w:t>
+      </w:r>
+      <w:r>
+        <w:rPr>
+          <w:rFonts w:ascii="Consolas" w:eastAsia="Times New Roman" w:hAnsi="Consolas" w:cs="Times New Roman"/>
+          <w:color w:val="BBBEBF"/>
+          <w:kern w:val="0"/>
+          <w:sz w:val="21"/>
+          <w:szCs w:val="21"/>
+          <w:lang w:eastAsia="tr-TR"/>
+          <w14:ligatures w14:val="none"/>
+        </w:rPr>
+        <w:t xml:space="preserve">) </w:t>
+      </w:r>
+      <w:r>
+        <w:rPr>
+          <w:rFonts w:ascii="Consolas" w:eastAsia="Times New Roman" w:hAnsi="Consolas" w:cs="Times New Roman"/>
+          <w:color w:val="D4D4D4"/>
+          <w:kern w:val="0"/>
+          <w:sz w:val="21"/>
+          <w:szCs w:val="21"/>
+          <w:lang w:eastAsia="tr-TR"/>
+          <w14:ligatures w14:val="none"/>
+        </w:rPr>
+        <w:t>:</w:t>
+      </w:r>
+      <w:r>
+        <w:rPr>
+          <w:rFonts w:ascii="Consolas" w:eastAsia="Times New Roman" w:hAnsi="Consolas" w:cs="Times New Roman"/>
+          <w:color w:val="BBBEBF"/>
+          <w:kern w:val="0"/>
+          <w:sz w:val="21"/>
+          <w:szCs w:val="21"/>
+          <w:lang w:eastAsia="tr-TR"/>
+          <w14:ligatures w14:val="none"/>
+        </w:rPr>
+        <w:t xml:space="preserve"> </w:t>
+      </w:r>
+      <w:r>
+        <w:rPr>
+          <w:rFonts w:ascii="Consolas" w:eastAsia="Times New Roman" w:hAnsi="Consolas" w:cs="Times New Roman"/>
+          <w:color w:val="4EC9B0"/>
+          <w:kern w:val="0"/>
+          <w:sz w:val="21"/>
+          <w:szCs w:val="21"/>
+          <w:lang w:eastAsia="tr-TR"/>
+          <w14:ligatures w14:val="none"/>
+        </w:rPr>
+        <w:t>string</w:t>
+      </w:r>
+      <w:r>
+        <w:rPr>
+          <w:rFonts w:ascii="Consolas" w:eastAsia="Times New Roman" w:hAnsi="Consolas" w:cs="Times New Roman"/>
+          <w:color w:val="BBBEBF"/>
+          <w:kern w:val="0"/>
+          <w:sz w:val="21"/>
+          <w:szCs w:val="21"/>
+          <w:lang w:eastAsia="tr-TR"/>
+          <w14:ligatures w14:val="none"/>
+        </w:rPr>
+        <w:t xml:space="preserve"> </w:t>
+      </w:r>
+      <w:r>
+        <w:rPr>
+          <w:rFonts w:ascii="Consolas" w:eastAsia="Times New Roman" w:hAnsi="Consolas" w:cs="Times New Roman"/>
+          <w:color w:val="FF7B72"/>
+          <w:kern w:val="0"/>
+          <w:sz w:val="21"/>
+          <w:szCs w:val="21"/>
+          <w:lang w:eastAsia="tr-TR"/>
+          <w14:ligatures w14:val="none"/>
+        </w:rPr>
+        <w:t>=&gt;</w:t>
+      </w:r>
+      <w:r>
+        <w:rPr>
+          <w:rFonts w:ascii="Consolas" w:eastAsia="Times New Roman" w:hAnsi="Consolas" w:cs="Times New Roman"/>
+          <w:color w:val="BBBEBF"/>
+          <w:kern w:val="0"/>
+          <w:sz w:val="21"/>
+          <w:szCs w:val="21"/>
+          <w:lang w:eastAsia="tr-TR"/>
+          <w14:ligatures w14:val="none"/>
+        </w:rPr>
+        <w:t xml:space="preserve"> </w:t>
+      </w:r>
+      <w:r>
+        <w:rPr>
+          <w:rFonts w:ascii="Consolas" w:eastAsia="Times New Roman" w:hAnsi="Consolas" w:cs="Times New Roman"/>
+          <w:color w:val="C9D1D9"/>
+          <w:kern w:val="0"/>
+          <w:sz w:val="21"/>
+          <w:szCs w:val="21"/>
+          <w:lang w:eastAsia="tr-TR"/>
+          <w14:ligatures w14:val="none"/>
+        </w:rPr>
+        <w:t>{</w:t>
+      </w:r>
+    </w:p>
+    <w:p>
+      <w:pPr>
+        <w:shd w:val="clear" w:color="auto" w:fill="121314"/>
+        <w:spacing w:after="0" w:line="285" w:lineRule="atLeast"/>
+        <w:rPr>
+          <w:rFonts w:ascii="Consolas" w:eastAsia="Times New Roman" w:hAnsi="Consolas" w:cs="Times New Roman"/>
+          <w:color w:val="BBBEBF"/>
+          <w:kern w:val="0"/>
+          <w:sz w:val="21"/>
+          <w:szCs w:val="21"/>
+          <w:lang w:eastAsia="tr-TR"/>
+          <w14:ligatures w14:val="none"/>
+        </w:rPr>
+      </w:pPr>
+      <w:r>
+        <w:rPr>
+          <w:rFonts w:ascii="Consolas" w:eastAsia="Times New Roman" w:hAnsi="Consolas" w:cs="Times New Roman"/>
+          <w:color w:val="C9D1D9"/>
+          <w:kern w:val="0"/>
+          <w:sz w:val="21"/>
+          <w:szCs w:val="21"/>
+          <w:lang w:eastAsia="tr-TR"/>
+          <w14:ligatures w14:val="none"/>
+        </w:rPr>
+        <w:t xml:space="preserve">    </w:t>
+      </w:r>
+      <w:r>
+        <w:rPr>
+          <w:rFonts w:ascii="Consolas" w:eastAsia="Times New Roman" w:hAnsi="Consolas" w:cs="Times New Roman"/>
+          <w:color w:val="C586C0"/>
+          <w:kern w:val="0"/>
+          <w:sz w:val="21"/>
+          <w:szCs w:val="21"/>
+          <w:lang w:eastAsia="tr-TR"/>
+          <w14:ligatures w14:val="none"/>
+        </w:rPr>
+        <w:t>return</w:t>
+      </w:r>
+      <w:r>
+        <w:rPr>
+          <w:rFonts w:ascii="Consolas" w:eastAsia="Times New Roman" w:hAnsi="Consolas" w:cs="Times New Roman"/>
+          <w:color w:val="C9D1D9"/>
+          <w:kern w:val="0"/>
+          <w:sz w:val="21"/>
+          <w:szCs w:val="21"/>
+          <w:lang w:eastAsia="tr-TR"/>
+          <w14:ligatures w14:val="none"/>
+        </w:rPr>
+        <w:t xml:space="preserve"> </w:t>
+      </w:r>
+      <w:r>
+        <w:rPr>
+          <w:rFonts w:ascii="Consolas" w:eastAsia="Times New Roman" w:hAnsi="Consolas" w:cs="Times New Roman"/>
+          <w:color w:val="FFA657"/>
+          <w:kern w:val="0"/>
+          <w:sz w:val="21"/>
+          <w:szCs w:val="21"/>
+          <w:lang w:eastAsia="tr-TR"/>
+          <w14:ligatures w14:val="none"/>
+        </w:rPr>
+        <w:t>car</w:t>
+      </w:r>
+      <w:r>
+        <w:rPr>
+          <w:rFonts w:ascii="Consolas" w:eastAsia="Times New Roman" w:hAnsi="Consolas" w:cs="Times New Roman"/>
+          <w:color w:val="C9D1D9"/>
+          <w:kern w:val="0"/>
+          <w:sz w:val="21"/>
+          <w:szCs w:val="21"/>
+          <w:lang w:eastAsia="tr-TR"/>
+          <w14:ligatures w14:val="none"/>
+        </w:rPr>
+        <w:t>.</w:t>
+      </w:r>
+      <w:r>
+        <w:rPr>
+          <w:rFonts w:ascii="Consolas" w:eastAsia="Times New Roman" w:hAnsi="Consolas" w:cs="Times New Roman"/>
+          <w:color w:val="D2A8FF"/>
+          <w:kern w:val="0"/>
+          <w:sz w:val="21"/>
+          <w:szCs w:val="21"/>
+          <w:lang w:eastAsia="tr-TR"/>
+          <w14:ligatures w14:val="none"/>
+        </w:rPr>
+        <w:t>toUpperCase</w:t>
+      </w:r>
+      <w:r>
+        <w:rPr>
+          <w:rFonts w:ascii="Consolas" w:eastAsia="Times New Roman" w:hAnsi="Consolas" w:cs="Times New Roman"/>
+          <w:color w:val="C9D1D9"/>
+          <w:kern w:val="0"/>
+          <w:sz w:val="21"/>
+          <w:szCs w:val="21"/>
+          <w:lang w:eastAsia="tr-TR"/>
+          <w14:ligatures w14:val="none"/>
+        </w:rPr>
+        <w:t>();</w:t>
+      </w:r>
+    </w:p>
+    <w:p>
+      <w:pPr>
+        <w:shd w:val="clear" w:color="auto" w:fill="121314"/>
+        <w:spacing w:after="0" w:line="285" w:lineRule="atLeast"/>
+        <w:rPr>
+          <w:rFonts w:ascii="Consolas" w:eastAsia="Times New Roman" w:hAnsi="Consolas" w:cs="Times New Roman"/>
+          <w:color w:val="BBBEBF"/>
+          <w:kern w:val="0"/>
+          <w:sz w:val="21"/>
+          <w:szCs w:val="21"/>
+          <w:lang w:eastAsia="tr-TR"/>
+          <w14:ligatures w14:val="none"/>
+        </w:rPr>
+      </w:pPr>
+      <w:r>
+        <w:rPr>
+          <w:rFonts w:ascii="Consolas" w:eastAsia="Times New Roman" w:hAnsi="Consolas" w:cs="Times New Roman"/>
+          <w:color w:val="C9D1D9"/>
+          <w:kern w:val="0"/>
+          <w:sz w:val="21"/>
+          <w:szCs w:val="21"/>
+          <w:lang w:eastAsia="tr-TR"/>
+          <w14:ligatures w14:val="none"/>
+        </w:rPr>
+        <w:t>}</w:t>
+      </w:r>
+      <w:r>
+        <w:rPr>
+          <w:rFonts w:ascii="Consolas" w:eastAsia="Times New Roman" w:hAnsi="Consolas" w:cs="Times New Roman"/>
+          <w:color w:val="BBBEBF"/>
+          <w:kern w:val="0"/>
+          <w:sz w:val="21"/>
+          <w:szCs w:val="21"/>
+          <w:lang w:eastAsia="tr-TR"/>
+          <w14:ligatures w14:val="none"/>
+        </w:rPr>
+        <w:t>);</w:t>
+      </w:r>
+    </w:p>
+    <w:p>
+      <w:pPr>
+        <w:jc w:val="both"/>
+        <w:rPr>
+          <w:rFonts w:ascii="Lucida Console" w:hAnsi="Lucida Console"/>
+        </w:rPr>
+      </w:pPr>
+    </w:p>
+    <w:p>
+      <w:pPr>
+        <w:jc w:val="both"/>
+        <w:rPr>
+          <w:rFonts w:ascii="Lucida Console" w:hAnsi="Lucida Console"/>
+        </w:rPr>
+      </w:pPr>
+      <w:r>
+        <w:rPr>
+          <w:rFonts w:ascii="Lucida Console" w:hAnsi="Lucida Console"/>
+        </w:rPr>
+        <w:t>by default arrays can hold a collection of different types of variables it can be annotated to show it that way</w:t>
+      </w:r>
+    </w:p>
+    <w:p>
+      <w:pPr>
+        <w:shd w:val="clear" w:color="auto" w:fill="121314"/>
+        <w:spacing w:after="0" w:line="285" w:lineRule="atLeast"/>
+        <w:rPr>
+          <w:rFonts w:ascii="Consolas" w:eastAsia="Times New Roman" w:hAnsi="Consolas" w:cs="Times New Roman"/>
+          <w:color w:val="BBBEBF"/>
+          <w:kern w:val="0"/>
+          <w:sz w:val="21"/>
+          <w:szCs w:val="21"/>
+          <w:lang w:eastAsia="tr-TR"/>
+          <w14:ligatures w14:val="none"/>
+        </w:rPr>
+      </w:pPr>
+      <w:r>
+        <w:rPr>
+          <w:rFonts w:ascii="Consolas" w:eastAsia="Times New Roman" w:hAnsi="Consolas" w:cs="Times New Roman"/>
+          <w:color w:val="FF7B72"/>
+          <w:kern w:val="0"/>
+          <w:sz w:val="21"/>
+          <w:szCs w:val="21"/>
+          <w:lang w:eastAsia="tr-TR"/>
+          <w14:ligatures w14:val="none"/>
+        </w:rPr>
+        <w:t>const</w:t>
+      </w:r>
+      <w:r>
+        <w:rPr>
+          <w:rFonts w:ascii="Consolas" w:eastAsia="Times New Roman" w:hAnsi="Consolas" w:cs="Times New Roman"/>
+          <w:color w:val="BBBEBF"/>
+          <w:kern w:val="0"/>
+          <w:sz w:val="21"/>
+          <w:szCs w:val="21"/>
+          <w:lang w:eastAsia="tr-TR"/>
+          <w14:ligatures w14:val="none"/>
+        </w:rPr>
+        <w:t xml:space="preserve"> </w:t>
+      </w:r>
+      <w:r>
+        <w:rPr>
+          <w:rFonts w:ascii="Consolas" w:eastAsia="Times New Roman" w:hAnsi="Consolas" w:cs="Times New Roman"/>
+          <w:color w:val="79C0FF"/>
+          <w:kern w:val="0"/>
+          <w:sz w:val="21"/>
+          <w:szCs w:val="21"/>
+          <w:lang w:eastAsia="tr-TR"/>
+          <w14:ligatures w14:val="none"/>
+        </w:rPr>
+        <w:t>importantDates</w:t>
+      </w:r>
+      <w:r>
+        <w:rPr>
+          <w:rFonts w:ascii="Consolas" w:eastAsia="Times New Roman" w:hAnsi="Consolas" w:cs="Times New Roman"/>
+          <w:color w:val="BBBEBF"/>
+          <w:kern w:val="0"/>
+          <w:sz w:val="21"/>
+          <w:szCs w:val="21"/>
+          <w:lang w:eastAsia="tr-TR"/>
+          <w14:ligatures w14:val="none"/>
+        </w:rPr>
+        <w:t xml:space="preserve"> </w:t>
+      </w:r>
+      <w:r>
+        <w:rPr>
+          <w:rFonts w:ascii="Consolas" w:eastAsia="Times New Roman" w:hAnsi="Consolas" w:cs="Times New Roman"/>
+          <w:color w:val="D4D4D4"/>
+          <w:kern w:val="0"/>
+          <w:sz w:val="21"/>
+          <w:szCs w:val="21"/>
+          <w:lang w:eastAsia="tr-TR"/>
+          <w14:ligatures w14:val="none"/>
+        </w:rPr>
+        <w:t>:</w:t>
+      </w:r>
+      <w:r>
+        <w:rPr>
+          <w:rFonts w:ascii="Consolas" w:eastAsia="Times New Roman" w:hAnsi="Consolas" w:cs="Times New Roman"/>
+          <w:color w:val="BBBEBF"/>
+          <w:kern w:val="0"/>
+          <w:sz w:val="21"/>
+          <w:szCs w:val="21"/>
+          <w:lang w:eastAsia="tr-TR"/>
+          <w14:ligatures w14:val="none"/>
+        </w:rPr>
+        <w:t xml:space="preserve"> (</w:t>
+      </w:r>
+      <w:r>
+        <w:rPr>
+          <w:rFonts w:ascii="Consolas" w:eastAsia="Times New Roman" w:hAnsi="Consolas" w:cs="Times New Roman"/>
+          <w:color w:val="4EC9B0"/>
+          <w:kern w:val="0"/>
+          <w:sz w:val="21"/>
+          <w:szCs w:val="21"/>
+          <w:lang w:eastAsia="tr-TR"/>
+          <w14:ligatures w14:val="none"/>
+        </w:rPr>
+        <w:t>Date</w:t>
+      </w:r>
+      <w:r>
+        <w:rPr>
+          <w:rFonts w:ascii="Consolas" w:eastAsia="Times New Roman" w:hAnsi="Consolas" w:cs="Times New Roman"/>
+          <w:color w:val="BBBEBF"/>
+          <w:kern w:val="0"/>
+          <w:sz w:val="21"/>
+          <w:szCs w:val="21"/>
+          <w:lang w:eastAsia="tr-TR"/>
+          <w14:ligatures w14:val="none"/>
+        </w:rPr>
+        <w:t xml:space="preserve"> </w:t>
+      </w:r>
+      <w:r>
+        <w:rPr>
+          <w:rFonts w:ascii="Consolas" w:eastAsia="Times New Roman" w:hAnsi="Consolas" w:cs="Times New Roman"/>
+          <w:color w:val="D4D4D4"/>
+          <w:kern w:val="0"/>
+          <w:sz w:val="21"/>
+          <w:szCs w:val="21"/>
+          <w:lang w:eastAsia="tr-TR"/>
+          <w14:ligatures w14:val="none"/>
+        </w:rPr>
+        <w:t>|</w:t>
+      </w:r>
+      <w:r>
+        <w:rPr>
+          <w:rFonts w:ascii="Consolas" w:eastAsia="Times New Roman" w:hAnsi="Consolas" w:cs="Times New Roman"/>
+          <w:color w:val="BBBEBF"/>
+          <w:kern w:val="0"/>
+          <w:sz w:val="21"/>
+          <w:szCs w:val="21"/>
+          <w:lang w:eastAsia="tr-TR"/>
+          <w14:ligatures w14:val="none"/>
+        </w:rPr>
+        <w:t xml:space="preserve"> </w:t>
+      </w:r>
+      <w:r>
+        <w:rPr>
+          <w:rFonts w:ascii="Consolas" w:eastAsia="Times New Roman" w:hAnsi="Consolas" w:cs="Times New Roman"/>
+          <w:color w:val="4EC9B0"/>
+          <w:kern w:val="0"/>
+          <w:sz w:val="21"/>
+          <w:szCs w:val="21"/>
+          <w:lang w:eastAsia="tr-TR"/>
+          <w14:ligatures w14:val="none"/>
+        </w:rPr>
+        <w:t>string</w:t>
+      </w:r>
+      <w:r>
+        <w:rPr>
+          <w:rFonts w:ascii="Consolas" w:eastAsia="Times New Roman" w:hAnsi="Consolas" w:cs="Times New Roman"/>
+          <w:color w:val="BBBEBF"/>
+          <w:kern w:val="0"/>
+          <w:sz w:val="21"/>
+          <w:szCs w:val="21"/>
+          <w:lang w:eastAsia="tr-TR"/>
+          <w14:ligatures w14:val="none"/>
+        </w:rPr>
+        <w:t xml:space="preserve">)[] </w:t>
+      </w:r>
+      <w:r>
+        <w:rPr>
+          <w:rFonts w:ascii="Consolas" w:eastAsia="Times New Roman" w:hAnsi="Consolas" w:cs="Times New Roman"/>
+          <w:color w:val="D4D4D4"/>
+          <w:kern w:val="0"/>
+          <w:sz w:val="21"/>
+          <w:szCs w:val="21"/>
+          <w:lang w:eastAsia="tr-TR"/>
+          <w14:ligatures w14:val="none"/>
+        </w:rPr>
+        <w:t>=</w:t>
+      </w:r>
+      <w:r>
+        <w:rPr>
+          <w:rFonts w:ascii="Consolas" w:eastAsia="Times New Roman" w:hAnsi="Consolas" w:cs="Times New Roman"/>
+          <w:color w:val="BBBEBF"/>
+          <w:kern w:val="0"/>
+          <w:sz w:val="21"/>
+          <w:szCs w:val="21"/>
+          <w:lang w:eastAsia="tr-TR"/>
+          <w14:ligatures w14:val="none"/>
+        </w:rPr>
+        <w:t xml:space="preserve"> [];</w:t>
+      </w:r>
+    </w:p>
+    <w:p>
+      <w:pPr>
+        <w:jc w:val="both"/>
+        <w:rPr>
+          <w:rFonts w:ascii="Lucida Console" w:hAnsi="Lucida Console"/>
+        </w:rPr>
+      </w:pPr>
+      <w:r>
+        <w:rPr>
+          <w:rFonts w:ascii="Lucida Console" w:hAnsi="Lucida Console"/>
+        </w:rPr>
+        <w:t>this array can have a date or string variable</w:t>
+      </w:r>
+      <w:r>
+        <w:rPr>
+          <w:rFonts w:ascii="Lucida Console" w:hAnsi="Lucida Console"/>
+        </w:rPr>
+        <w:t xml:space="preserve"> or both</w:t>
+      </w:r>
+    </w:p>
+    <w:p>
+      <w:pPr>
+        <w:jc w:val="both"/>
+        <w:rPr>
+          <w:rFonts w:ascii="Lucida Console" w:hAnsi="Lucida Console"/>
+        </w:rPr>
+      </w:pPr>
+    </w:p>
+    <w:p>
+      <w:pPr>
+        <w:jc w:val="both"/>
+        <w:rPr>
+          <w:rFonts w:ascii="Lucida Console" w:hAnsi="Lucida Console"/>
+        </w:rPr>
+      </w:pPr>
+    </w:p>
+    <w:p>
+      <w:pPr>
+        <w:jc w:val="both"/>
+        <w:rPr>
+          <w:rFonts w:ascii="Lucida Console" w:hAnsi="Lucida Console"/>
+        </w:rPr>
+      </w:pPr>
+    </w:p>
+    <w:p>
+      <w:pPr>
+        <w:jc w:val="both"/>
+        <w:rPr>
+          <w:rFonts w:ascii="Lucida Console" w:hAnsi="Lucida Console"/>
+        </w:rPr>
+      </w:pPr>
+    </w:p>
+    <w:p>
+      <w:pPr>
+        <w:jc w:val="both"/>
+        <w:rPr>
+          <w:rFonts w:ascii="Lucida Console" w:hAnsi="Lucida Console"/>
+        </w:rPr>
+      </w:pPr>
+    </w:p>
+    <w:p>
+      <w:pPr>
+        <w:jc w:val="both"/>
+        <w:rPr>
+          <w:rFonts w:ascii="Lucida Console" w:hAnsi="Lucida Console"/>
+          <w:b/>
+        </w:rPr>
+      </w:pPr>
+      <w:r>
+        <w:rPr>
+          <w:rFonts w:ascii="Lucida Console" w:hAnsi="Lucida Console"/>
+          <w:b/>
+        </w:rPr>
+        <w:lastRenderedPageBreak/>
+        <w:t>.11. tuples</w:t>
+      </w:r>
+    </w:p>
+    <w:p>
+      <w:pPr>
+        <w:jc w:val="both"/>
+        <w:rPr>
+          <w:rFonts w:ascii="Lucida Console" w:hAnsi="Lucida Console"/>
+          <w:b/>
+        </w:rPr>
+      </w:pPr>
+    </w:p>
+    <w:p>
+      <w:pPr>
+        <w:jc w:val="both"/>
+        <w:rPr>
+          <w:rFonts w:ascii="Lucida Console" w:hAnsi="Lucida Console"/>
+        </w:rPr>
+      </w:pPr>
+      <w:r>
+        <w:rPr>
+          <w:rFonts w:ascii="Lucida Console" w:hAnsi="Lucida Console"/>
+        </w:rPr>
+        <w:t>tuples look very similar to arrays, but are used to</w:t>
+      </w:r>
+      <w:r>
+        <w:rPr>
+          <w:rFonts w:ascii="Lucida Console" w:hAnsi="Lucida Console"/>
+        </w:rPr>
+        <w:t xml:space="preserve"> store</w:t>
+      </w:r>
+      <w:r>
+        <w:rPr>
+          <w:rFonts w:ascii="Lucida Console" w:hAnsi="Lucida Console"/>
+        </w:rPr>
+        <w:t xml:space="preserve"> different properties of one single entity whereas a</w:t>
+      </w:r>
+      <w:r>
+        <w:rPr>
+          <w:rFonts w:ascii="Lucida Console" w:hAnsi="Lucida Console"/>
+        </w:rPr>
+        <w:t>rrays hold collection of entities</w:t>
+      </w:r>
+    </w:p>
+    <w:p>
+      <w:pPr>
+        <w:jc w:val="both"/>
+        <w:rPr>
+          <w:rFonts w:ascii="Lucida Console" w:hAnsi="Lucida Console"/>
+        </w:rPr>
+      </w:pPr>
+    </w:p>
+    <w:p>
+      <w:pPr>
+        <w:shd w:val="clear" w:color="auto" w:fill="121314"/>
+        <w:spacing w:after="0" w:line="285" w:lineRule="atLeast"/>
+        <w:rPr>
+          <w:rFonts w:ascii="Consolas" w:eastAsia="Times New Roman" w:hAnsi="Consolas" w:cs="Times New Roman"/>
+          <w:color w:val="BBBEBF"/>
+          <w:kern w:val="0"/>
+          <w:sz w:val="21"/>
+          <w:szCs w:val="21"/>
+          <w:lang w:eastAsia="tr-TR"/>
+          <w14:ligatures w14:val="none"/>
+        </w:rPr>
+      </w:pPr>
+      <w:r>
+        <w:rPr>
+          <w:rFonts w:ascii="Consolas" w:eastAsia="Times New Roman" w:hAnsi="Consolas" w:cs="Times New Roman"/>
+          <w:color w:val="8B949E"/>
+          <w:kern w:val="0"/>
+          <w:sz w:val="21"/>
+          <w:szCs w:val="21"/>
+          <w:lang w:eastAsia="tr-TR"/>
+          <w14:ligatures w14:val="none"/>
+        </w:rPr>
+        <w:t>//typescript thinks this is an array that can hold string, number or boolean</w:t>
+      </w:r>
+    </w:p>
+    <w:p>
+      <w:pPr>
+        <w:shd w:val="clear" w:color="auto" w:fill="121314"/>
+        <w:spacing w:after="0" w:line="285" w:lineRule="atLeast"/>
+        <w:rPr>
+          <w:rFonts w:ascii="Consolas" w:eastAsia="Times New Roman" w:hAnsi="Consolas" w:cs="Times New Roman"/>
+          <w:color w:val="BBBEBF"/>
+          <w:kern w:val="0"/>
+          <w:sz w:val="21"/>
+          <w:szCs w:val="21"/>
+          <w:lang w:eastAsia="tr-TR"/>
+          <w14:ligatures w14:val="none"/>
+        </w:rPr>
+      </w:pPr>
+      <w:r>
+        <w:rPr>
+          <w:rFonts w:ascii="Consolas" w:eastAsia="Times New Roman" w:hAnsi="Consolas" w:cs="Times New Roman"/>
+          <w:color w:val="FF7B72"/>
+          <w:kern w:val="0"/>
+          <w:sz w:val="21"/>
+          <w:szCs w:val="21"/>
+          <w:lang w:eastAsia="tr-TR"/>
+          <w14:ligatures w14:val="none"/>
+        </w:rPr>
+        <w:t>const</w:t>
+      </w:r>
+      <w:r>
+        <w:rPr>
+          <w:rFonts w:ascii="Consolas" w:eastAsia="Times New Roman" w:hAnsi="Consolas" w:cs="Times New Roman"/>
+          <w:color w:val="BBBEBF"/>
+          <w:kern w:val="0"/>
+          <w:sz w:val="21"/>
+          <w:szCs w:val="21"/>
+          <w:lang w:eastAsia="tr-TR"/>
+          <w14:ligatures w14:val="none"/>
+        </w:rPr>
+        <w:t xml:space="preserve"> </w:t>
+      </w:r>
+      <w:r>
+        <w:rPr>
+          <w:rFonts w:ascii="Consolas" w:eastAsia="Times New Roman" w:hAnsi="Consolas" w:cs="Times New Roman"/>
+          <w:color w:val="79C0FF"/>
+          <w:kern w:val="0"/>
+          <w:sz w:val="21"/>
+          <w:szCs w:val="21"/>
+          <w:lang w:eastAsia="tr-TR"/>
+          <w14:ligatures w14:val="none"/>
+        </w:rPr>
+        <w:t>pepsi</w:t>
+      </w:r>
+      <w:r>
+        <w:rPr>
+          <w:rFonts w:ascii="Consolas" w:eastAsia="Times New Roman" w:hAnsi="Consolas" w:cs="Times New Roman"/>
+          <w:color w:val="BBBEBF"/>
+          <w:kern w:val="0"/>
+          <w:sz w:val="21"/>
+          <w:szCs w:val="21"/>
+          <w:lang w:eastAsia="tr-TR"/>
+          <w14:ligatures w14:val="none"/>
+        </w:rPr>
+        <w:t xml:space="preserve"> </w:t>
+      </w:r>
+      <w:r>
+        <w:rPr>
+          <w:rFonts w:ascii="Consolas" w:eastAsia="Times New Roman" w:hAnsi="Consolas" w:cs="Times New Roman"/>
+          <w:color w:val="D4D4D4"/>
+          <w:kern w:val="0"/>
+          <w:sz w:val="21"/>
+          <w:szCs w:val="21"/>
+          <w:lang w:eastAsia="tr-TR"/>
+          <w14:ligatures w14:val="none"/>
+        </w:rPr>
+        <w:t>=</w:t>
+      </w:r>
+      <w:r>
+        <w:rPr>
+          <w:rFonts w:ascii="Consolas" w:eastAsia="Times New Roman" w:hAnsi="Consolas" w:cs="Times New Roman"/>
+          <w:color w:val="BBBEBF"/>
+          <w:kern w:val="0"/>
+          <w:sz w:val="21"/>
+          <w:szCs w:val="21"/>
+          <w:lang w:eastAsia="tr-TR"/>
+          <w14:ligatures w14:val="none"/>
+        </w:rPr>
+        <w:t xml:space="preserve"> [</w:t>
+      </w:r>
+      <w:r>
+        <w:rPr>
+          <w:rFonts w:ascii="Consolas" w:eastAsia="Times New Roman" w:hAnsi="Consolas" w:cs="Times New Roman"/>
+          <w:color w:val="A5D6FF"/>
+          <w:kern w:val="0"/>
+          <w:sz w:val="21"/>
+          <w:szCs w:val="21"/>
+          <w:lang w:eastAsia="tr-TR"/>
+          <w14:ligatures w14:val="none"/>
+        </w:rPr>
+        <w:t>'brown'</w:t>
+      </w:r>
+      <w:r>
+        <w:rPr>
+          <w:rFonts w:ascii="Consolas" w:eastAsia="Times New Roman" w:hAnsi="Consolas" w:cs="Times New Roman"/>
+          <w:color w:val="BBBEBF"/>
+          <w:kern w:val="0"/>
+          <w:sz w:val="21"/>
+          <w:szCs w:val="21"/>
+          <w:lang w:eastAsia="tr-TR"/>
+          <w14:ligatures w14:val="none"/>
+        </w:rPr>
+        <w:t xml:space="preserve">, </w:t>
+      </w:r>
+      <w:r>
+        <w:rPr>
+          <w:rFonts w:ascii="Consolas" w:eastAsia="Times New Roman" w:hAnsi="Consolas" w:cs="Times New Roman"/>
+          <w:color w:val="569CD6"/>
+          <w:kern w:val="0"/>
+          <w:sz w:val="21"/>
+          <w:szCs w:val="21"/>
+          <w:lang w:eastAsia="tr-TR"/>
+          <w14:ligatures w14:val="none"/>
+        </w:rPr>
+        <w:t>true</w:t>
+      </w:r>
+      <w:r>
+        <w:rPr>
+          <w:rFonts w:ascii="Consolas" w:eastAsia="Times New Roman" w:hAnsi="Consolas" w:cs="Times New Roman"/>
+          <w:color w:val="BBBEBF"/>
+          <w:kern w:val="0"/>
+          <w:sz w:val="21"/>
+          <w:szCs w:val="21"/>
+          <w:lang w:eastAsia="tr-TR"/>
+          <w14:ligatures w14:val="none"/>
+        </w:rPr>
+        <w:t xml:space="preserve">, </w:t>
+      </w:r>
+      <w:r>
+        <w:rPr>
+          <w:rFonts w:ascii="Consolas" w:eastAsia="Times New Roman" w:hAnsi="Consolas" w:cs="Times New Roman"/>
+          <w:color w:val="B5CEA8"/>
+          <w:kern w:val="0"/>
+          <w:sz w:val="21"/>
+          <w:szCs w:val="21"/>
+          <w:lang w:eastAsia="tr-TR"/>
+          <w14:ligatures w14:val="none"/>
+        </w:rPr>
+        <w:t>40</w:t>
+      </w:r>
+      <w:r>
+        <w:rPr>
+          <w:rFonts w:ascii="Consolas" w:eastAsia="Times New Roman" w:hAnsi="Consolas" w:cs="Times New Roman"/>
+          <w:color w:val="BBBEBF"/>
+          <w:kern w:val="0"/>
+          <w:sz w:val="21"/>
+          <w:szCs w:val="21"/>
+          <w:lang w:eastAsia="tr-TR"/>
+          <w14:ligatures w14:val="none"/>
+        </w:rPr>
+        <w:t>];</w:t>
+      </w:r>
+    </w:p>
+    <w:p>
+      <w:pPr>
+        <w:shd w:val="clear" w:color="auto" w:fill="121314"/>
+        <w:spacing w:after="0" w:line="285" w:lineRule="atLeast"/>
+        <w:rPr>
+          <w:rFonts w:ascii="Consolas" w:eastAsia="Times New Roman" w:hAnsi="Consolas" w:cs="Times New Roman"/>
+          <w:color w:val="BBBEBF"/>
+          <w:kern w:val="0"/>
+          <w:sz w:val="21"/>
+          <w:szCs w:val="21"/>
+          <w:lang w:eastAsia="tr-TR"/>
+          <w14:ligatures w14:val="none"/>
+        </w:rPr>
+      </w:pPr>
+    </w:p>
+    <w:p>
+      <w:pPr>
+        <w:shd w:val="clear" w:color="auto" w:fill="121314"/>
+        <w:spacing w:after="0" w:line="285" w:lineRule="atLeast"/>
+        <w:rPr>
+          <w:rFonts w:ascii="Consolas" w:eastAsia="Times New Roman" w:hAnsi="Consolas" w:cs="Times New Roman"/>
+          <w:color w:val="BBBEBF"/>
+          <w:kern w:val="0"/>
+          <w:sz w:val="21"/>
+          <w:szCs w:val="21"/>
+          <w:lang w:eastAsia="tr-TR"/>
+          <w14:ligatures w14:val="none"/>
+        </w:rPr>
+      </w:pPr>
+      <w:r>
+        <w:rPr>
+          <w:rFonts w:ascii="Consolas" w:eastAsia="Times New Roman" w:hAnsi="Consolas" w:cs="Times New Roman"/>
+          <w:color w:val="8B949E"/>
+          <w:kern w:val="0"/>
+          <w:sz w:val="21"/>
+          <w:szCs w:val="21"/>
+          <w:lang w:eastAsia="tr-TR"/>
+          <w14:ligatures w14:val="none"/>
+        </w:rPr>
+        <w:t>//now pepsi is a tuple with 3 properties that can be accessed like an array element</w:t>
+      </w:r>
+    </w:p>
+    <w:p>
+      <w:pPr>
+        <w:shd w:val="clear" w:color="auto" w:fill="121314"/>
+        <w:spacing w:after="0" w:line="285" w:lineRule="atLeast"/>
+        <w:rPr>
+          <w:rFonts w:ascii="Consolas" w:eastAsia="Times New Roman" w:hAnsi="Consolas" w:cs="Times New Roman"/>
+          <w:color w:val="BBBEBF"/>
+          <w:kern w:val="0"/>
+          <w:sz w:val="21"/>
+          <w:szCs w:val="21"/>
+          <w:lang w:eastAsia="tr-TR"/>
+          <w14:ligatures w14:val="none"/>
+        </w:rPr>
+      </w:pPr>
+      <w:r>
+        <w:rPr>
+          <w:rFonts w:ascii="Consolas" w:eastAsia="Times New Roman" w:hAnsi="Consolas" w:cs="Times New Roman"/>
+          <w:color w:val="FF7B72"/>
+          <w:kern w:val="0"/>
+          <w:sz w:val="21"/>
+          <w:szCs w:val="21"/>
+          <w:lang w:eastAsia="tr-TR"/>
+          <w14:ligatures w14:val="none"/>
+        </w:rPr>
+        <w:t>const</w:t>
+      </w:r>
+      <w:r>
+        <w:rPr>
+          <w:rFonts w:ascii="Consolas" w:eastAsia="Times New Roman" w:hAnsi="Consolas" w:cs="Times New Roman"/>
+          <w:color w:val="BBBEBF"/>
+          <w:kern w:val="0"/>
+          <w:sz w:val="21"/>
+          <w:szCs w:val="21"/>
+          <w:lang w:eastAsia="tr-TR"/>
+          <w14:ligatures w14:val="none"/>
+        </w:rPr>
+        <w:t xml:space="preserve"> </w:t>
+      </w:r>
+      <w:r>
+        <w:rPr>
+          <w:rFonts w:ascii="Consolas" w:eastAsia="Times New Roman" w:hAnsi="Consolas" w:cs="Times New Roman"/>
+          <w:color w:val="79C0FF"/>
+          <w:kern w:val="0"/>
+          <w:sz w:val="21"/>
+          <w:szCs w:val="21"/>
+          <w:lang w:eastAsia="tr-TR"/>
+          <w14:ligatures w14:val="none"/>
+        </w:rPr>
+        <w:t>pepsi2</w:t>
+      </w:r>
+      <w:r>
+        <w:rPr>
+          <w:rFonts w:ascii="Consolas" w:eastAsia="Times New Roman" w:hAnsi="Consolas" w:cs="Times New Roman"/>
+          <w:color w:val="D4D4D4"/>
+          <w:kern w:val="0"/>
+          <w:sz w:val="21"/>
+          <w:szCs w:val="21"/>
+          <w:lang w:eastAsia="tr-TR"/>
+          <w14:ligatures w14:val="none"/>
+        </w:rPr>
+        <w:t>:</w:t>
+      </w:r>
+      <w:r>
+        <w:rPr>
+          <w:rFonts w:ascii="Consolas" w:eastAsia="Times New Roman" w:hAnsi="Consolas" w:cs="Times New Roman"/>
+          <w:color w:val="BBBEBF"/>
+          <w:kern w:val="0"/>
+          <w:sz w:val="21"/>
+          <w:szCs w:val="21"/>
+          <w:lang w:eastAsia="tr-TR"/>
+          <w14:ligatures w14:val="none"/>
+        </w:rPr>
+        <w:t xml:space="preserve"> [</w:t>
+      </w:r>
+      <w:r>
+        <w:rPr>
+          <w:rFonts w:ascii="Consolas" w:eastAsia="Times New Roman" w:hAnsi="Consolas" w:cs="Times New Roman"/>
+          <w:color w:val="4EC9B0"/>
+          <w:kern w:val="0"/>
+          <w:sz w:val="21"/>
+          <w:szCs w:val="21"/>
+          <w:lang w:eastAsia="tr-TR"/>
+          <w14:ligatures w14:val="none"/>
+        </w:rPr>
+        <w:t>string</w:t>
+      </w:r>
+      <w:r>
+        <w:rPr>
+          <w:rFonts w:ascii="Consolas" w:eastAsia="Times New Roman" w:hAnsi="Consolas" w:cs="Times New Roman"/>
+          <w:color w:val="BBBEBF"/>
+          <w:kern w:val="0"/>
+          <w:sz w:val="21"/>
+          <w:szCs w:val="21"/>
+          <w:lang w:eastAsia="tr-TR"/>
+          <w14:ligatures w14:val="none"/>
+        </w:rPr>
+        <w:t>,</w:t>
+      </w:r>
+      <w:r>
+        <w:rPr>
+          <w:rFonts w:ascii="Consolas" w:eastAsia="Times New Roman" w:hAnsi="Consolas" w:cs="Times New Roman"/>
+          <w:color w:val="4EC9B0"/>
+          <w:kern w:val="0"/>
+          <w:sz w:val="21"/>
+          <w:szCs w:val="21"/>
+          <w:lang w:eastAsia="tr-TR"/>
+          <w14:ligatures w14:val="none"/>
+        </w:rPr>
+        <w:t>boolean</w:t>
+      </w:r>
+      <w:r>
+        <w:rPr>
+          <w:rFonts w:ascii="Consolas" w:eastAsia="Times New Roman" w:hAnsi="Consolas" w:cs="Times New Roman"/>
+          <w:color w:val="BBBEBF"/>
+          <w:kern w:val="0"/>
+          <w:sz w:val="21"/>
+          <w:szCs w:val="21"/>
+          <w:lang w:eastAsia="tr-TR"/>
+          <w14:ligatures w14:val="none"/>
+        </w:rPr>
+        <w:t>,</w:t>
+      </w:r>
+      <w:r>
+        <w:rPr>
+          <w:rFonts w:ascii="Consolas" w:eastAsia="Times New Roman" w:hAnsi="Consolas" w:cs="Times New Roman"/>
+          <w:color w:val="4EC9B0"/>
+          <w:kern w:val="0"/>
+          <w:sz w:val="21"/>
+          <w:szCs w:val="21"/>
+          <w:lang w:eastAsia="tr-TR"/>
+          <w14:ligatures w14:val="none"/>
+        </w:rPr>
+        <w:t>number</w:t>
+      </w:r>
+      <w:r>
+        <w:rPr>
+          <w:rFonts w:ascii="Consolas" w:eastAsia="Times New Roman" w:hAnsi="Consolas" w:cs="Times New Roman"/>
+          <w:color w:val="BBBEBF"/>
+          <w:kern w:val="0"/>
+          <w:sz w:val="21"/>
+          <w:szCs w:val="21"/>
+          <w:lang w:eastAsia="tr-TR"/>
+          <w14:ligatures w14:val="none"/>
+        </w:rPr>
+        <w:t xml:space="preserve">] </w:t>
+      </w:r>
+      <w:r>
+        <w:rPr>
+          <w:rFonts w:ascii="Consolas" w:eastAsia="Times New Roman" w:hAnsi="Consolas" w:cs="Times New Roman"/>
+          <w:color w:val="D4D4D4"/>
+          <w:kern w:val="0"/>
+          <w:sz w:val="21"/>
+          <w:szCs w:val="21"/>
+          <w:lang w:eastAsia="tr-TR"/>
+          <w14:ligatures w14:val="none"/>
+        </w:rPr>
+        <w:t>=</w:t>
+      </w:r>
+      <w:r>
+        <w:rPr>
+          <w:rFonts w:ascii="Consolas" w:eastAsia="Times New Roman" w:hAnsi="Consolas" w:cs="Times New Roman"/>
+          <w:color w:val="BBBEBF"/>
+          <w:kern w:val="0"/>
+          <w:sz w:val="21"/>
+          <w:szCs w:val="21"/>
+          <w:lang w:eastAsia="tr-TR"/>
+          <w14:ligatures w14:val="none"/>
+        </w:rPr>
+        <w:t xml:space="preserve"> [</w:t>
+      </w:r>
+      <w:r>
+        <w:rPr>
+          <w:rFonts w:ascii="Consolas" w:eastAsia="Times New Roman" w:hAnsi="Consolas" w:cs="Times New Roman"/>
+          <w:color w:val="A5D6FF"/>
+          <w:kern w:val="0"/>
+          <w:sz w:val="21"/>
+          <w:szCs w:val="21"/>
+          <w:lang w:eastAsia="tr-TR"/>
+          <w14:ligatures w14:val="none"/>
+        </w:rPr>
+        <w:t>'brown'</w:t>
+      </w:r>
+      <w:r>
+        <w:rPr>
+          <w:rFonts w:ascii="Consolas" w:eastAsia="Times New Roman" w:hAnsi="Consolas" w:cs="Times New Roman"/>
+          <w:color w:val="BBBEBF"/>
+          <w:kern w:val="0"/>
+          <w:sz w:val="21"/>
+          <w:szCs w:val="21"/>
+          <w:lang w:eastAsia="tr-TR"/>
+          <w14:ligatures w14:val="none"/>
+        </w:rPr>
+        <w:t xml:space="preserve">, </w:t>
+      </w:r>
+      <w:r>
+        <w:rPr>
+          <w:rFonts w:ascii="Consolas" w:eastAsia="Times New Roman" w:hAnsi="Consolas" w:cs="Times New Roman"/>
+          <w:color w:val="569CD6"/>
+          <w:kern w:val="0"/>
+          <w:sz w:val="21"/>
+          <w:szCs w:val="21"/>
+          <w:lang w:eastAsia="tr-TR"/>
+          <w14:ligatures w14:val="none"/>
+        </w:rPr>
+        <w:t>true</w:t>
+      </w:r>
+      <w:r>
+        <w:rPr>
+          <w:rFonts w:ascii="Consolas" w:eastAsia="Times New Roman" w:hAnsi="Consolas" w:cs="Times New Roman"/>
+          <w:color w:val="BBBEBF"/>
+          <w:kern w:val="0"/>
+          <w:sz w:val="21"/>
+          <w:szCs w:val="21"/>
+          <w:lang w:eastAsia="tr-TR"/>
+          <w14:ligatures w14:val="none"/>
+        </w:rPr>
+        <w:t xml:space="preserve">, </w:t>
+      </w:r>
+      <w:r>
+        <w:rPr>
+          <w:rFonts w:ascii="Consolas" w:eastAsia="Times New Roman" w:hAnsi="Consolas" w:cs="Times New Roman"/>
+          <w:color w:val="B5CEA8"/>
+          <w:kern w:val="0"/>
+          <w:sz w:val="21"/>
+          <w:szCs w:val="21"/>
+          <w:lang w:eastAsia="tr-TR"/>
+          <w14:ligatures w14:val="none"/>
+        </w:rPr>
+        <w:t>40</w:t>
+      </w:r>
+      <w:r>
+        <w:rPr>
+          <w:rFonts w:ascii="Consolas" w:eastAsia="Times New Roman" w:hAnsi="Consolas" w:cs="Times New Roman"/>
+          <w:color w:val="BBBEBF"/>
+          <w:kern w:val="0"/>
+          <w:sz w:val="21"/>
+          <w:szCs w:val="21"/>
+          <w:lang w:eastAsia="tr-TR"/>
+          <w14:ligatures w14:val="none"/>
+        </w:rPr>
+        <w:t>];</w:t>
+      </w:r>
+    </w:p>
+    <w:p>
+      <w:pPr>
+        <w:shd w:val="clear" w:color="auto" w:fill="121314"/>
+        <w:spacing w:after="0" w:line="285" w:lineRule="atLeast"/>
+        <w:rPr>
+          <w:rFonts w:ascii="Consolas" w:eastAsia="Times New Roman" w:hAnsi="Consolas" w:cs="Times New Roman"/>
+          <w:color w:val="BBBEBF"/>
+          <w:kern w:val="0"/>
+          <w:sz w:val="21"/>
+          <w:szCs w:val="21"/>
+          <w:lang w:eastAsia="tr-TR"/>
+          <w14:ligatures w14:val="none"/>
+        </w:rPr>
+      </w:pPr>
+    </w:p>
+    <w:p>
+      <w:pPr>
+        <w:shd w:val="clear" w:color="auto" w:fill="121314"/>
+        <w:spacing w:after="0" w:line="285" w:lineRule="atLeast"/>
+        <w:rPr>
+          <w:rFonts w:ascii="Consolas" w:eastAsia="Times New Roman" w:hAnsi="Consolas" w:cs="Times New Roman"/>
+          <w:color w:val="BBBEBF"/>
+          <w:kern w:val="0"/>
+          <w:sz w:val="21"/>
+          <w:szCs w:val="21"/>
+          <w:lang w:eastAsia="tr-TR"/>
+          <w14:ligatures w14:val="none"/>
+        </w:rPr>
+      </w:pPr>
+      <w:r>
+        <w:rPr>
+          <w:rFonts w:ascii="Consolas" w:eastAsia="Times New Roman" w:hAnsi="Consolas" w:cs="Times New Roman"/>
+          <w:color w:val="79C0FF"/>
+          <w:kern w:val="0"/>
+          <w:sz w:val="21"/>
+          <w:szCs w:val="21"/>
+          <w:lang w:eastAsia="tr-TR"/>
+          <w14:ligatures w14:val="none"/>
+        </w:rPr>
+        <w:t>pepsi2</w:t>
+      </w:r>
+      <w:r>
+        <w:rPr>
+          <w:rFonts w:ascii="Consolas" w:eastAsia="Times New Roman" w:hAnsi="Consolas" w:cs="Times New Roman"/>
+          <w:color w:val="BBBEBF"/>
+          <w:kern w:val="0"/>
+          <w:sz w:val="21"/>
+          <w:szCs w:val="21"/>
+          <w:lang w:eastAsia="tr-TR"/>
+          <w14:ligatures w14:val="none"/>
+        </w:rPr>
+        <w:t>[</w:t>
+      </w:r>
+      <w:r>
+        <w:rPr>
+          <w:rFonts w:ascii="Consolas" w:eastAsia="Times New Roman" w:hAnsi="Consolas" w:cs="Times New Roman"/>
+          <w:color w:val="B5CEA8"/>
+          <w:kern w:val="0"/>
+          <w:sz w:val="21"/>
+          <w:szCs w:val="21"/>
+          <w:lang w:eastAsia="tr-TR"/>
+          <w14:ligatures w14:val="none"/>
+        </w:rPr>
+        <w:t>0</w:t>
+      </w:r>
+      <w:r>
+        <w:rPr>
+          <w:rFonts w:ascii="Consolas" w:eastAsia="Times New Roman" w:hAnsi="Consolas" w:cs="Times New Roman"/>
+          <w:color w:val="BBBEBF"/>
+          <w:kern w:val="0"/>
+          <w:sz w:val="21"/>
+          <w:szCs w:val="21"/>
+          <w:lang w:eastAsia="tr-TR"/>
+          <w14:ligatures w14:val="none"/>
+        </w:rPr>
+        <w:t xml:space="preserve">] </w:t>
+      </w:r>
+      <w:r>
+        <w:rPr>
+          <w:rFonts w:ascii="Consolas" w:eastAsia="Times New Roman" w:hAnsi="Consolas" w:cs="Times New Roman"/>
+          <w:color w:val="D4D4D4"/>
+          <w:kern w:val="0"/>
+          <w:sz w:val="21"/>
+          <w:szCs w:val="21"/>
+          <w:lang w:eastAsia="tr-TR"/>
+          <w14:ligatures w14:val="none"/>
+        </w:rPr>
+        <w:t>=</w:t>
+      </w:r>
+      <w:r>
+        <w:rPr>
+          <w:rFonts w:ascii="Consolas" w:eastAsia="Times New Roman" w:hAnsi="Consolas" w:cs="Times New Roman"/>
+          <w:color w:val="BBBEBF"/>
+          <w:kern w:val="0"/>
+          <w:sz w:val="21"/>
+          <w:szCs w:val="21"/>
+          <w:lang w:eastAsia="tr-TR"/>
+          <w14:ligatures w14:val="none"/>
+        </w:rPr>
+        <w:t xml:space="preserve"> </w:t>
+      </w:r>
+      <w:r>
+        <w:rPr>
+          <w:rFonts w:ascii="Consolas" w:eastAsia="Times New Roman" w:hAnsi="Consolas" w:cs="Times New Roman"/>
+          <w:color w:val="A5D6FF"/>
+          <w:kern w:val="0"/>
+          <w:sz w:val="21"/>
+          <w:szCs w:val="21"/>
+          <w:lang w:eastAsia="tr-TR"/>
+          <w14:ligatures w14:val="none"/>
+        </w:rPr>
+        <w:t>'black'</w:t>
+      </w:r>
+      <w:r>
+        <w:rPr>
+          <w:rFonts w:ascii="Consolas" w:eastAsia="Times New Roman" w:hAnsi="Consolas" w:cs="Times New Roman"/>
+          <w:color w:val="BBBEBF"/>
+          <w:kern w:val="0"/>
+          <w:sz w:val="21"/>
+          <w:szCs w:val="21"/>
+          <w:lang w:eastAsia="tr-TR"/>
+          <w14:ligatures w14:val="none"/>
+        </w:rPr>
+        <w:t>;</w:t>
+      </w:r>
+    </w:p>
+    <w:p>
+      <w:pPr>
+        <w:shd w:val="clear" w:color="auto" w:fill="121314"/>
+        <w:spacing w:after="0" w:line="285" w:lineRule="atLeast"/>
+        <w:rPr>
+          <w:rFonts w:ascii="Consolas" w:eastAsia="Times New Roman" w:hAnsi="Consolas" w:cs="Times New Roman"/>
+          <w:color w:val="BBBEBF"/>
+          <w:kern w:val="0"/>
+          <w:sz w:val="21"/>
+          <w:szCs w:val="21"/>
+          <w:lang w:eastAsia="tr-TR"/>
+          <w14:ligatures w14:val="none"/>
+        </w:rPr>
+      </w:pPr>
+    </w:p>
+    <w:p>
+      <w:pPr>
+        <w:shd w:val="clear" w:color="auto" w:fill="121314"/>
+        <w:spacing w:after="0" w:line="285" w:lineRule="atLeast"/>
+        <w:rPr>
+          <w:rFonts w:ascii="Consolas" w:eastAsia="Times New Roman" w:hAnsi="Consolas" w:cs="Times New Roman"/>
+          <w:color w:val="BBBEBF"/>
+          <w:kern w:val="0"/>
+          <w:sz w:val="21"/>
+          <w:szCs w:val="21"/>
+          <w:lang w:eastAsia="tr-TR"/>
+          <w14:ligatures w14:val="none"/>
+        </w:rPr>
+      </w:pPr>
+      <w:r>
+        <w:rPr>
+          <w:rFonts w:ascii="Consolas" w:eastAsia="Times New Roman" w:hAnsi="Consolas" w:cs="Times New Roman"/>
+          <w:color w:val="8B949E"/>
+          <w:kern w:val="0"/>
+          <w:sz w:val="21"/>
+          <w:szCs w:val="21"/>
+          <w:lang w:eastAsia="tr-TR"/>
+          <w14:ligatures w14:val="none"/>
+        </w:rPr>
+        <w:t>//tuple definition</w:t>
+      </w:r>
+    </w:p>
+    <w:p>
+      <w:pPr>
+        <w:shd w:val="clear" w:color="auto" w:fill="121314"/>
+        <w:spacing w:after="0" w:line="285" w:lineRule="atLeast"/>
+        <w:rPr>
+          <w:rFonts w:ascii="Consolas" w:eastAsia="Times New Roman" w:hAnsi="Consolas" w:cs="Times New Roman"/>
+          <w:color w:val="BBBEBF"/>
+          <w:kern w:val="0"/>
+          <w:sz w:val="21"/>
+          <w:szCs w:val="21"/>
+          <w:lang w:eastAsia="tr-TR"/>
+          <w14:ligatures w14:val="none"/>
+        </w:rPr>
+      </w:pPr>
+      <w:r>
+        <w:rPr>
+          <w:rFonts w:ascii="Consolas" w:eastAsia="Times New Roman" w:hAnsi="Consolas" w:cs="Times New Roman"/>
+          <w:color w:val="FF7B72"/>
+          <w:kern w:val="0"/>
+          <w:sz w:val="21"/>
+          <w:szCs w:val="21"/>
+          <w:lang w:eastAsia="tr-TR"/>
+          <w14:ligatures w14:val="none"/>
+        </w:rPr>
+        <w:t>type</w:t>
+      </w:r>
+      <w:r>
+        <w:rPr>
+          <w:rFonts w:ascii="Consolas" w:eastAsia="Times New Roman" w:hAnsi="Consolas" w:cs="Times New Roman"/>
+          <w:color w:val="BBBEBF"/>
+          <w:kern w:val="0"/>
+          <w:sz w:val="21"/>
+          <w:szCs w:val="21"/>
+          <w:lang w:eastAsia="tr-TR"/>
+          <w14:ligatures w14:val="none"/>
+        </w:rPr>
+        <w:t xml:space="preserve"> </w:t>
+      </w:r>
+      <w:r>
+        <w:rPr>
+          <w:rFonts w:ascii="Consolas" w:eastAsia="Times New Roman" w:hAnsi="Consolas" w:cs="Times New Roman"/>
+          <w:color w:val="4EC9B0"/>
+          <w:kern w:val="0"/>
+          <w:sz w:val="21"/>
+          <w:szCs w:val="21"/>
+          <w:lang w:eastAsia="tr-TR"/>
+          <w14:ligatures w14:val="none"/>
+        </w:rPr>
+        <w:t>Drink</w:t>
+      </w:r>
+      <w:r>
+        <w:rPr>
+          <w:rFonts w:ascii="Consolas" w:eastAsia="Times New Roman" w:hAnsi="Consolas" w:cs="Times New Roman"/>
+          <w:color w:val="BBBEBF"/>
+          <w:kern w:val="0"/>
+          <w:sz w:val="21"/>
+          <w:szCs w:val="21"/>
+          <w:lang w:eastAsia="tr-TR"/>
+          <w14:ligatures w14:val="none"/>
+        </w:rPr>
+        <w:t xml:space="preserve"> </w:t>
+      </w:r>
+      <w:r>
+        <w:rPr>
+          <w:rFonts w:ascii="Consolas" w:eastAsia="Times New Roman" w:hAnsi="Consolas" w:cs="Times New Roman"/>
+          <w:color w:val="D4D4D4"/>
+          <w:kern w:val="0"/>
+          <w:sz w:val="21"/>
+          <w:szCs w:val="21"/>
+          <w:lang w:eastAsia="tr-TR"/>
+          <w14:ligatures w14:val="none"/>
+        </w:rPr>
+        <w:t>=</w:t>
+      </w:r>
+      <w:r>
+        <w:rPr>
+          <w:rFonts w:ascii="Consolas" w:eastAsia="Times New Roman" w:hAnsi="Consolas" w:cs="Times New Roman"/>
+          <w:color w:val="BBBEBF"/>
+          <w:kern w:val="0"/>
+          <w:sz w:val="21"/>
+          <w:szCs w:val="21"/>
+          <w:lang w:eastAsia="tr-TR"/>
+          <w14:ligatures w14:val="none"/>
+        </w:rPr>
+        <w:t xml:space="preserve"> [</w:t>
+      </w:r>
+      <w:r>
+        <w:rPr>
+          <w:rFonts w:ascii="Consolas" w:eastAsia="Times New Roman" w:hAnsi="Consolas" w:cs="Times New Roman"/>
+          <w:color w:val="4EC9B0"/>
+          <w:kern w:val="0"/>
+          <w:sz w:val="21"/>
+          <w:szCs w:val="21"/>
+          <w:lang w:eastAsia="tr-TR"/>
+          <w14:ligatures w14:val="none"/>
+        </w:rPr>
+        <w:t>string</w:t>
+      </w:r>
+      <w:r>
+        <w:rPr>
+          <w:rFonts w:ascii="Consolas" w:eastAsia="Times New Roman" w:hAnsi="Consolas" w:cs="Times New Roman"/>
+          <w:color w:val="BBBEBF"/>
+          <w:kern w:val="0"/>
+          <w:sz w:val="21"/>
+          <w:szCs w:val="21"/>
+          <w:lang w:eastAsia="tr-TR"/>
+          <w14:ligatures w14:val="none"/>
+        </w:rPr>
+        <w:t>,</w:t>
+      </w:r>
+      <w:r>
+        <w:rPr>
+          <w:rFonts w:ascii="Consolas" w:eastAsia="Times New Roman" w:hAnsi="Consolas" w:cs="Times New Roman"/>
+          <w:color w:val="4EC9B0"/>
+          <w:kern w:val="0"/>
+          <w:sz w:val="21"/>
+          <w:szCs w:val="21"/>
+          <w:lang w:eastAsia="tr-TR"/>
+          <w14:ligatures w14:val="none"/>
+        </w:rPr>
+        <w:t>boolean</w:t>
+      </w:r>
+      <w:r>
+        <w:rPr>
+          <w:rFonts w:ascii="Consolas" w:eastAsia="Times New Roman" w:hAnsi="Consolas" w:cs="Times New Roman"/>
+          <w:color w:val="BBBEBF"/>
+          <w:kern w:val="0"/>
+          <w:sz w:val="21"/>
+          <w:szCs w:val="21"/>
+          <w:lang w:eastAsia="tr-TR"/>
+          <w14:ligatures w14:val="none"/>
+        </w:rPr>
+        <w:t>,</w:t>
+      </w:r>
+      <w:r>
+        <w:rPr>
+          <w:rFonts w:ascii="Consolas" w:eastAsia="Times New Roman" w:hAnsi="Consolas" w:cs="Times New Roman"/>
+          <w:color w:val="4EC9B0"/>
+          <w:kern w:val="0"/>
+          <w:sz w:val="21"/>
+          <w:szCs w:val="21"/>
+          <w:lang w:eastAsia="tr-TR"/>
+          <w14:ligatures w14:val="none"/>
+        </w:rPr>
+        <w:t>number</w:t>
+      </w:r>
+      <w:r>
+        <w:rPr>
+          <w:rFonts w:ascii="Consolas" w:eastAsia="Times New Roman" w:hAnsi="Consolas" w:cs="Times New Roman"/>
+          <w:color w:val="BBBEBF"/>
+          <w:kern w:val="0"/>
+          <w:sz w:val="21"/>
+          <w:szCs w:val="21"/>
+          <w:lang w:eastAsia="tr-TR"/>
+          <w14:ligatures w14:val="none"/>
+        </w:rPr>
+        <w:t xml:space="preserve">]; </w:t>
+      </w:r>
+    </w:p>
+    <w:p>
+      <w:pPr>
+        <w:shd w:val="clear" w:color="auto" w:fill="121314"/>
+        <w:spacing w:after="0" w:line="285" w:lineRule="atLeast"/>
+        <w:rPr>
+          <w:rFonts w:ascii="Consolas" w:eastAsia="Times New Roman" w:hAnsi="Consolas" w:cs="Times New Roman"/>
+          <w:color w:val="BBBEBF"/>
+          <w:kern w:val="0"/>
+          <w:sz w:val="21"/>
+          <w:szCs w:val="21"/>
+          <w:lang w:eastAsia="tr-TR"/>
+          <w14:ligatures w14:val="none"/>
+        </w:rPr>
+      </w:pPr>
+    </w:p>
+    <w:p>
+      <w:pPr>
+        <w:shd w:val="clear" w:color="auto" w:fill="121314"/>
+        <w:spacing w:after="0" w:line="285" w:lineRule="atLeast"/>
+        <w:rPr>
+          <w:rFonts w:ascii="Consolas" w:eastAsia="Times New Roman" w:hAnsi="Consolas" w:cs="Times New Roman"/>
+          <w:color w:val="BBBEBF"/>
+          <w:kern w:val="0"/>
+          <w:sz w:val="21"/>
+          <w:szCs w:val="21"/>
+          <w:lang w:eastAsia="tr-TR"/>
+          <w14:ligatures w14:val="none"/>
+        </w:rPr>
+      </w:pPr>
+      <w:r>
+        <w:rPr>
+          <w:rFonts w:ascii="Consolas" w:eastAsia="Times New Roman" w:hAnsi="Consolas" w:cs="Times New Roman"/>
+          <w:color w:val="FF7B72"/>
+          <w:kern w:val="0"/>
+          <w:sz w:val="21"/>
+          <w:szCs w:val="21"/>
+          <w:lang w:eastAsia="tr-TR"/>
+          <w14:ligatures w14:val="none"/>
+        </w:rPr>
+        <w:t>const</w:t>
+      </w:r>
+      <w:r>
+        <w:rPr>
+          <w:rFonts w:ascii="Consolas" w:eastAsia="Times New Roman" w:hAnsi="Consolas" w:cs="Times New Roman"/>
+          <w:color w:val="BBBEBF"/>
+          <w:kern w:val="0"/>
+          <w:sz w:val="21"/>
+          <w:szCs w:val="21"/>
+          <w:lang w:eastAsia="tr-TR"/>
+          <w14:ligatures w14:val="none"/>
+        </w:rPr>
+        <w:t xml:space="preserve"> </w:t>
+      </w:r>
+      <w:r>
+        <w:rPr>
+          <w:rFonts w:ascii="Consolas" w:eastAsia="Times New Roman" w:hAnsi="Consolas" w:cs="Times New Roman"/>
+          <w:color w:val="79C0FF"/>
+          <w:kern w:val="0"/>
+          <w:sz w:val="21"/>
+          <w:szCs w:val="21"/>
+          <w:lang w:eastAsia="tr-TR"/>
+          <w14:ligatures w14:val="none"/>
+        </w:rPr>
+        <w:t>cocaCola</w:t>
+      </w:r>
+      <w:r>
+        <w:rPr>
+          <w:rFonts w:ascii="Consolas" w:eastAsia="Times New Roman" w:hAnsi="Consolas" w:cs="Times New Roman"/>
+          <w:color w:val="BBBEBF"/>
+          <w:kern w:val="0"/>
+          <w:sz w:val="21"/>
+          <w:szCs w:val="21"/>
+          <w:lang w:eastAsia="tr-TR"/>
+          <w14:ligatures w14:val="none"/>
+        </w:rPr>
+        <w:t xml:space="preserve"> </w:t>
+      </w:r>
+      <w:r>
+        <w:rPr>
+          <w:rFonts w:ascii="Consolas" w:eastAsia="Times New Roman" w:hAnsi="Consolas" w:cs="Times New Roman"/>
+          <w:color w:val="D4D4D4"/>
+          <w:kern w:val="0"/>
+          <w:sz w:val="21"/>
+          <w:szCs w:val="21"/>
+          <w:lang w:eastAsia="tr-TR"/>
+          <w14:ligatures w14:val="none"/>
+        </w:rPr>
+        <w:t>:</w:t>
+      </w:r>
+      <w:r>
+        <w:rPr>
+          <w:rFonts w:ascii="Consolas" w:eastAsia="Times New Roman" w:hAnsi="Consolas" w:cs="Times New Roman"/>
+          <w:color w:val="BBBEBF"/>
+          <w:kern w:val="0"/>
+          <w:sz w:val="21"/>
+          <w:szCs w:val="21"/>
+          <w:lang w:eastAsia="tr-TR"/>
+          <w14:ligatures w14:val="none"/>
+        </w:rPr>
+        <w:t xml:space="preserve"> </w:t>
+      </w:r>
+      <w:r>
+        <w:rPr>
+          <w:rFonts w:ascii="Consolas" w:eastAsia="Times New Roman" w:hAnsi="Consolas" w:cs="Times New Roman"/>
+          <w:color w:val="4EC9B0"/>
+          <w:kern w:val="0"/>
+          <w:sz w:val="21"/>
+          <w:szCs w:val="21"/>
+          <w:lang w:eastAsia="tr-TR"/>
+          <w14:ligatures w14:val="none"/>
+        </w:rPr>
+        <w:t>Drink</w:t>
+      </w:r>
+      <w:r>
+        <w:rPr>
+          <w:rFonts w:ascii="Consolas" w:eastAsia="Times New Roman" w:hAnsi="Consolas" w:cs="Times New Roman"/>
+          <w:color w:val="BBBEBF"/>
+          <w:kern w:val="0"/>
+          <w:sz w:val="21"/>
+          <w:szCs w:val="21"/>
+          <w:lang w:eastAsia="tr-TR"/>
+          <w14:ligatures w14:val="none"/>
+        </w:rPr>
+        <w:t xml:space="preserve"> </w:t>
+      </w:r>
+      <w:r>
+        <w:rPr>
+          <w:rFonts w:ascii="Consolas" w:eastAsia="Times New Roman" w:hAnsi="Consolas" w:cs="Times New Roman"/>
+          <w:color w:val="D4D4D4"/>
+          <w:kern w:val="0"/>
+          <w:sz w:val="21"/>
+          <w:szCs w:val="21"/>
+          <w:lang w:eastAsia="tr-TR"/>
+          <w14:ligatures w14:val="none"/>
+        </w:rPr>
+        <w:t>=</w:t>
+      </w:r>
+      <w:r>
+        <w:rPr>
+          <w:rFonts w:ascii="Consolas" w:eastAsia="Times New Roman" w:hAnsi="Consolas" w:cs="Times New Roman"/>
+          <w:color w:val="BBBEBF"/>
+          <w:kern w:val="0"/>
+          <w:sz w:val="21"/>
+          <w:szCs w:val="21"/>
+          <w:lang w:eastAsia="tr-TR"/>
+          <w14:ligatures w14:val="none"/>
+        </w:rPr>
+        <w:t xml:space="preserve"> [</w:t>
+      </w:r>
+      <w:r>
+        <w:rPr>
+          <w:rFonts w:ascii="Consolas" w:eastAsia="Times New Roman" w:hAnsi="Consolas" w:cs="Times New Roman"/>
+          <w:color w:val="A5D6FF"/>
+          <w:kern w:val="0"/>
+          <w:sz w:val="21"/>
+          <w:szCs w:val="21"/>
+          <w:lang w:eastAsia="tr-TR"/>
+          <w14:ligatures w14:val="none"/>
+        </w:rPr>
+        <w:t>'black'</w:t>
+      </w:r>
+      <w:r>
+        <w:rPr>
+          <w:rFonts w:ascii="Consolas" w:eastAsia="Times New Roman" w:hAnsi="Consolas" w:cs="Times New Roman"/>
+          <w:color w:val="BBBEBF"/>
+          <w:kern w:val="0"/>
+          <w:sz w:val="21"/>
+          <w:szCs w:val="21"/>
+          <w:lang w:eastAsia="tr-TR"/>
+          <w14:ligatures w14:val="none"/>
+        </w:rPr>
+        <w:t xml:space="preserve">, </w:t>
+      </w:r>
+      <w:r>
+        <w:rPr>
+          <w:rFonts w:ascii="Consolas" w:eastAsia="Times New Roman" w:hAnsi="Consolas" w:cs="Times New Roman"/>
+          <w:color w:val="569CD6"/>
+          <w:kern w:val="0"/>
+          <w:sz w:val="21"/>
+          <w:szCs w:val="21"/>
+          <w:lang w:eastAsia="tr-TR"/>
+          <w14:ligatures w14:val="none"/>
+        </w:rPr>
+        <w:t>true</w:t>
+      </w:r>
+      <w:r>
+        <w:rPr>
+          <w:rFonts w:ascii="Consolas" w:eastAsia="Times New Roman" w:hAnsi="Consolas" w:cs="Times New Roman"/>
+          <w:color w:val="BBBEBF"/>
+          <w:kern w:val="0"/>
+          <w:sz w:val="21"/>
+          <w:szCs w:val="21"/>
+          <w:lang w:eastAsia="tr-TR"/>
+          <w14:ligatures w14:val="none"/>
+        </w:rPr>
+        <w:t>,</w:t>
+      </w:r>
+      <w:r>
+        <w:rPr>
+          <w:rFonts w:ascii="Consolas" w:eastAsia="Times New Roman" w:hAnsi="Consolas" w:cs="Times New Roman"/>
+          <w:color w:val="B5CEA8"/>
+          <w:kern w:val="0"/>
+          <w:sz w:val="21"/>
+          <w:szCs w:val="21"/>
+          <w:lang w:eastAsia="tr-TR"/>
+          <w14:ligatures w14:val="none"/>
+        </w:rPr>
+        <w:t>45</w:t>
+      </w:r>
+      <w:r>
+        <w:rPr>
+          <w:rFonts w:ascii="Consolas" w:eastAsia="Times New Roman" w:hAnsi="Consolas" w:cs="Times New Roman"/>
+          <w:color w:val="BBBEBF"/>
+          <w:kern w:val="0"/>
+          <w:sz w:val="21"/>
+          <w:szCs w:val="21"/>
+          <w:lang w:eastAsia="tr-TR"/>
+          <w14:ligatures w14:val="none"/>
+        </w:rPr>
+        <w:t>];</w:t>
+      </w:r>
+    </w:p>
+    <w:p>
+      <w:pPr>
+        <w:jc w:val="both"/>
+        <w:rPr>
+          <w:rFonts w:ascii="Lucida Console" w:hAnsi="Lucida Console"/>
+        </w:rPr>
+      </w:pPr>
+    </w:p>
+    <w:p>
+      <w:pPr>
+        <w:jc w:val="both"/>
+        <w:rPr>
+          <w:rFonts w:ascii="Lucida Console" w:hAnsi="Lucida Console"/>
+        </w:rPr>
+      </w:pPr>
+      <w:r>
+        <w:rPr>
+          <w:rFonts w:ascii="Lucida Console" w:hAnsi="Lucida Console"/>
+        </w:rPr>
+        <w:t>tuples does not hold key,value pairs like objects therefore they are not as useful as them</w:t>
       </w:r>
       <w:bookmarkStart w:id="0" w:name="_GoBack"/>
       <w:bookmarkEnd w:id="0"/>
-    </w:p>
-    <w:p>
-      <w:pPr>
-        <w:jc w:val="both"/>
-        <w:rPr>
-          <w:rFonts w:ascii="Lucida Console" w:hAnsi="Lucida Console"/>
-        </w:rPr>
-      </w:pPr>
-    </w:p>
-    <w:p>
-      <w:pPr>
-        <w:jc w:val="both"/>
-        <w:rPr>
-          <w:rFonts w:ascii="Lucida Console" w:hAnsi="Lucida Console"/>
-        </w:rPr>
-      </w:pPr>
-      <w:r>
-        <w:rPr>
-          <w:rFonts w:ascii="Lucida Console" w:hAnsi="Lucida Console"/>
-        </w:rPr>
-        <w:t>the any type should be avoided</w:t>
-      </w:r>
     </w:p>
     <w:sectPr>
       <w:pgSz w:w="11906" w:h="16838"/>
